--- a/docs/星海知枢-macOS与Windows安装指导说明.docx
+++ b/docs/星海知枢-macOS与Windows安装指导说明.docx
@@ -111,7 +111,7 @@
                 <w:color w:val="202536"/>
                 <w:sz w:val="19"/>
               </w:rPr>
-              <w:t>主题 3.2.0 / 插件 1.2.3</w:t>
+              <w:t>主题 3.2.0 / 插件 1.2.4</w:t>
             </w:r>
           </w:p>
         </w:tc>
@@ -1064,7 +1064,7 @@
                 <w:color w:val="202536"/>
                 <w:sz w:val="18"/>
               </w:rPr>
-              <w:t>1.2.3</w:t>
+              <w:t>1.2.4</w:t>
             </w:r>
           </w:p>
         </w:tc>
@@ -1283,7 +1283,7 @@
           <w:rFonts w:ascii="Arial Unicode MS" w:hAnsi="Arial Unicode MS" w:eastAsia="Arial Unicode MS" w:cs="Arial Unicode MS"/>
           <w:color w:val="202536"/>
         </w:rPr>
-        <w:t>解压正式 ZIP 后，核心内容包括主题、插件、工作台模板和说明文件。</w:t>
+        <w:t>解压正式 ZIP 后，核心内容包括主题、插件、可选工作区预设和说明文件。</w:t>
       </w:r>
     </w:p>
     <w:tbl>
@@ -1509,7 +1509,7 @@
                 <w:color w:val="202536"/>
                 <w:sz w:val="18"/>
               </w:rPr>
-              <w:t>Markdown、Base、桌面工作区和图谱参考预设。</w:t>
+              <w:t>桌面工作区、外观和图谱参考预设。</w:t>
             </w:r>
           </w:p>
         </w:tc>
@@ -1618,60 +1618,6 @@
                 <w:sz w:val="18"/>
               </w:rPr>
               <w:t>简版安装、启用和回滚说明。</w:t>
-            </w:r>
-          </w:p>
-        </w:tc>
-      </w:tr>
-      <w:tr>
-        <w:tc>
-          <w:tcPr>
-            <w:tcW w:type="dxa" w:w="2700"/>
-            <w:tcMar>
-              <w:top w:w="80" w:type="dxa"/>
-              <w:start w:w="120" w:type="dxa"/>
-              <w:bottom w:w="80" w:type="dxa"/>
-              <w:end w:w="120" w:type="dxa"/>
-            </w:tcMar>
-            <w:vAlign w:val="center"/>
-          </w:tcPr>
-          <w:p>
-            <w:pPr>
-              <w:spacing w:after="0"/>
-            </w:pPr>
-            <w:r>
-              <w:rPr>
-                <w:rFonts w:ascii="Arial Unicode MS" w:hAnsi="Arial Unicode MS" w:eastAsia="Arial Unicode MS" w:cs="Arial Unicode MS"/>
-                <w:b/>
-                <w:color w:val="202536"/>
-                <w:sz w:val="18"/>
-              </w:rPr>
-              <w:t>`QA-STATUS.md`</w:t>
-            </w:r>
-          </w:p>
-        </w:tc>
-        <w:tc>
-          <w:tcPr>
-            <w:tcW w:type="dxa" w:w="6660"/>
-            <w:tcMar>
-              <w:top w:w="80" w:type="dxa"/>
-              <w:start w:w="120" w:type="dxa"/>
-              <w:bottom w:w="80" w:type="dxa"/>
-              <w:end w:w="120" w:type="dxa"/>
-            </w:tcMar>
-            <w:vAlign w:val="center"/>
-          </w:tcPr>
-          <w:p>
-            <w:pPr>
-              <w:spacing w:after="0"/>
-            </w:pPr>
-            <w:r>
-              <w:rPr>
-                <w:rFonts w:ascii="Arial Unicode MS" w:hAnsi="Arial Unicode MS" w:eastAsia="Arial Unicode MS" w:cs="Arial Unicode MS"/>
-                <w:b w:val="0"/>
-                <w:color w:val="202536"/>
-                <w:sz w:val="18"/>
-              </w:rPr>
-              <w:t>发布验收状态与未验证限制。</w:t>
             </w:r>
           </w:p>
         </w:tc>
@@ -2050,23 +1996,6 @@
           <w:rFonts w:ascii="Arial Unicode MS" w:hAnsi="Arial Unicode MS" w:eastAsia="Arial Unicode MS" w:cs="Arial Unicode MS"/>
           <w:color w:val="202536"/>
         </w:rPr>
-        <w:t>可选：把 `工作台/00-星海工作台.md` 和 `03-工作台视图.base` 复制到知识库中的入口目录。</w:t>
-      </w:r>
-    </w:p>
-    <w:p>
-      <w:pPr>
-        <w:numPr>
-          <w:ilvl w:val="0"/>
-          <w:numId w:val="10"/>
-        </w:numPr>
-        <w:spacing w:after="100" w:line="300" w:lineRule="auto"/>
-        <w:ind w:left="540" w:hanging="271"/>
-      </w:pPr>
-      <w:r>
-        <w:rPr>
-          <w:rFonts w:ascii="Arial Unicode MS" w:hAnsi="Arial Unicode MS" w:eastAsia="Arial Unicode MS" w:cs="Arial Unicode MS"/>
-          <w:color w:val="202536"/>
-        </w:rPr>
         <w:t>启动 Obsidian，进入“设置 → 外观 → 主题”，选择“星海知枢”。</w:t>
       </w:r>
     </w:p>
@@ -2308,6 +2237,20 @@
           <w:color w:val="202536"/>
         </w:rPr>
         <w:t>项目进度应根据项目笔记的任务完成比自动计算。</w:t>
+      </w:r>
+    </w:p>
+    <w:p>
+      <w:pPr>
+        <w:pStyle w:val="ListBullet"/>
+        <w:spacing w:after="80" w:line="300" w:lineRule="auto"/>
+        <w:ind w:left="540" w:hanging="271"/>
+      </w:pPr>
+      <w:r>
+        <w:rPr>
+          <w:rFonts w:ascii="Arial Unicode MS" w:hAnsi="Arial Unicode MS" w:eastAsia="Arial Unicode MS" w:cs="Arial Unicode MS"/>
+          <w:color w:val="202536"/>
+        </w:rPr>
+        <w:t>“进行中的项目”右上角应显示新增按钮，打开表单后由用户选择保存目录。</w:t>
       </w:r>
     </w:p>
     <w:p>
@@ -3136,7 +3079,7 @@
         <w:color w:val="667085"/>
         <w:sz w:val="17"/>
       </w:rPr>
-      <w:t xml:space="preserve">主题 3.2.0  ·  插件 1.2.3  ·  第 </w:t>
+      <w:t xml:space="preserve">主题 3.2.0  ·  插件 1.2.4  ·  第 </w:t>
     </w:r>
     <w:r>
       <w:rPr>

--- a/docs/星海知枢-macOS与Windows安装指导说明.docx
+++ b/docs/星海知枢-macOS与Windows安装指导说明.docx
@@ -4,14 +4,14 @@
   <w:body>
     <w:p>
       <w:pPr>
-        <w:spacing w:before="1360" w:after="360"/>
+        <w:spacing w:before="1100"/>
         <w:jc w:val="center"/>
       </w:pPr>
       <w:r>
         <w:rPr>
           <w:rFonts w:ascii="Arial Unicode MS" w:hAnsi="Arial Unicode MS" w:eastAsia="Arial Unicode MS" w:cs="Arial Unicode MS"/>
           <w:b/>
-          <w:color w:val="31C6D4"/>
+          <w:color w:val="18B9CA"/>
           <w:sz w:val="28"/>
         </w:rPr>
         <w:t>星海知枢</w:t>
@@ -19,99 +19,78 @@
     </w:p>
     <w:p>
       <w:pPr>
-        <w:spacing w:after="160"/>
         <w:jc w:val="center"/>
       </w:pPr>
       <w:r>
         <w:rPr>
           <w:rFonts w:ascii="Arial Unicode MS" w:hAnsi="Arial Unicode MS" w:eastAsia="Arial Unicode MS" w:cs="Arial Unicode MS"/>
           <w:b/>
-          <w:color w:val="302B73"/>
-          <w:sz w:val="56"/>
+          <w:color w:val="38318B"/>
+          <w:sz w:val="54"/>
         </w:rPr>
         <w:t>macOS / Windows 安装指导说明</w:t>
       </w:r>
     </w:p>
     <w:p>
       <w:pPr>
-        <w:spacing w:after="560"/>
+        <w:spacing w:after="520"/>
         <w:jc w:val="center"/>
       </w:pPr>
       <w:r>
         <w:rPr>
           <w:rFonts w:ascii="Arial Unicode MS" w:hAnsi="Arial Unicode MS" w:eastAsia="Arial Unicode MS" w:cs="Arial Unicode MS"/>
-          <w:color w:val="667085"/>
+          <w:b w:val="0"/>
+          <w:color w:val="68748A"/>
           <w:sz w:val="26"/>
         </w:rPr>
-        <w:t>从备份、安装到首次验收的完整流程</w:t>
+        <w:t>从下载、复制到启用与回滚</w:t>
       </w:r>
     </w:p>
     <w:tbl>
       <w:tblPr>
-        <w:tblW w:type="dxa" w:w="9360"/>
+        <w:tblW w:type="auto" w:w="0"/>
         <w:jc w:val="left"/>
         <w:tblLayout w:type="fixed"/>
         <w:tblLook w:firstColumn="1" w:firstRow="1" w:lastColumn="0" w:lastRow="0" w:noHBand="0" w:noVBand="1" w:val="04A0"/>
-        <w:tblInd w:w="120" w:type="dxa"/>
       </w:tblPr>
       <w:tblGrid>
-        <w:gridCol w:w="2700"/>
-        <w:gridCol w:w="6660"/>
+        <w:gridCol w:w="4680"/>
+        <w:gridCol w:w="4680"/>
       </w:tblGrid>
       <w:tr>
-        <w:trPr>
-          <w:tblHeader w:val="true"/>
-        </w:trPr>
         <w:tc>
           <w:tcPr>
             <w:tcW w:type="dxa" w:w="2700"/>
-            <w:tcMar>
-              <w:top w:w="80" w:type="dxa"/>
-              <w:start w:w="120" w:type="dxa"/>
-              <w:bottom w:w="80" w:type="dxa"/>
-              <w:end w:w="120" w:type="dxa"/>
-            </w:tcMar>
+            <w:shd w:fill="E8EEF5"/>
             <w:vAlign w:val="center"/>
-            <w:shd w:fill="EEF1FF"/>
           </w:tcPr>
           <w:p>
-            <w:pPr>
-              <w:spacing w:after="0"/>
-            </w:pPr>
             <w:r>
               <w:rPr>
                 <w:rFonts w:ascii="Arial Unicode MS" w:hAnsi="Arial Unicode MS" w:eastAsia="Arial Unicode MS" w:cs="Arial Unicode MS"/>
                 <w:b/>
-                <w:color w:val="302B73"/>
-                <w:sz w:val="19"/>
+                <w:color w:val="38318B"/>
+                <w:sz w:val="20"/>
               </w:rPr>
-              <w:t>适用版本</w:t>
+              <w:t>项目</w:t>
             </w:r>
           </w:p>
         </w:tc>
         <w:tc>
           <w:tcPr>
             <w:tcW w:type="dxa" w:w="6660"/>
-            <w:tcMar>
-              <w:top w:w="80" w:type="dxa"/>
-              <w:start w:w="120" w:type="dxa"/>
-              <w:bottom w:w="80" w:type="dxa"/>
-              <w:end w:w="120" w:type="dxa"/>
-            </w:tcMar>
+            <w:shd w:fill="E8EEF5"/>
             <w:vAlign w:val="center"/>
           </w:tcPr>
           <w:p>
-            <w:pPr>
-              <w:spacing w:after="0"/>
-            </w:pPr>
             <w:r>
               <w:rPr>
                 <w:rFonts w:ascii="Arial Unicode MS" w:hAnsi="Arial Unicode MS" w:eastAsia="Arial Unicode MS" w:cs="Arial Unicode MS"/>
-                <w:b w:val="0"/>
-                <w:color w:val="202536"/>
-                <w:sz w:val="19"/>
+                <w:b/>
+                <w:color w:val="38318B"/>
+                <w:sz w:val="20"/>
               </w:rPr>
-              <w:t>主题 3.2.0 / 插件 1.2.4</w:t>
+              <w:t>说明</w:t>
             </w:r>
           </w:p>
         </w:tc>
@@ -120,53 +99,34 @@
         <w:tc>
           <w:tcPr>
             <w:tcW w:type="dxa" w:w="2700"/>
-            <w:tcMar>
-              <w:top w:w="80" w:type="dxa"/>
-              <w:start w:w="120" w:type="dxa"/>
-              <w:bottom w:w="80" w:type="dxa"/>
-              <w:end w:w="120" w:type="dxa"/>
-            </w:tcMar>
             <w:vAlign w:val="center"/>
-            <w:shd w:fill="EEF1FF"/>
           </w:tcPr>
           <w:p>
-            <w:pPr>
-              <w:spacing w:after="0"/>
-            </w:pPr>
             <w:r>
               <w:rPr>
                 <w:rFonts w:ascii="Arial Unicode MS" w:hAnsi="Arial Unicode MS" w:eastAsia="Arial Unicode MS" w:cs="Arial Unicode MS"/>
                 <w:b/>
-                <w:color w:val="302B73"/>
-                <w:sz w:val="19"/>
+                <w:color w:val="172033"/>
+                <w:sz w:val="20"/>
               </w:rPr>
-              <w:t>运行环境</w:t>
+              <w:t>产品类型</w:t>
             </w:r>
           </w:p>
         </w:tc>
         <w:tc>
           <w:tcPr>
             <w:tcW w:type="dxa" w:w="6660"/>
-            <w:tcMar>
-              <w:top w:w="80" w:type="dxa"/>
-              <w:start w:w="120" w:type="dxa"/>
-              <w:bottom w:w="80" w:type="dxa"/>
-              <w:end w:w="120" w:type="dxa"/>
-            </w:tcMar>
             <w:vAlign w:val="center"/>
           </w:tcPr>
           <w:p>
-            <w:pPr>
-              <w:spacing w:after="0"/>
-            </w:pPr>
             <w:r>
               <w:rPr>
                 <w:rFonts w:ascii="Arial Unicode MS" w:hAnsi="Arial Unicode MS" w:eastAsia="Arial Unicode MS" w:cs="Arial Unicode MS"/>
                 <w:b w:val="0"/>
-                <w:color w:val="202536"/>
-                <w:sz w:val="19"/>
+                <w:color w:val="172033"/>
+                <w:sz w:val="20"/>
               </w:rPr>
-              <w:t>macOS 或 Windows + Obsidian 1.9.0 或更高版本</w:t>
+              <w:t>Obsidian 外观主题，不是社区插件</w:t>
             </w:r>
           </w:p>
         </w:tc>
@@ -175,53 +135,34 @@
         <w:tc>
           <w:tcPr>
             <w:tcW w:type="dxa" w:w="2700"/>
-            <w:tcMar>
-              <w:top w:w="80" w:type="dxa"/>
-              <w:start w:w="120" w:type="dxa"/>
-              <w:bottom w:w="80" w:type="dxa"/>
-              <w:end w:w="120" w:type="dxa"/>
-            </w:tcMar>
             <w:vAlign w:val="center"/>
-            <w:shd w:fill="EEF1FF"/>
           </w:tcPr>
           <w:p>
-            <w:pPr>
-              <w:spacing w:after="0"/>
-            </w:pPr>
             <w:r>
               <w:rPr>
                 <w:rFonts w:ascii="Arial Unicode MS" w:hAnsi="Arial Unicode MS" w:eastAsia="Arial Unicode MS" w:cs="Arial Unicode MS"/>
                 <w:b/>
-                <w:color w:val="302B73"/>
-                <w:sz w:val="19"/>
+                <w:color w:val="172033"/>
+                <w:sz w:val="20"/>
               </w:rPr>
-              <w:t>适用对象</w:t>
+              <w:t>主题版本</w:t>
             </w:r>
           </w:p>
         </w:tc>
         <w:tc>
           <w:tcPr>
             <w:tcW w:type="dxa" w:w="6660"/>
-            <w:tcMar>
-              <w:top w:w="80" w:type="dxa"/>
-              <w:start w:w="120" w:type="dxa"/>
-              <w:bottom w:w="80" w:type="dxa"/>
-              <w:end w:w="120" w:type="dxa"/>
-            </w:tcMar>
             <w:vAlign w:val="center"/>
           </w:tcPr>
           <w:p>
-            <w:pPr>
-              <w:spacing w:after="0"/>
-            </w:pPr>
             <w:r>
               <w:rPr>
                 <w:rFonts w:ascii="Arial Unicode MS" w:hAnsi="Arial Unicode MS" w:eastAsia="Arial Unicode MS" w:cs="Arial Unicode MS"/>
                 <w:b w:val="0"/>
-                <w:color w:val="202536"/>
-                <w:sz w:val="19"/>
+                <w:color w:val="172033"/>
+                <w:sz w:val="20"/>
               </w:rPr>
-              <w:t>macOS 与 Windows 首次安装者、知识库管理员</w:t>
+              <w:t>3.2.0</w:t>
             </w:r>
           </w:p>
         </w:tc>
@@ -230,25 +171,87 @@
         <w:tc>
           <w:tcPr>
             <w:tcW w:type="dxa" w:w="2700"/>
-            <w:tcMar>
-              <w:top w:w="80" w:type="dxa"/>
-              <w:start w:w="120" w:type="dxa"/>
-              <w:bottom w:w="80" w:type="dxa"/>
-              <w:end w:w="120" w:type="dxa"/>
-            </w:tcMar>
             <w:vAlign w:val="center"/>
-            <w:shd w:fill="EEF1FF"/>
           </w:tcPr>
           <w:p>
-            <w:pPr>
-              <w:spacing w:after="0"/>
-            </w:pPr>
             <w:r>
               <w:rPr>
                 <w:rFonts w:ascii="Arial Unicode MS" w:hAnsi="Arial Unicode MS" w:eastAsia="Arial Unicode MS" w:cs="Arial Unicode MS"/>
                 <w:b/>
-                <w:color w:val="302B73"/>
-                <w:sz w:val="19"/>
+                <w:color w:val="172033"/>
+                <w:sz w:val="20"/>
+              </w:rPr>
+              <w:t>最低版本</w:t>
+            </w:r>
+          </w:p>
+        </w:tc>
+        <w:tc>
+          <w:tcPr>
+            <w:tcW w:type="dxa" w:w="6660"/>
+            <w:vAlign w:val="center"/>
+          </w:tcPr>
+          <w:p>
+            <w:r>
+              <w:rPr>
+                <w:rFonts w:ascii="Arial Unicode MS" w:hAnsi="Arial Unicode MS" w:eastAsia="Arial Unicode MS" w:cs="Arial Unicode MS"/>
+                <w:b w:val="0"/>
+                <w:color w:val="172033"/>
+                <w:sz w:val="20"/>
+              </w:rPr>
+              <w:t>Obsidian 1.9.0</w:t>
+            </w:r>
+          </w:p>
+        </w:tc>
+      </w:tr>
+      <w:tr>
+        <w:tc>
+          <w:tcPr>
+            <w:tcW w:type="dxa" w:w="2700"/>
+            <w:vAlign w:val="center"/>
+          </w:tcPr>
+          <w:p>
+            <w:r>
+              <w:rPr>
+                <w:rFonts w:ascii="Arial Unicode MS" w:hAnsi="Arial Unicode MS" w:eastAsia="Arial Unicode MS" w:cs="Arial Unicode MS"/>
+                <w:b/>
+                <w:color w:val="172033"/>
+                <w:sz w:val="20"/>
+              </w:rPr>
+              <w:t>适用系统</w:t>
+            </w:r>
+          </w:p>
+        </w:tc>
+        <w:tc>
+          <w:tcPr>
+            <w:tcW w:type="dxa" w:w="6660"/>
+            <w:vAlign w:val="center"/>
+          </w:tcPr>
+          <w:p>
+            <w:r>
+              <w:rPr>
+                <w:rFonts w:ascii="Arial Unicode MS" w:hAnsi="Arial Unicode MS" w:eastAsia="Arial Unicode MS" w:cs="Arial Unicode MS"/>
+                <w:b w:val="0"/>
+                <w:color w:val="172033"/>
+                <w:sz w:val="20"/>
+              </w:rPr>
+              <w:t>macOS 与 Windows</w:t>
+            </w:r>
+          </w:p>
+        </w:tc>
+      </w:tr>
+      <w:tr>
+        <w:tc>
+          <w:tcPr>
+            <w:tcW w:type="dxa" w:w="2700"/>
+            <w:vAlign w:val="center"/>
+          </w:tcPr>
+          <w:p>
+            <w:r>
+              <w:rPr>
+                <w:rFonts w:ascii="Arial Unicode MS" w:hAnsi="Arial Unicode MS" w:eastAsia="Arial Unicode MS" w:cs="Arial Unicode MS"/>
+                <w:b/>
+                <w:color w:val="172033"/>
+                <w:sz w:val="20"/>
               </w:rPr>
               <w:t>更新日期</w:t>
             </w:r>
@@ -257,24 +260,15 @@
         <w:tc>
           <w:tcPr>
             <w:tcW w:type="dxa" w:w="6660"/>
-            <w:tcMar>
-              <w:top w:w="80" w:type="dxa"/>
-              <w:start w:w="120" w:type="dxa"/>
-              <w:bottom w:w="80" w:type="dxa"/>
-              <w:end w:w="120" w:type="dxa"/>
-            </w:tcMar>
             <w:vAlign w:val="center"/>
           </w:tcPr>
           <w:p>
-            <w:pPr>
-              <w:spacing w:after="0"/>
-            </w:pPr>
             <w:r>
               <w:rPr>
                 <w:rFonts w:ascii="Arial Unicode MS" w:hAnsi="Arial Unicode MS" w:eastAsia="Arial Unicode MS" w:cs="Arial Unicode MS"/>
                 <w:b w:val="0"/>
-                <w:color w:val="202536"/>
-                <w:sz w:val="19"/>
+                <w:color w:val="172033"/>
+                <w:sz w:val="20"/>
               </w:rPr>
               <w:t>2026-08-15</w:t>
             </w:r>
@@ -282,63 +276,47 @@
         </w:tc>
       </w:tr>
     </w:tbl>
+    <w:p/>
     <w:tbl>
       <w:tblPr>
-        <w:tblW w:type="dxa" w:w="9360"/>
+        <w:tblW w:type="auto" w:w="0"/>
         <w:jc w:val="left"/>
         <w:tblLayout w:type="fixed"/>
         <w:tblLook w:firstColumn="1" w:firstRow="1" w:lastColumn="0" w:lastRow="0" w:noHBand="0" w:noVBand="1" w:val="04A0"/>
-        <w:tblInd w:w="120" w:type="dxa"/>
       </w:tblPr>
       <w:tblGrid>
         <w:gridCol w:w="9360"/>
       </w:tblGrid>
       <w:tr>
-        <w:trPr>
-          <w:tblHeader w:val="true"/>
-        </w:trPr>
         <w:tc>
           <w:tcPr>
             <w:tcW w:type="dxa" w:w="9360"/>
-            <w:tcMar>
-              <w:top w:w="80" w:type="dxa"/>
-              <w:start w:w="120" w:type="dxa"/>
-              <w:bottom w:w="80" w:type="dxa"/>
-              <w:end w:w="120" w:type="dxa"/>
-            </w:tcMar>
-            <w:vAlign w:val="center"/>
-            <w:shd w:fill="FFF2F0"/>
+            <w:shd w:fill="EEF2FF"/>
           </w:tcPr>
           <w:p>
-            <w:pPr>
-              <w:spacing w:after="20"/>
-            </w:pPr>
             <w:r>
               <w:rPr>
                 <w:rFonts w:ascii="Arial Unicode MS" w:hAnsi="Arial Unicode MS" w:eastAsia="Arial Unicode MS" w:cs="Arial Unicode MS"/>
                 <w:b/>
-                <w:color w:val="B42318"/>
-                <w:sz w:val="19"/>
+                <w:color w:val="38318B"/>
+                <w:sz w:val="20"/>
               </w:rPr>
-              <w:t>发布说明：</w:t>
+              <w:t>范围说明：</w:t>
             </w:r>
             <w:r>
               <w:rPr>
                 <w:rFonts w:ascii="Arial Unicode MS" w:hAnsi="Arial Unicode MS" w:eastAsia="Arial Unicode MS" w:cs="Arial Unicode MS"/>
-                <w:color w:val="202536"/>
-                <w:sz w:val="19"/>
+                <w:b w:val="0"/>
+                <w:color w:val="172033"/>
+                <w:sz w:val="20"/>
               </w:rPr>
-              <w:t>移动端已完成代码适配、窄容器模拟和自动检测；未在真实手机 Obsidian 中完成截图与触控回归。</w:t>
+              <w:t>本次发布只包含主题 CSS 与实际引用的图片资源，不包含 JavaScript、工作台、测试库或任务管理功能。</w:t>
             </w:r>
           </w:p>
         </w:tc>
       </w:tr>
     </w:tbl>
-    <w:p>
-      <w:pPr>
-        <w:spacing w:after="20"/>
-      </w:pPr>
-    </w:p>
+    <w:p/>
     <w:p>
       <w:r>
         <w:br w:type="page"/>
@@ -349,45 +327,106 @@
         <w:pStyle w:val="Heading1"/>
       </w:pPr>
       <w:r>
-        <w:t>快速导航</w:t>
+        <w:t>1. 安装前确认</w:t>
+      </w:r>
+    </w:p>
+    <w:p>
+      <w:pPr>
+        <w:pStyle w:val="ListBullet"/>
+        <w:spacing w:after="80"/>
+        <w:ind w:left="540" w:hanging="271"/>
+      </w:pPr>
+      <w:r>
+        <w:rPr>
+          <w:rFonts w:ascii="Arial Unicode MS" w:hAnsi="Arial Unicode MS" w:eastAsia="Arial Unicode MS" w:cs="Arial Unicode MS"/>
+          <w:b w:val="0"/>
+          <w:color w:val="172033"/>
+          <w:sz w:val="22"/>
+        </w:rPr>
+        <w:t>本包是 Obsidian 主题，不是独立应用、社区插件或工作台。</w:t>
+      </w:r>
+    </w:p>
+    <w:p>
+      <w:pPr>
+        <w:pStyle w:val="ListBullet"/>
+        <w:spacing w:after="80"/>
+        <w:ind w:left="540" w:hanging="271"/>
+      </w:pPr>
+      <w:r>
+        <w:rPr>
+          <w:rFonts w:ascii="Arial Unicode MS" w:hAnsi="Arial Unicode MS" w:eastAsia="Arial Unicode MS" w:cs="Arial Unicode MS"/>
+          <w:b w:val="0"/>
+          <w:color w:val="172033"/>
+          <w:sz w:val="22"/>
+        </w:rPr>
+        <w:t>确认 Obsidian 版本不低于 1.9.0。</w:t>
+      </w:r>
+    </w:p>
+    <w:p>
+      <w:pPr>
+        <w:pStyle w:val="ListBullet"/>
+        <w:spacing w:after="80"/>
+        <w:ind w:left="540" w:hanging="271"/>
+      </w:pPr>
+      <w:r>
+        <w:rPr>
+          <w:rFonts w:ascii="Arial Unicode MS" w:hAnsi="Arial Unicode MS" w:eastAsia="Arial Unicode MS" w:cs="Arial Unicode MS"/>
+          <w:b w:val="0"/>
+          <w:color w:val="172033"/>
+          <w:sz w:val="22"/>
+        </w:rPr>
+        <w:t>建议备份知识库中的 `.obsidian/appearance.json`。</w:t>
+      </w:r>
+    </w:p>
+    <w:p>
+      <w:pPr>
+        <w:pStyle w:val="ListBullet"/>
+        <w:spacing w:after="80"/>
+        <w:ind w:left="540" w:hanging="271"/>
+      </w:pPr>
+      <w:r>
+        <w:rPr>
+          <w:rFonts w:ascii="Arial Unicode MS" w:hAnsi="Arial Unicode MS" w:eastAsia="Arial Unicode MS" w:cs="Arial Unicode MS"/>
+          <w:b w:val="0"/>
+          <w:color w:val="172033"/>
+          <w:sz w:val="22"/>
+        </w:rPr>
+        <w:t>安装和覆盖文件前完全退出 Obsidian。</w:t>
+      </w:r>
+    </w:p>
+    <w:p>
+      <w:pPr>
+        <w:pStyle w:val="Heading1"/>
+      </w:pPr>
+      <w:r>
+        <w:t>2. 安装包内容</w:t>
       </w:r>
     </w:p>
     <w:tbl>
       <w:tblPr>
-        <w:tblStyle w:val="TableGrid"/>
-        <w:tblW w:type="dxa" w:w="9360"/>
+        <w:tblW w:type="auto" w:w="0"/>
+        <w:jc w:val="left"/>
         <w:tblLayout w:type="fixed"/>
         <w:tblLook w:firstColumn="1" w:firstRow="1" w:lastColumn="0" w:lastRow="0" w:noHBand="0" w:noVBand="1" w:val="04A0"/>
-        <w:jc w:val="left"/>
-        <w:tblInd w:w="120" w:type="dxa"/>
       </w:tblPr>
       <w:tblGrid>
-        <w:gridCol w:w="2700"/>
-        <w:gridCol w:w="6660"/>
+        <w:gridCol w:w="4680"/>
+        <w:gridCol w:w="4680"/>
       </w:tblGrid>
       <w:tr>
-        <w:trPr>
-          <w:tblHeader w:val="true"/>
-        </w:trPr>
         <w:tc>
           <w:tcPr>
             <w:tcW w:type="dxa" w:w="2700"/>
-            <w:tcMar>
-              <w:top w:w="80" w:type="dxa"/>
-              <w:start w:w="120" w:type="dxa"/>
-              <w:bottom w:w="80" w:type="dxa"/>
-              <w:end w:w="120" w:type="dxa"/>
-            </w:tcMar>
+            <w:shd w:fill="E8EEF5"/>
             <w:vAlign w:val="center"/>
-            <w:shd w:fill="E8EEF5"/>
           </w:tcPr>
           <w:p>
             <w:r>
               <w:rPr>
                 <w:rFonts w:ascii="Arial Unicode MS" w:hAnsi="Arial Unicode MS" w:eastAsia="Arial Unicode MS" w:cs="Arial Unicode MS"/>
                 <w:b/>
-                <w:color w:val="302B73"/>
-                <w:sz w:val="19"/>
+                <w:color w:val="38318B"/>
+                <w:sz w:val="20"/>
               </w:rPr>
               <w:t>项目</w:t>
             </w:r>
@@ -396,22 +435,16 @@
         <w:tc>
           <w:tcPr>
             <w:tcW w:type="dxa" w:w="6660"/>
-            <w:tcMar>
-              <w:top w:w="80" w:type="dxa"/>
-              <w:start w:w="120" w:type="dxa"/>
-              <w:bottom w:w="80" w:type="dxa"/>
-              <w:end w:w="120" w:type="dxa"/>
-            </w:tcMar>
+            <w:shd w:fill="E8EEF5"/>
             <w:vAlign w:val="center"/>
-            <w:shd w:fill="E8EEF5"/>
           </w:tcPr>
           <w:p>
             <w:r>
               <w:rPr>
                 <w:rFonts w:ascii="Arial Unicode MS" w:hAnsi="Arial Unicode MS" w:eastAsia="Arial Unicode MS" w:cs="Arial Unicode MS"/>
                 <w:b/>
-                <w:color w:val="302B73"/>
-                <w:sz w:val="19"/>
+                <w:color w:val="38318B"/>
+                <w:sz w:val="20"/>
               </w:rPr>
               <w:t>说明</w:t>
             </w:r>
@@ -422,52 +455,34 @@
         <w:tc>
           <w:tcPr>
             <w:tcW w:type="dxa" w:w="2700"/>
-            <w:tcMar>
-              <w:top w:w="80" w:type="dxa"/>
-              <w:start w:w="120" w:type="dxa"/>
-              <w:bottom w:w="80" w:type="dxa"/>
-              <w:end w:w="120" w:type="dxa"/>
-            </w:tcMar>
             <w:vAlign w:val="center"/>
           </w:tcPr>
           <w:p>
-            <w:pPr>
-              <w:spacing w:after="0"/>
-            </w:pPr>
             <w:r>
               <w:rPr>
                 <w:rFonts w:ascii="Arial Unicode MS" w:hAnsi="Arial Unicode MS" w:eastAsia="Arial Unicode MS" w:cs="Arial Unicode MS"/>
                 <w:b/>
-                <w:color w:val="202536"/>
-                <w:sz w:val="18"/>
+                <w:color w:val="172033"/>
+                <w:sz w:val="20"/>
               </w:rPr>
-              <w:t>1. 安装前</w:t>
+              <w:t>manifest.json</w:t>
             </w:r>
           </w:p>
         </w:tc>
         <w:tc>
           <w:tcPr>
             <w:tcW w:type="dxa" w:w="6660"/>
-            <w:tcMar>
-              <w:top w:w="80" w:type="dxa"/>
-              <w:start w:w="120" w:type="dxa"/>
-              <w:bottom w:w="80" w:type="dxa"/>
-              <w:end w:w="120" w:type="dxa"/>
-            </w:tcMar>
             <w:vAlign w:val="center"/>
           </w:tcPr>
           <w:p>
-            <w:pPr>
-              <w:spacing w:after="0"/>
-            </w:pPr>
             <w:r>
               <w:rPr>
                 <w:rFonts w:ascii="Arial Unicode MS" w:hAnsi="Arial Unicode MS" w:eastAsia="Arial Unicode MS" w:cs="Arial Unicode MS"/>
                 <w:b w:val="0"/>
-                <w:color w:val="202536"/>
-                <w:sz w:val="18"/>
+                <w:color w:val="172033"/>
+                <w:sz w:val="20"/>
               </w:rPr>
-              <w:t>核对 Obsidian 版本，备份 `.obsidian` 和重要 Markdown。</w:t>
+              <w:t>主题名称、版本和最低 Obsidian 版本。</w:t>
             </w:r>
           </w:p>
         </w:tc>
@@ -476,52 +491,34 @@
         <w:tc>
           <w:tcPr>
             <w:tcW w:type="dxa" w:w="2700"/>
-            <w:tcMar>
-              <w:top w:w="80" w:type="dxa"/>
-              <w:start w:w="120" w:type="dxa"/>
-              <w:bottom w:w="80" w:type="dxa"/>
-              <w:end w:w="120" w:type="dxa"/>
-            </w:tcMar>
             <w:vAlign w:val="center"/>
           </w:tcPr>
           <w:p>
-            <w:pPr>
-              <w:spacing w:after="0"/>
-            </w:pPr>
             <w:r>
               <w:rPr>
                 <w:rFonts w:ascii="Arial Unicode MS" w:hAnsi="Arial Unicode MS" w:eastAsia="Arial Unicode MS" w:cs="Arial Unicode MS"/>
                 <w:b/>
-                <w:color w:val="202536"/>
-                <w:sz w:val="18"/>
+                <w:color w:val="172033"/>
+                <w:sz w:val="20"/>
               </w:rPr>
-              <w:t>2. 复制文件</w:t>
+              <w:t>theme.css</w:t>
             </w:r>
           </w:p>
         </w:tc>
         <w:tc>
           <w:tcPr>
             <w:tcW w:type="dxa" w:w="6660"/>
-            <w:tcMar>
-              <w:top w:w="80" w:type="dxa"/>
-              <w:start w:w="120" w:type="dxa"/>
-              <w:bottom w:w="80" w:type="dxa"/>
-              <w:end w:w="120" w:type="dxa"/>
-            </w:tcMar>
             <w:vAlign w:val="center"/>
           </w:tcPr>
           <w:p>
-            <w:pPr>
-              <w:spacing w:after="0"/>
-            </w:pPr>
             <w:r>
               <w:rPr>
                 <w:rFonts w:ascii="Arial Unicode MS" w:hAnsi="Arial Unicode MS" w:eastAsia="Arial Unicode MS" w:cs="Arial Unicode MS"/>
                 <w:b w:val="0"/>
-                <w:color w:val="202536"/>
-                <w:sz w:val="18"/>
+                <w:color w:val="172033"/>
+                <w:sz w:val="20"/>
               </w:rPr>
-              <w:t>把主题和插件复制到指定的隐藏目录。</w:t>
+              <w:t>主题全部外观规则。</w:t>
             </w:r>
           </w:p>
         </w:tc>
@@ -530,52 +527,34 @@
         <w:tc>
           <w:tcPr>
             <w:tcW w:type="dxa" w:w="2700"/>
-            <w:tcMar>
-              <w:top w:w="80" w:type="dxa"/>
-              <w:start w:w="120" w:type="dxa"/>
-              <w:bottom w:w="80" w:type="dxa"/>
-              <w:end w:w="120" w:type="dxa"/>
-            </w:tcMar>
             <w:vAlign w:val="center"/>
           </w:tcPr>
           <w:p>
-            <w:pPr>
-              <w:spacing w:after="0"/>
-            </w:pPr>
             <w:r>
               <w:rPr>
                 <w:rFonts w:ascii="Arial Unicode MS" w:hAnsi="Arial Unicode MS" w:eastAsia="Arial Unicode MS" w:cs="Arial Unicode MS"/>
                 <w:b/>
-                <w:color w:val="202536"/>
-                <w:sz w:val="18"/>
+                <w:color w:val="172033"/>
+                <w:sz w:val="20"/>
               </w:rPr>
-              <w:t>3. 启用</w:t>
+              <w:t>starfield-dark</w:t>
             </w:r>
           </w:p>
         </w:tc>
         <w:tc>
           <w:tcPr>
             <w:tcW w:type="dxa" w:w="6660"/>
-            <w:tcMar>
-              <w:top w:w="80" w:type="dxa"/>
-              <w:start w:w="120" w:type="dxa"/>
-              <w:bottom w:w="80" w:type="dxa"/>
-              <w:end w:w="120" w:type="dxa"/>
-            </w:tcMar>
             <w:vAlign w:val="center"/>
           </w:tcPr>
           <w:p>
-            <w:pPr>
-              <w:spacing w:after="0"/>
-            </w:pPr>
             <w:r>
               <w:rPr>
                 <w:rFonts w:ascii="Arial Unicode MS" w:hAnsi="Arial Unicode MS" w:eastAsia="Arial Unicode MS" w:cs="Arial Unicode MS"/>
                 <w:b w:val="0"/>
-                <w:color w:val="202536"/>
-                <w:sz w:val="18"/>
+                <w:color w:val="172033"/>
+                <w:sz w:val="20"/>
               </w:rPr>
-              <w:t>在 Obsidian 中启用主题和“星海知枢工作台”插件。</w:t>
+              <w:t>深色模式背景资源。</w:t>
             </w:r>
           </w:p>
         </w:tc>
@@ -584,190 +563,150 @@
         <w:tc>
           <w:tcPr>
             <w:tcW w:type="dxa" w:w="2700"/>
-            <w:tcMar>
-              <w:top w:w="80" w:type="dxa"/>
-              <w:start w:w="120" w:type="dxa"/>
-              <w:bottom w:w="80" w:type="dxa"/>
-              <w:end w:w="120" w:type="dxa"/>
-            </w:tcMar>
             <w:vAlign w:val="center"/>
           </w:tcPr>
           <w:p>
-            <w:pPr>
-              <w:spacing w:after="0"/>
-            </w:pPr>
             <w:r>
               <w:rPr>
                 <w:rFonts w:ascii="Arial Unicode MS" w:hAnsi="Arial Unicode MS" w:eastAsia="Arial Unicode MS" w:cs="Arial Unicode MS"/>
                 <w:b/>
-                <w:color w:val="202536"/>
-                <w:sz w:val="18"/>
+                <w:color w:val="172033"/>
+                <w:sz w:val="20"/>
               </w:rPr>
-              <w:t>4. 验收</w:t>
+              <w:t>starfield-light</w:t>
             </w:r>
           </w:p>
         </w:tc>
         <w:tc>
           <w:tcPr>
             <w:tcW w:type="dxa" w:w="6660"/>
-            <w:tcMar>
-              <w:top w:w="80" w:type="dxa"/>
-              <w:start w:w="120" w:type="dxa"/>
-              <w:bottom w:w="80" w:type="dxa"/>
-              <w:end w:w="120" w:type="dxa"/>
-            </w:tcMar>
             <w:vAlign w:val="center"/>
           </w:tcPr>
           <w:p>
-            <w:pPr>
-              <w:spacing w:after="0"/>
-            </w:pPr>
             <w:r>
               <w:rPr>
                 <w:rFonts w:ascii="Arial Unicode MS" w:hAnsi="Arial Unicode MS" w:eastAsia="Arial Unicode MS" w:cs="Arial Unicode MS"/>
                 <w:b w:val="0"/>
-                <w:color w:val="202536"/>
-                <w:sz w:val="18"/>
+                <w:color w:val="172033"/>
+                <w:sz w:val="20"/>
               </w:rPr>
-              <w:t>检查三栏、星图、四模块、日历与写回反馈。</w:t>
-            </w:r>
-          </w:p>
-        </w:tc>
-      </w:tr>
-      <w:tr>
-        <w:tc>
-          <w:tcPr>
-            <w:tcW w:type="dxa" w:w="2700"/>
-            <w:tcMar>
-              <w:top w:w="80" w:type="dxa"/>
-              <w:start w:w="120" w:type="dxa"/>
-              <w:bottom w:w="80" w:type="dxa"/>
-              <w:end w:w="120" w:type="dxa"/>
-            </w:tcMar>
-            <w:vAlign w:val="center"/>
-          </w:tcPr>
-          <w:p>
-            <w:pPr>
-              <w:spacing w:after="0"/>
-            </w:pPr>
-            <w:r>
-              <w:rPr>
-                <w:rFonts w:ascii="Arial Unicode MS" w:hAnsi="Arial Unicode MS" w:eastAsia="Arial Unicode MS" w:cs="Arial Unicode MS"/>
-                <w:b/>
-                <w:color w:val="202536"/>
-                <w:sz w:val="18"/>
-              </w:rPr>
-              <w:t>5. 回滚</w:t>
-            </w:r>
-          </w:p>
-        </w:tc>
-        <w:tc>
-          <w:tcPr>
-            <w:tcW w:type="dxa" w:w="6660"/>
-            <w:tcMar>
-              <w:top w:w="80" w:type="dxa"/>
-              <w:start w:w="120" w:type="dxa"/>
-              <w:bottom w:w="80" w:type="dxa"/>
-              <w:end w:w="120" w:type="dxa"/>
-            </w:tcMar>
-            <w:vAlign w:val="center"/>
-          </w:tcPr>
-          <w:p>
-            <w:pPr>
-              <w:spacing w:after="0"/>
-            </w:pPr>
-            <w:r>
-              <w:rPr>
-                <w:rFonts w:ascii="Arial Unicode MS" w:hAnsi="Arial Unicode MS" w:eastAsia="Arial Unicode MS" w:cs="Arial Unicode MS"/>
-                <w:b w:val="0"/>
-                <w:color w:val="202536"/>
-                <w:sz w:val="18"/>
-              </w:rPr>
-              <w:t>如果异常，停用插件并恢复备份。</w:t>
+              <w:t>浅色模式背景资源。</w:t>
             </w:r>
           </w:p>
         </w:tc>
       </w:tr>
     </w:tbl>
-    <w:p>
-      <w:pPr>
-        <w:spacing w:after="20"/>
-      </w:pPr>
-    </w:p>
+    <w:p/>
     <w:tbl>
       <w:tblPr>
-        <w:tblW w:type="dxa" w:w="9360"/>
+        <w:tblW w:type="auto" w:w="0"/>
         <w:jc w:val="left"/>
         <w:tblLayout w:type="fixed"/>
         <w:tblLook w:firstColumn="1" w:firstRow="1" w:lastColumn="0" w:lastRow="0" w:noHBand="0" w:noVBand="1" w:val="04A0"/>
-        <w:tblInd w:w="120" w:type="dxa"/>
       </w:tblPr>
       <w:tblGrid>
         <w:gridCol w:w="9360"/>
       </w:tblGrid>
       <w:tr>
-        <w:trPr>
-          <w:tblHeader w:val="true"/>
-        </w:trPr>
         <w:tc>
           <w:tcPr>
             <w:tcW w:type="dxa" w:w="9360"/>
-            <w:tcMar>
-              <w:top w:w="80" w:type="dxa"/>
-              <w:start w:w="120" w:type="dxa"/>
-              <w:bottom w:w="80" w:type="dxa"/>
-              <w:end w:w="120" w:type="dxa"/>
-            </w:tcMar>
-            <w:vAlign w:val="center"/>
-            <w:shd w:fill="EEF1FF"/>
+            <w:shd w:fill="EEF2FF"/>
           </w:tcPr>
           <w:p>
-            <w:pPr>
-              <w:spacing w:after="20"/>
-            </w:pPr>
             <w:r>
               <w:rPr>
                 <w:rFonts w:ascii="Arial Unicode MS" w:hAnsi="Arial Unicode MS" w:eastAsia="Arial Unicode MS" w:cs="Arial Unicode MS"/>
                 <w:b/>
-                <w:color w:val="302B73"/>
-                <w:sz w:val="19"/>
+                <w:color w:val="38318B"/>
+                <w:sz w:val="20"/>
               </w:rPr>
-              <w:t>推荐：</w:t>
+              <w:t>安全性：</w:t>
             </w:r>
             <w:r>
               <w:rPr>
                 <w:rFonts w:ascii="Arial Unicode MS" w:hAnsi="Arial Unicode MS" w:eastAsia="Arial Unicode MS" w:cs="Arial Unicode MS"/>
-                <w:color w:val="202536"/>
-                <w:sz w:val="19"/>
+                <w:b w:val="0"/>
+                <w:color w:val="172033"/>
+                <w:sz w:val="20"/>
               </w:rPr>
-              <w:t>首次安装先使用知识库副本，验证无误后再安装到正式库。</w:t>
+              <w:t>主题不包含 `main.js` 或其他 JavaScript，不会读取、修改或上传 Markdown 笔记。</w:t>
             </w:r>
           </w:p>
         </w:tc>
       </w:tr>
     </w:tbl>
+    <w:p/>
     <w:p>
       <w:pPr>
-        <w:spacing w:after="20"/>
+        <w:pStyle w:val="Heading1"/>
       </w:pPr>
-    </w:p>
-    <w:p>
       <w:r>
-        <w:br w:type="page"/>
+        <w:t>3. macOS 安装</w:t>
       </w:r>
     </w:p>
     <w:p>
       <w:pPr>
-        <w:spacing w:before="80" w:after="40"/>
+        <w:pStyle w:val="ListNumber"/>
+        <w:spacing w:after="80"/>
+        <w:ind w:left="540" w:hanging="271"/>
       </w:pPr>
       <w:r>
         <w:rPr>
           <w:rFonts w:ascii="Arial Unicode MS" w:hAnsi="Arial Unicode MS" w:eastAsia="Arial Unicode MS" w:cs="Arial Unicode MS"/>
-          <w:b/>
-          <w:color w:val="31C6D4"/>
+          <w:b w:val="0"/>
+          <w:color w:val="172033"/>
           <w:sz w:val="22"/>
         </w:rPr>
-        <w:t>01</w:t>
+        <w:t>解压 `星海知枢-Obsidian主题-v3.2.0.zip`。</w:t>
+      </w:r>
+    </w:p>
+    <w:p>
+      <w:pPr>
+        <w:pStyle w:val="ListNumber"/>
+        <w:spacing w:after="80"/>
+        <w:ind w:left="540" w:hanging="271"/>
+      </w:pPr>
+      <w:r>
+        <w:rPr>
+          <w:rFonts w:ascii="Arial Unicode MS" w:hAnsi="Arial Unicode MS" w:eastAsia="Arial Unicode MS" w:cs="Arial Unicode MS"/>
+          <w:b w:val="0"/>
+          <w:color w:val="172033"/>
+          <w:sz w:val="22"/>
+        </w:rPr>
+        <w:t>在 Finder 中打开知识库；看不到 `.obsidian` 时按 `Command + Shift + .`。</w:t>
+      </w:r>
+    </w:p>
+    <w:p>
+      <w:pPr>
+        <w:pStyle w:val="ListNumber"/>
+        <w:spacing w:after="80"/>
+        <w:ind w:left="540" w:hanging="271"/>
+      </w:pPr>
+      <w:r>
+        <w:rPr>
+          <w:rFonts w:ascii="Arial Unicode MS" w:hAnsi="Arial Unicode MS" w:eastAsia="Arial Unicode MS" w:cs="Arial Unicode MS"/>
+          <w:b w:val="0"/>
+          <w:color w:val="172033"/>
+          <w:sz w:val="22"/>
+        </w:rPr>
+        <w:t>把整个 `星海知枢` 文件夹复制到 `知识库/.obsidian/themes/星海知枢/`。</w:t>
+      </w:r>
+    </w:p>
+    <w:p>
+      <w:pPr>
+        <w:pStyle w:val="ListNumber"/>
+        <w:spacing w:after="80"/>
+        <w:ind w:left="540" w:hanging="271"/>
+      </w:pPr>
+      <w:r>
+        <w:rPr>
+          <w:rFonts w:ascii="Arial Unicode MS" w:hAnsi="Arial Unicode MS" w:eastAsia="Arial Unicode MS" w:cs="Arial Unicode MS"/>
+          <w:b w:val="0"/>
+          <w:color w:val="172033"/>
+          <w:sz w:val="22"/>
+        </w:rPr>
+        <w:t>启动 Obsidian，在“设置 → 外观 → 主题”中选择“星海知枢”。</w:t>
       </w:r>
     </w:p>
     <w:p>
@@ -775,2290 +714,190 @@
         <w:pStyle w:val="Heading1"/>
       </w:pPr>
       <w:r>
-        <w:t>安装前准备</w:t>
+        <w:t>4. Windows 安装</w:t>
       </w:r>
     </w:p>
     <w:p>
+      <w:pPr>
+        <w:pStyle w:val="ListNumber"/>
+        <w:spacing w:after="80"/>
+        <w:ind w:left="540" w:hanging="271"/>
+      </w:pPr>
       <w:r>
         <w:rPr>
           <w:rFonts w:ascii="Arial Unicode MS" w:hAnsi="Arial Unicode MS" w:eastAsia="Arial Unicode MS" w:cs="Arial Unicode MS"/>
-          <w:color w:val="202536"/>
+          <w:b w:val="0"/>
+          <w:color w:val="172033"/>
+          <w:sz w:val="22"/>
         </w:rPr>
-        <w:t>星海知枢是 Obsidian 内的主题与本地插件，不是独立桌面应用。macOS 不需要 `.dmg`/`.pkg`，Windows 不需要 `.exe`/`.msi`；两个系统使用同一份 ZIP。</w:t>
+        <w:t>解压 `星海知枢-Obsidian主题-v3.2.0.zip`。</w:t>
+      </w:r>
+    </w:p>
+    <w:p>
+      <w:pPr>
+        <w:pStyle w:val="ListNumber"/>
+        <w:spacing w:after="80"/>
+        <w:ind w:left="540" w:hanging="271"/>
+      </w:pPr>
+      <w:r>
+        <w:rPr>
+          <w:rFonts w:ascii="Arial Unicode MS" w:hAnsi="Arial Unicode MS" w:eastAsia="Arial Unicode MS" w:cs="Arial Unicode MS"/>
+          <w:b w:val="0"/>
+          <w:color w:val="172033"/>
+          <w:sz w:val="22"/>
+        </w:rPr>
+        <w:t>在资源管理器中开启“查看 → 显示 → 隐藏的项目”。</w:t>
+      </w:r>
+    </w:p>
+    <w:p>
+      <w:pPr>
+        <w:pStyle w:val="ListNumber"/>
+        <w:spacing w:after="80"/>
+        <w:ind w:left="540" w:hanging="271"/>
+      </w:pPr>
+      <w:r>
+        <w:rPr>
+          <w:rFonts w:ascii="Arial Unicode MS" w:hAnsi="Arial Unicode MS" w:eastAsia="Arial Unicode MS" w:cs="Arial Unicode MS"/>
+          <w:b w:val="0"/>
+          <w:color w:val="172033"/>
+          <w:sz w:val="22"/>
+        </w:rPr>
+        <w:t>把整个 `星海知枢` 文件夹复制到 `知识库\.obsidian\themes\星海知枢\`。</w:t>
+      </w:r>
+    </w:p>
+    <w:p>
+      <w:pPr>
+        <w:pStyle w:val="ListNumber"/>
+        <w:spacing w:after="80"/>
+        <w:ind w:left="540" w:hanging="271"/>
+      </w:pPr>
+      <w:r>
+        <w:rPr>
+          <w:rFonts w:ascii="Arial Unicode MS" w:hAnsi="Arial Unicode MS" w:eastAsia="Arial Unicode MS" w:cs="Arial Unicode MS"/>
+          <w:b w:val="0"/>
+          <w:color w:val="172033"/>
+          <w:sz w:val="22"/>
+        </w:rPr>
+        <w:t>启动 Obsidian，在“设置 → 外观 → 主题”中选择“星海知枢”。</w:t>
       </w:r>
     </w:p>
     <w:tbl>
       <w:tblPr>
-        <w:tblStyle w:val="TableGrid"/>
-        <w:tblW w:type="dxa" w:w="9360"/>
+        <w:tblW w:type="auto" w:w="0"/>
+        <w:jc w:val="left"/>
         <w:tblLayout w:type="fixed"/>
         <w:tblLook w:firstColumn="1" w:firstRow="1" w:lastColumn="0" w:lastRow="0" w:noHBand="0" w:noVBand="1" w:val="04A0"/>
-        <w:jc w:val="left"/>
-        <w:tblInd w:w="120" w:type="dxa"/>
       </w:tblPr>
       <w:tblGrid>
-        <w:gridCol w:w="2700"/>
-        <w:gridCol w:w="6660"/>
+        <w:gridCol w:w="9360"/>
       </w:tblGrid>
       <w:tr>
-        <w:trPr>
-          <w:tblHeader w:val="true"/>
-        </w:trPr>
         <w:tc>
           <w:tcPr>
-            <w:tcW w:type="dxa" w:w="2700"/>
-            <w:tcMar>
-              <w:top w:w="80" w:type="dxa"/>
-              <w:start w:w="120" w:type="dxa"/>
-              <w:bottom w:w="80" w:type="dxa"/>
-              <w:end w:w="120" w:type="dxa"/>
-            </w:tcMar>
-            <w:vAlign w:val="center"/>
-            <w:shd w:fill="E8EEF5"/>
+            <w:tcW w:type="dxa" w:w="9360"/>
+            <w:shd w:fill="FFF1ED"/>
           </w:tcPr>
           <w:p>
             <w:r>
               <w:rPr>
                 <w:rFonts w:ascii="Arial Unicode MS" w:hAnsi="Arial Unicode MS" w:eastAsia="Arial Unicode MS" w:cs="Arial Unicode MS"/>
                 <w:b/>
-                <w:color w:val="302B73"/>
-                <w:sz w:val="19"/>
-              </w:rPr>
-              <w:t>项目</w:t>
-            </w:r>
-          </w:p>
-        </w:tc>
-        <w:tc>
-          <w:tcPr>
-            <w:tcW w:type="dxa" w:w="6660"/>
-            <w:tcMar>
-              <w:top w:w="80" w:type="dxa"/>
-              <w:start w:w="120" w:type="dxa"/>
-              <w:bottom w:w="80" w:type="dxa"/>
-              <w:end w:w="120" w:type="dxa"/>
-            </w:tcMar>
-            <w:vAlign w:val="center"/>
-            <w:shd w:fill="E8EEF5"/>
-          </w:tcPr>
-          <w:p>
-            <w:r>
-              <w:rPr>
-                <w:rFonts w:ascii="Arial Unicode MS" w:hAnsi="Arial Unicode MS" w:eastAsia="Arial Unicode MS" w:cs="Arial Unicode MS"/>
-                <w:b/>
-                <w:color w:val="302B73"/>
-                <w:sz w:val="19"/>
-              </w:rPr>
-              <w:t>说明</w:t>
-            </w:r>
-          </w:p>
-        </w:tc>
-      </w:tr>
-      <w:tr>
-        <w:tc>
-          <w:tcPr>
-            <w:tcW w:type="dxa" w:w="2700"/>
-            <w:tcMar>
-              <w:top w:w="80" w:type="dxa"/>
-              <w:start w:w="120" w:type="dxa"/>
-              <w:bottom w:w="80" w:type="dxa"/>
-              <w:end w:w="120" w:type="dxa"/>
-            </w:tcMar>
-            <w:vAlign w:val="center"/>
-          </w:tcPr>
-          <w:p>
-            <w:pPr>
-              <w:spacing w:after="0"/>
-            </w:pPr>
-            <w:r>
-              <w:rPr>
-                <w:rFonts w:ascii="Arial Unicode MS" w:hAnsi="Arial Unicode MS" w:eastAsia="Arial Unicode MS" w:cs="Arial Unicode MS"/>
-                <w:b/>
-                <w:color w:val="202536"/>
-                <w:sz w:val="18"/>
-              </w:rPr>
-              <w:t>最低版本</w:t>
-            </w:r>
-          </w:p>
-        </w:tc>
-        <w:tc>
-          <w:tcPr>
-            <w:tcW w:type="dxa" w:w="6660"/>
-            <w:tcMar>
-              <w:top w:w="80" w:type="dxa"/>
-              <w:start w:w="120" w:type="dxa"/>
-              <w:bottom w:w="80" w:type="dxa"/>
-              <w:end w:w="120" w:type="dxa"/>
-            </w:tcMar>
-            <w:vAlign w:val="center"/>
-          </w:tcPr>
-          <w:p>
-            <w:pPr>
-              <w:spacing w:after="0"/>
-            </w:pPr>
-            <w:r>
-              <w:rPr>
-                <w:rFonts w:ascii="Arial Unicode MS" w:hAnsi="Arial Unicode MS" w:eastAsia="Arial Unicode MS" w:cs="Arial Unicode MS"/>
-                <w:b w:val="0"/>
-                <w:color w:val="202536"/>
-                <w:sz w:val="18"/>
-              </w:rPr>
-              <w:t>Obsidian 1.9.0</w:t>
-            </w:r>
-          </w:p>
-        </w:tc>
-      </w:tr>
-      <w:tr>
-        <w:tc>
-          <w:tcPr>
-            <w:tcW w:type="dxa" w:w="2700"/>
-            <w:tcMar>
-              <w:top w:w="80" w:type="dxa"/>
-              <w:start w:w="120" w:type="dxa"/>
-              <w:bottom w:w="80" w:type="dxa"/>
-              <w:end w:w="120" w:type="dxa"/>
-            </w:tcMar>
-            <w:vAlign w:val="center"/>
-          </w:tcPr>
-          <w:p>
-            <w:pPr>
-              <w:spacing w:after="0"/>
-            </w:pPr>
-            <w:r>
-              <w:rPr>
-                <w:rFonts w:ascii="Arial Unicode MS" w:hAnsi="Arial Unicode MS" w:eastAsia="Arial Unicode MS" w:cs="Arial Unicode MS"/>
-                <w:b/>
-                <w:color w:val="202536"/>
-                <w:sz w:val="18"/>
-              </w:rPr>
-              <w:t>已验证桌面版</w:t>
-            </w:r>
-          </w:p>
-        </w:tc>
-        <w:tc>
-          <w:tcPr>
-            <w:tcW w:type="dxa" w:w="6660"/>
-            <w:tcMar>
-              <w:top w:w="80" w:type="dxa"/>
-              <w:start w:w="120" w:type="dxa"/>
-              <w:bottom w:w="80" w:type="dxa"/>
-              <w:end w:w="120" w:type="dxa"/>
-            </w:tcMar>
-            <w:vAlign w:val="center"/>
-          </w:tcPr>
-          <w:p>
-            <w:pPr>
-              <w:spacing w:after="0"/>
-            </w:pPr>
-            <w:r>
-              <w:rPr>
-                <w:rFonts w:ascii="Arial Unicode MS" w:hAnsi="Arial Unicode MS" w:eastAsia="Arial Unicode MS" w:cs="Arial Unicode MS"/>
-                <w:b w:val="0"/>
-                <w:color w:val="202536"/>
-                <w:sz w:val="18"/>
-              </w:rPr>
-              <w:t>Obsidian 1.13.7（macOS）</w:t>
-            </w:r>
-          </w:p>
-        </w:tc>
-      </w:tr>
-      <w:tr>
-        <w:tc>
-          <w:tcPr>
-            <w:tcW w:type="dxa" w:w="2700"/>
-            <w:tcMar>
-              <w:top w:w="80" w:type="dxa"/>
-              <w:start w:w="120" w:type="dxa"/>
-              <w:bottom w:w="80" w:type="dxa"/>
-              <w:end w:w="120" w:type="dxa"/>
-            </w:tcMar>
-            <w:vAlign w:val="center"/>
-          </w:tcPr>
-          <w:p>
-            <w:pPr>
-              <w:spacing w:after="0"/>
-            </w:pPr>
-            <w:r>
-              <w:rPr>
-                <w:rFonts w:ascii="Arial Unicode MS" w:hAnsi="Arial Unicode MS" w:eastAsia="Arial Unicode MS" w:cs="Arial Unicode MS"/>
-                <w:b/>
-                <w:color w:val="202536"/>
-                <w:sz w:val="18"/>
-              </w:rPr>
-              <w:t>主题版本</w:t>
-            </w:r>
-          </w:p>
-        </w:tc>
-        <w:tc>
-          <w:tcPr>
-            <w:tcW w:type="dxa" w:w="6660"/>
-            <w:tcMar>
-              <w:top w:w="80" w:type="dxa"/>
-              <w:start w:w="120" w:type="dxa"/>
-              <w:bottom w:w="80" w:type="dxa"/>
-              <w:end w:w="120" w:type="dxa"/>
-            </w:tcMar>
-            <w:vAlign w:val="center"/>
-          </w:tcPr>
-          <w:p>
-            <w:pPr>
-              <w:spacing w:after="0"/>
-            </w:pPr>
-            <w:r>
-              <w:rPr>
-                <w:rFonts w:ascii="Arial Unicode MS" w:hAnsi="Arial Unicode MS" w:eastAsia="Arial Unicode MS" w:cs="Arial Unicode MS"/>
-                <w:b w:val="0"/>
-                <w:color w:val="202536"/>
-                <w:sz w:val="18"/>
-              </w:rPr>
-              <w:t>3.2.0</w:t>
-            </w:r>
-          </w:p>
-        </w:tc>
-      </w:tr>
-      <w:tr>
-        <w:tc>
-          <w:tcPr>
-            <w:tcW w:type="dxa" w:w="2700"/>
-            <w:tcMar>
-              <w:top w:w="80" w:type="dxa"/>
-              <w:start w:w="120" w:type="dxa"/>
-              <w:bottom w:w="80" w:type="dxa"/>
-              <w:end w:w="120" w:type="dxa"/>
-            </w:tcMar>
-            <w:vAlign w:val="center"/>
-          </w:tcPr>
-          <w:p>
-            <w:pPr>
-              <w:spacing w:after="0"/>
-            </w:pPr>
-            <w:r>
-              <w:rPr>
-                <w:rFonts w:ascii="Arial Unicode MS" w:hAnsi="Arial Unicode MS" w:eastAsia="Arial Unicode MS" w:cs="Arial Unicode MS"/>
-                <w:b/>
-                <w:color w:val="202536"/>
-                <w:sz w:val="18"/>
-              </w:rPr>
-              <w:t>插件版本</w:t>
-            </w:r>
-          </w:p>
-        </w:tc>
-        <w:tc>
-          <w:tcPr>
-            <w:tcW w:type="dxa" w:w="6660"/>
-            <w:tcMar>
-              <w:top w:w="80" w:type="dxa"/>
-              <w:start w:w="120" w:type="dxa"/>
-              <w:bottom w:w="80" w:type="dxa"/>
-              <w:end w:w="120" w:type="dxa"/>
-            </w:tcMar>
-            <w:vAlign w:val="center"/>
-          </w:tcPr>
-          <w:p>
-            <w:pPr>
-              <w:spacing w:after="0"/>
-            </w:pPr>
-            <w:r>
-              <w:rPr>
-                <w:rFonts w:ascii="Arial Unicode MS" w:hAnsi="Arial Unicode MS" w:eastAsia="Arial Unicode MS" w:cs="Arial Unicode MS"/>
-                <w:b w:val="0"/>
-                <w:color w:val="202536"/>
-                <w:sz w:val="18"/>
-              </w:rPr>
-              <w:t>1.2.4</w:t>
-            </w:r>
-          </w:p>
-        </w:tc>
-      </w:tr>
-      <w:tr>
-        <w:tc>
-          <w:tcPr>
-            <w:tcW w:type="dxa" w:w="2700"/>
-            <w:tcMar>
-              <w:top w:w="80" w:type="dxa"/>
-              <w:start w:w="120" w:type="dxa"/>
-              <w:bottom w:w="80" w:type="dxa"/>
-              <w:end w:w="120" w:type="dxa"/>
-            </w:tcMar>
-            <w:vAlign w:val="center"/>
-          </w:tcPr>
-          <w:p>
-            <w:pPr>
-              <w:spacing w:after="0"/>
-            </w:pPr>
-            <w:r>
-              <w:rPr>
-                <w:rFonts w:ascii="Arial Unicode MS" w:hAnsi="Arial Unicode MS" w:eastAsia="Arial Unicode MS" w:cs="Arial Unicode MS"/>
-                <w:b/>
-                <w:color w:val="202536"/>
-                <w:sz w:val="18"/>
-              </w:rPr>
-              <w:t>正式包</w:t>
-            </w:r>
-          </w:p>
-        </w:tc>
-        <w:tc>
-          <w:tcPr>
-            <w:tcW w:type="dxa" w:w="6660"/>
-            <w:tcMar>
-              <w:top w:w="80" w:type="dxa"/>
-              <w:start w:w="120" w:type="dxa"/>
-              <w:bottom w:w="80" w:type="dxa"/>
-              <w:end w:w="120" w:type="dxa"/>
-            </w:tcMar>
-            <w:vAlign w:val="center"/>
-          </w:tcPr>
-          <w:p>
-            <w:pPr>
-              <w:spacing w:after="0"/>
-            </w:pPr>
-            <w:r>
-              <w:rPr>
-                <w:rFonts w:ascii="Arial Unicode MS" w:hAnsi="Arial Unicode MS" w:eastAsia="Arial Unicode MS" w:cs="Arial Unicode MS"/>
-                <w:b w:val="0"/>
-                <w:color w:val="202536"/>
-                <w:sz w:val="18"/>
-              </w:rPr>
-              <w:t>星海知枢-工作台-v3.2.0-正式版.zip</w:t>
-            </w:r>
-          </w:p>
-        </w:tc>
-      </w:tr>
-    </w:tbl>
-    <w:p>
-      <w:pPr>
-        <w:spacing w:after="20"/>
-      </w:pPr>
-    </w:p>
-    <w:p>
-      <w:pPr>
-        <w:pStyle w:val="Heading2"/>
-      </w:pPr>
-      <w:r>
-        <w:t>1.1 必须备份</w:t>
-      </w:r>
-    </w:p>
-    <w:p>
-      <w:pPr>
-        <w:pStyle w:val="ListBullet"/>
-        <w:spacing w:after="80" w:line="300" w:lineRule="auto"/>
-        <w:ind w:left="540" w:hanging="271"/>
-      </w:pPr>
-      <w:r>
-        <w:rPr>
-          <w:rFonts w:ascii="Arial Unicode MS" w:hAnsi="Arial Unicode MS" w:eastAsia="Arial Unicode MS" w:cs="Arial Unicode MS"/>
-          <w:color w:val="202536"/>
-        </w:rPr>
-        <w:t>整个知识库中的 Markdown 文件。</w:t>
-      </w:r>
-    </w:p>
-    <w:p>
-      <w:pPr>
-        <w:pStyle w:val="ListBullet"/>
-        <w:spacing w:after="80" w:line="300" w:lineRule="auto"/>
-        <w:ind w:left="540" w:hanging="271"/>
-      </w:pPr>
-      <w:r>
-        <w:rPr>
-          <w:rFonts w:ascii="Arial Unicode MS" w:hAnsi="Arial Unicode MS" w:eastAsia="Arial Unicode MS" w:cs="Arial Unicode MS"/>
-          <w:color w:val="202536"/>
-        </w:rPr>
-        <w:t>`.obsidian/workspace.json` 和 `.obsidian/graph.json`。</w:t>
-      </w:r>
-    </w:p>
-    <w:p>
-      <w:pPr>
-        <w:pStyle w:val="ListBullet"/>
-        <w:spacing w:after="80" w:line="300" w:lineRule="auto"/>
-        <w:ind w:left="540" w:hanging="271"/>
-      </w:pPr>
-      <w:r>
-        <w:rPr>
-          <w:rFonts w:ascii="Arial Unicode MS" w:hAnsi="Arial Unicode MS" w:eastAsia="Arial Unicode MS" w:cs="Arial Unicode MS"/>
-          <w:color w:val="202536"/>
-        </w:rPr>
-        <w:t>`.obsidian/plugins/xinghai-workbench/data.json`（如果已安装旧版）。</w:t>
-      </w:r>
-    </w:p>
-    <w:p>
-      <w:pPr>
-        <w:pStyle w:val="ListBullet"/>
-        <w:spacing w:after="80" w:line="300" w:lineRule="auto"/>
-        <w:ind w:left="540" w:hanging="271"/>
-      </w:pPr>
-      <w:r>
-        <w:rPr>
-          <w:rFonts w:ascii="Arial Unicode MS" w:hAnsi="Arial Unicode MS" w:eastAsia="Arial Unicode MS" w:cs="Arial Unicode MS"/>
-          <w:color w:val="202536"/>
-        </w:rPr>
-        <w:t>现有 `.obsidian/themes` 与 `.obsidian/plugins/xinghai-workbench` 目录。</w:t>
-      </w:r>
-    </w:p>
-    <w:tbl>
-      <w:tblPr>
-        <w:tblW w:type="dxa" w:w="9360"/>
-        <w:jc w:val="left"/>
-        <w:tblLayout w:type="fixed"/>
-        <w:tblLook w:firstColumn="1" w:firstRow="1" w:lastColumn="0" w:lastRow="0" w:noHBand="0" w:noVBand="1" w:val="04A0"/>
-        <w:tblInd w:w="120" w:type="dxa"/>
-      </w:tblPr>
-      <w:tblGrid>
-        <w:gridCol w:w="9360"/>
-      </w:tblGrid>
-      <w:tr>
-        <w:trPr>
-          <w:tblHeader w:val="true"/>
-        </w:trPr>
-        <w:tc>
-          <w:tcPr>
-            <w:tcW w:type="dxa" w:w="9360"/>
-            <w:tcMar>
-              <w:top w:w="80" w:type="dxa"/>
-              <w:start w:w="120" w:type="dxa"/>
-              <w:bottom w:w="80" w:type="dxa"/>
-              <w:end w:w="120" w:type="dxa"/>
-            </w:tcMar>
-            <w:vAlign w:val="center"/>
-            <w:shd w:fill="FFF2F0"/>
-          </w:tcPr>
-          <w:p>
-            <w:pPr>
-              <w:spacing w:after="20"/>
-            </w:pPr>
-            <w:r>
-              <w:rPr>
-                <w:rFonts w:ascii="Arial Unicode MS" w:hAnsi="Arial Unicode MS" w:eastAsia="Arial Unicode MS" w:cs="Arial Unicode MS"/>
-                <w:b/>
-                <w:color w:val="B42318"/>
-                <w:sz w:val="19"/>
-              </w:rPr>
-              <w:t>注意：</w:t>
-            </w:r>
-            <w:r>
-              <w:rPr>
-                <w:rFonts w:ascii="Arial Unicode MS" w:hAnsi="Arial Unicode MS" w:eastAsia="Arial Unicode MS" w:cs="Arial Unicode MS"/>
-                <w:color w:val="202536"/>
-                <w:sz w:val="19"/>
-              </w:rPr>
-              <w:t>复制工作区预设前必须完全退出 Obsidian，否则应用退出时可能用旧状态覆盖新文件。</w:t>
-            </w:r>
-          </w:p>
-        </w:tc>
-      </w:tr>
-    </w:tbl>
-    <w:p>
-      <w:pPr>
-        <w:spacing w:after="20"/>
-      </w:pPr>
-    </w:p>
-    <w:p>
-      <w:r>
-        <w:br w:type="page"/>
-      </w:r>
-    </w:p>
-    <w:p>
-      <w:pPr>
-        <w:spacing w:before="80" w:after="40"/>
-      </w:pPr>
-      <w:r>
-        <w:rPr>
-          <w:rFonts w:ascii="Arial Unicode MS" w:hAnsi="Arial Unicode MS" w:eastAsia="Arial Unicode MS" w:cs="Arial Unicode MS"/>
-          <w:b/>
-          <w:color w:val="31C6D4"/>
-          <w:sz w:val="22"/>
-        </w:rPr>
-        <w:t>02</w:t>
-      </w:r>
-    </w:p>
-    <w:p>
-      <w:pPr>
-        <w:pStyle w:val="Heading1"/>
-      </w:pPr>
-      <w:r>
-        <w:t>识别安装包</w:t>
-      </w:r>
-    </w:p>
-    <w:p>
-      <w:r>
-        <w:rPr>
-          <w:rFonts w:ascii="Arial Unicode MS" w:hAnsi="Arial Unicode MS" w:eastAsia="Arial Unicode MS" w:cs="Arial Unicode MS"/>
-          <w:color w:val="202536"/>
-        </w:rPr>
-        <w:t>解压正式 ZIP 后，核心内容包括主题、插件、可选工作区预设和说明文件。</w:t>
-      </w:r>
-    </w:p>
-    <w:tbl>
-      <w:tblPr>
-        <w:tblStyle w:val="TableGrid"/>
-        <w:tblW w:type="dxa" w:w="9360"/>
-        <w:tblLayout w:type="fixed"/>
-        <w:tblLook w:firstColumn="1" w:firstRow="1" w:lastColumn="0" w:lastRow="0" w:noHBand="0" w:noVBand="1" w:val="04A0"/>
-        <w:jc w:val="left"/>
-        <w:tblInd w:w="120" w:type="dxa"/>
-      </w:tblPr>
-      <w:tblGrid>
-        <w:gridCol w:w="2700"/>
-        <w:gridCol w:w="6660"/>
-      </w:tblGrid>
-      <w:tr>
-        <w:trPr>
-          <w:tblHeader w:val="true"/>
-        </w:trPr>
-        <w:tc>
-          <w:tcPr>
-            <w:tcW w:type="dxa" w:w="2700"/>
-            <w:tcMar>
-              <w:top w:w="80" w:type="dxa"/>
-              <w:start w:w="120" w:type="dxa"/>
-              <w:bottom w:w="80" w:type="dxa"/>
-              <w:end w:w="120" w:type="dxa"/>
-            </w:tcMar>
-            <w:vAlign w:val="center"/>
-            <w:shd w:fill="E8EEF5"/>
-          </w:tcPr>
-          <w:p>
-            <w:r>
-              <w:rPr>
-                <w:rFonts w:ascii="Arial Unicode MS" w:hAnsi="Arial Unicode MS" w:eastAsia="Arial Unicode MS" w:cs="Arial Unicode MS"/>
-                <w:b/>
-                <w:color w:val="302B73"/>
-                <w:sz w:val="19"/>
-              </w:rPr>
-              <w:t>项目</w:t>
-            </w:r>
-          </w:p>
-        </w:tc>
-        <w:tc>
-          <w:tcPr>
-            <w:tcW w:type="dxa" w:w="6660"/>
-            <w:tcMar>
-              <w:top w:w="80" w:type="dxa"/>
-              <w:start w:w="120" w:type="dxa"/>
-              <w:bottom w:w="80" w:type="dxa"/>
-              <w:end w:w="120" w:type="dxa"/>
-            </w:tcMar>
-            <w:vAlign w:val="center"/>
-            <w:shd w:fill="E8EEF5"/>
-          </w:tcPr>
-          <w:p>
-            <w:r>
-              <w:rPr>
-                <w:rFonts w:ascii="Arial Unicode MS" w:hAnsi="Arial Unicode MS" w:eastAsia="Arial Unicode MS" w:cs="Arial Unicode MS"/>
-                <w:b/>
-                <w:color w:val="302B73"/>
-                <w:sz w:val="19"/>
-              </w:rPr>
-              <w:t>说明</w:t>
-            </w:r>
-          </w:p>
-        </w:tc>
-      </w:tr>
-      <w:tr>
-        <w:tc>
-          <w:tcPr>
-            <w:tcW w:type="dxa" w:w="2700"/>
-            <w:tcMar>
-              <w:top w:w="80" w:type="dxa"/>
-              <w:start w:w="120" w:type="dxa"/>
-              <w:bottom w:w="80" w:type="dxa"/>
-              <w:end w:w="120" w:type="dxa"/>
-            </w:tcMar>
-            <w:vAlign w:val="center"/>
-          </w:tcPr>
-          <w:p>
-            <w:pPr>
-              <w:spacing w:after="0"/>
-            </w:pPr>
-            <w:r>
-              <w:rPr>
-                <w:rFonts w:ascii="Arial Unicode MS" w:hAnsi="Arial Unicode MS" w:eastAsia="Arial Unicode MS" w:cs="Arial Unicode MS"/>
-                <w:b/>
-                <w:color w:val="202536"/>
-                <w:sz w:val="18"/>
-              </w:rPr>
-              <w:t>`星海知枢/`</w:t>
-            </w:r>
-          </w:p>
-        </w:tc>
-        <w:tc>
-          <w:tcPr>
-            <w:tcW w:type="dxa" w:w="6660"/>
-            <w:tcMar>
-              <w:top w:w="80" w:type="dxa"/>
-              <w:start w:w="120" w:type="dxa"/>
-              <w:bottom w:w="80" w:type="dxa"/>
-              <w:end w:w="120" w:type="dxa"/>
-            </w:tcMar>
-            <w:vAlign w:val="center"/>
-          </w:tcPr>
-          <w:p>
-            <w:pPr>
-              <w:spacing w:after="0"/>
-            </w:pPr>
-            <w:r>
-              <w:rPr>
-                <w:rFonts w:ascii="Arial Unicode MS" w:hAnsi="Arial Unicode MS" w:eastAsia="Arial Unicode MS" w:cs="Arial Unicode MS"/>
-                <w:b w:val="0"/>
-                <w:color w:val="202536"/>
-                <w:sz w:val="18"/>
-              </w:rPr>
-              <w:t>主题文件夹，含 `theme.css`、`manifest.json` 和视觉资产。</w:t>
-            </w:r>
-          </w:p>
-        </w:tc>
-      </w:tr>
-      <w:tr>
-        <w:tc>
-          <w:tcPr>
-            <w:tcW w:type="dxa" w:w="2700"/>
-            <w:tcMar>
-              <w:top w:w="80" w:type="dxa"/>
-              <w:start w:w="120" w:type="dxa"/>
-              <w:bottom w:w="80" w:type="dxa"/>
-              <w:end w:w="120" w:type="dxa"/>
-            </w:tcMar>
-            <w:vAlign w:val="center"/>
-          </w:tcPr>
-          <w:p>
-            <w:pPr>
-              <w:spacing w:after="0"/>
-            </w:pPr>
-            <w:r>
-              <w:rPr>
-                <w:rFonts w:ascii="Arial Unicode MS" w:hAnsi="Arial Unicode MS" w:eastAsia="Arial Unicode MS" w:cs="Arial Unicode MS"/>
-                <w:b/>
-                <w:color w:val="202536"/>
-                <w:sz w:val="18"/>
-              </w:rPr>
-              <w:t>`xinghai-workbench/`</w:t>
-            </w:r>
-          </w:p>
-        </w:tc>
-        <w:tc>
-          <w:tcPr>
-            <w:tcW w:type="dxa" w:w="6660"/>
-            <w:tcMar>
-              <w:top w:w="80" w:type="dxa"/>
-              <w:start w:w="120" w:type="dxa"/>
-              <w:bottom w:w="80" w:type="dxa"/>
-              <w:end w:w="120" w:type="dxa"/>
-            </w:tcMar>
-            <w:vAlign w:val="center"/>
-          </w:tcPr>
-          <w:p>
-            <w:pPr>
-              <w:spacing w:after="0"/>
-            </w:pPr>
-            <w:r>
-              <w:rPr>
-                <w:rFonts w:ascii="Arial Unicode MS" w:hAnsi="Arial Unicode MS" w:eastAsia="Arial Unicode MS" w:cs="Arial Unicode MS"/>
-                <w:b w:val="0"/>
-                <w:color w:val="202536"/>
-                <w:sz w:val="18"/>
-              </w:rPr>
-              <w:t>本地插件，含 `main.js`、`styles.css`、`manifest.json` 和资产。</w:t>
-            </w:r>
-          </w:p>
-        </w:tc>
-      </w:tr>
-      <w:tr>
-        <w:tc>
-          <w:tcPr>
-            <w:tcW w:type="dxa" w:w="2700"/>
-            <w:tcMar>
-              <w:top w:w="80" w:type="dxa"/>
-              <w:start w:w="120" w:type="dxa"/>
-              <w:bottom w:w="80" w:type="dxa"/>
-              <w:end w:w="120" w:type="dxa"/>
-            </w:tcMar>
-            <w:vAlign w:val="center"/>
-          </w:tcPr>
-          <w:p>
-            <w:pPr>
-              <w:spacing w:after="0"/>
-            </w:pPr>
-            <w:r>
-              <w:rPr>
-                <w:rFonts w:ascii="Arial Unicode MS" w:hAnsi="Arial Unicode MS" w:eastAsia="Arial Unicode MS" w:cs="Arial Unicode MS"/>
-                <w:b/>
-                <w:color w:val="202536"/>
-                <w:sz w:val="18"/>
-              </w:rPr>
-              <w:t>`工作台/`</w:t>
-            </w:r>
-          </w:p>
-        </w:tc>
-        <w:tc>
-          <w:tcPr>
-            <w:tcW w:type="dxa" w:w="6660"/>
-            <w:tcMar>
-              <w:top w:w="80" w:type="dxa"/>
-              <w:start w:w="120" w:type="dxa"/>
-              <w:bottom w:w="80" w:type="dxa"/>
-              <w:end w:w="120" w:type="dxa"/>
-            </w:tcMar>
-            <w:vAlign w:val="center"/>
-          </w:tcPr>
-          <w:p>
-            <w:pPr>
-              <w:spacing w:after="0"/>
-            </w:pPr>
-            <w:r>
-              <w:rPr>
-                <w:rFonts w:ascii="Arial Unicode MS" w:hAnsi="Arial Unicode MS" w:eastAsia="Arial Unicode MS" w:cs="Arial Unicode MS"/>
-                <w:b w:val="0"/>
-                <w:color w:val="202536"/>
-                <w:sz w:val="18"/>
-              </w:rPr>
-              <w:t>桌面工作区、外观和图谱参考预设。</w:t>
-            </w:r>
-          </w:p>
-        </w:tc>
-      </w:tr>
-      <w:tr>
-        <w:tc>
-          <w:tcPr>
-            <w:tcW w:type="dxa" w:w="2700"/>
-            <w:tcMar>
-              <w:top w:w="80" w:type="dxa"/>
-              <w:start w:w="120" w:type="dxa"/>
-              <w:bottom w:w="80" w:type="dxa"/>
-              <w:end w:w="120" w:type="dxa"/>
-            </w:tcMar>
-            <w:vAlign w:val="center"/>
-          </w:tcPr>
-          <w:p>
-            <w:pPr>
-              <w:spacing w:after="0"/>
-            </w:pPr>
-            <w:r>
-              <w:rPr>
-                <w:rFonts w:ascii="Arial Unicode MS" w:hAnsi="Arial Unicode MS" w:eastAsia="Arial Unicode MS" w:cs="Arial Unicode MS"/>
-                <w:b/>
-                <w:color w:val="202536"/>
-                <w:sz w:val="18"/>
-              </w:rPr>
-              <w:t>`README.md`</w:t>
-            </w:r>
-          </w:p>
-        </w:tc>
-        <w:tc>
-          <w:tcPr>
-            <w:tcW w:type="dxa" w:w="6660"/>
-            <w:tcMar>
-              <w:top w:w="80" w:type="dxa"/>
-              <w:start w:w="120" w:type="dxa"/>
-              <w:bottom w:w="80" w:type="dxa"/>
-              <w:end w:w="120" w:type="dxa"/>
-            </w:tcMar>
-            <w:vAlign w:val="center"/>
-          </w:tcPr>
-          <w:p>
-            <w:pPr>
-              <w:spacing w:after="0"/>
-            </w:pPr>
-            <w:r>
-              <w:rPr>
-                <w:rFonts w:ascii="Arial Unicode MS" w:hAnsi="Arial Unicode MS" w:eastAsia="Arial Unicode MS" w:cs="Arial Unicode MS"/>
-                <w:b w:val="0"/>
-                <w:color w:val="202536"/>
-                <w:sz w:val="18"/>
-              </w:rPr>
-              <w:t>产品概览、结构与兼容说明。</w:t>
-            </w:r>
-          </w:p>
-        </w:tc>
-      </w:tr>
-      <w:tr>
-        <w:tc>
-          <w:tcPr>
-            <w:tcW w:type="dxa" w:w="2700"/>
-            <w:tcMar>
-              <w:top w:w="80" w:type="dxa"/>
-              <w:start w:w="120" w:type="dxa"/>
-              <w:bottom w:w="80" w:type="dxa"/>
-              <w:end w:w="120" w:type="dxa"/>
-            </w:tcMar>
-            <w:vAlign w:val="center"/>
-          </w:tcPr>
-          <w:p>
-            <w:pPr>
-              <w:spacing w:after="0"/>
-            </w:pPr>
-            <w:r>
-              <w:rPr>
-                <w:rFonts w:ascii="Arial Unicode MS" w:hAnsi="Arial Unicode MS" w:eastAsia="Arial Unicode MS" w:cs="Arial Unicode MS"/>
-                <w:b/>
-                <w:color w:val="202536"/>
-                <w:sz w:val="18"/>
-              </w:rPr>
-              <w:t>`INSTALL.md`</w:t>
-            </w:r>
-          </w:p>
-        </w:tc>
-        <w:tc>
-          <w:tcPr>
-            <w:tcW w:type="dxa" w:w="6660"/>
-            <w:tcMar>
-              <w:top w:w="80" w:type="dxa"/>
-              <w:start w:w="120" w:type="dxa"/>
-              <w:bottom w:w="80" w:type="dxa"/>
-              <w:end w:w="120" w:type="dxa"/>
-            </w:tcMar>
-            <w:vAlign w:val="center"/>
-          </w:tcPr>
-          <w:p>
-            <w:pPr>
-              <w:spacing w:after="0"/>
-            </w:pPr>
-            <w:r>
-              <w:rPr>
-                <w:rFonts w:ascii="Arial Unicode MS" w:hAnsi="Arial Unicode MS" w:eastAsia="Arial Unicode MS" w:cs="Arial Unicode MS"/>
-                <w:b w:val="0"/>
-                <w:color w:val="202536"/>
-                <w:sz w:val="18"/>
-              </w:rPr>
-              <w:t>简版安装、启用和回滚说明。</w:t>
-            </w:r>
-          </w:p>
-        </w:tc>
-      </w:tr>
-    </w:tbl>
-    <w:p>
-      <w:pPr>
-        <w:spacing w:after="20"/>
-      </w:pPr>
-    </w:p>
-    <w:p>
-      <w:r>
-        <w:br w:type="page"/>
-      </w:r>
-    </w:p>
-    <w:p>
-      <w:pPr>
-        <w:spacing w:before="80" w:after="40"/>
-      </w:pPr>
-      <w:r>
-        <w:rPr>
-          <w:rFonts w:ascii="Arial Unicode MS" w:hAnsi="Arial Unicode MS" w:eastAsia="Arial Unicode MS" w:cs="Arial Unicode MS"/>
-          <w:b/>
-          <w:color w:val="31C6D4"/>
-          <w:sz w:val="22"/>
-        </w:rPr>
-        <w:t>03</w:t>
-      </w:r>
-    </w:p>
-    <w:p>
-      <w:pPr>
-        <w:pStyle w:val="Heading1"/>
-      </w:pPr>
-      <w:r>
-        <w:t>macOS 与 Windows 完整安装</w:t>
-      </w:r>
-    </w:p>
-    <w:p>
-      <w:r>
-        <w:rPr>
-          <w:rFonts w:ascii="Arial Unicode MS" w:hAnsi="Arial Unicode MS" w:eastAsia="Arial Unicode MS" w:cs="Arial Unicode MS"/>
-          <w:color w:val="202536"/>
-        </w:rPr>
-        <w:t>以知识库 `Tmac` 为例；请把示例路径替换为你自己的实际知识库路径。两个系统的库内相对目录完全相同。</w:t>
-      </w:r>
-    </w:p>
-    <w:p>
-      <w:pPr>
-        <w:pStyle w:val="Heading2"/>
-      </w:pPr>
-      <w:r>
-        <w:t>3.1 知识库路径示例</w:t>
-      </w:r>
-    </w:p>
-    <w:tbl>
-      <w:tblPr>
-        <w:tblStyle w:val="TableGrid"/>
-        <w:tblW w:type="dxa" w:w="9360"/>
-        <w:tblLayout w:type="fixed"/>
-        <w:tblLook w:firstColumn="1" w:firstRow="1" w:lastColumn="0" w:lastRow="0" w:noHBand="0" w:noVBand="1" w:val="04A0"/>
-        <w:jc w:val="left"/>
-        <w:tblInd w:w="120" w:type="dxa"/>
-      </w:tblPr>
-      <w:tblGrid>
-        <w:gridCol w:w="2700"/>
-        <w:gridCol w:w="6660"/>
-      </w:tblGrid>
-      <w:tr>
-        <w:trPr>
-          <w:tblHeader w:val="true"/>
-        </w:trPr>
-        <w:tc>
-          <w:tcPr>
-            <w:tcW w:type="dxa" w:w="2700"/>
-            <w:tcMar>
-              <w:top w:w="80" w:type="dxa"/>
-              <w:start w:w="120" w:type="dxa"/>
-              <w:bottom w:w="80" w:type="dxa"/>
-              <w:end w:w="120" w:type="dxa"/>
-            </w:tcMar>
-            <w:vAlign w:val="center"/>
-            <w:shd w:fill="E8EEF5"/>
-          </w:tcPr>
-          <w:p>
-            <w:r>
-              <w:rPr>
-                <w:rFonts w:ascii="Arial Unicode MS" w:hAnsi="Arial Unicode MS" w:eastAsia="Arial Unicode MS" w:cs="Arial Unicode MS"/>
-                <w:b/>
-                <w:color w:val="302B73"/>
-                <w:sz w:val="19"/>
-              </w:rPr>
-              <w:t>项目</w:t>
-            </w:r>
-          </w:p>
-        </w:tc>
-        <w:tc>
-          <w:tcPr>
-            <w:tcW w:type="dxa" w:w="6660"/>
-            <w:tcMar>
-              <w:top w:w="80" w:type="dxa"/>
-              <w:start w:w="120" w:type="dxa"/>
-              <w:bottom w:w="80" w:type="dxa"/>
-              <w:end w:w="120" w:type="dxa"/>
-            </w:tcMar>
-            <w:vAlign w:val="center"/>
-            <w:shd w:fill="E8EEF5"/>
-          </w:tcPr>
-          <w:p>
-            <w:r>
-              <w:rPr>
-                <w:rFonts w:ascii="Arial Unicode MS" w:hAnsi="Arial Unicode MS" w:eastAsia="Arial Unicode MS" w:cs="Arial Unicode MS"/>
-                <w:b/>
-                <w:color w:val="302B73"/>
-                <w:sz w:val="19"/>
-              </w:rPr>
-              <w:t>说明</w:t>
-            </w:r>
-          </w:p>
-        </w:tc>
-      </w:tr>
-      <w:tr>
-        <w:tc>
-          <w:tcPr>
-            <w:tcW w:type="dxa" w:w="2700"/>
-            <w:tcMar>
-              <w:top w:w="80" w:type="dxa"/>
-              <w:start w:w="120" w:type="dxa"/>
-              <w:bottom w:w="80" w:type="dxa"/>
-              <w:end w:w="120" w:type="dxa"/>
-            </w:tcMar>
-            <w:vAlign w:val="center"/>
-          </w:tcPr>
-          <w:p>
-            <w:pPr>
-              <w:spacing w:after="0"/>
-            </w:pPr>
-            <w:r>
-              <w:rPr>
-                <w:rFonts w:ascii="Arial Unicode MS" w:hAnsi="Arial Unicode MS" w:eastAsia="Arial Unicode MS" w:cs="Arial Unicode MS"/>
-                <w:b/>
-                <w:color w:val="202536"/>
-                <w:sz w:val="18"/>
-              </w:rPr>
-              <w:t>macOS</w:t>
-            </w:r>
-          </w:p>
-        </w:tc>
-        <w:tc>
-          <w:tcPr>
-            <w:tcW w:type="dxa" w:w="6660"/>
-            <w:tcMar>
-              <w:top w:w="80" w:type="dxa"/>
-              <w:start w:w="120" w:type="dxa"/>
-              <w:bottom w:w="80" w:type="dxa"/>
-              <w:end w:w="120" w:type="dxa"/>
-            </w:tcMar>
-            <w:vAlign w:val="center"/>
-          </w:tcPr>
-          <w:p>
-            <w:pPr>
-              <w:spacing w:after="0"/>
-            </w:pPr>
-            <w:r>
-              <w:rPr>
-                <w:rFonts w:ascii="Arial Unicode MS" w:hAnsi="Arial Unicode MS" w:eastAsia="Arial Unicode MS" w:cs="Arial Unicode MS"/>
-                <w:b w:val="0"/>
-                <w:color w:val="202536"/>
-                <w:sz w:val="18"/>
-              </w:rPr>
-              <w:t>`/Users/用户名/Documents/Tmac`，主题放到 `Tmac/.obsidian/themes/星海知枢/`。</w:t>
-            </w:r>
-          </w:p>
-        </w:tc>
-      </w:tr>
-      <w:tr>
-        <w:tc>
-          <w:tcPr>
-            <w:tcW w:type="dxa" w:w="2700"/>
-            <w:tcMar>
-              <w:top w:w="80" w:type="dxa"/>
-              <w:start w:w="120" w:type="dxa"/>
-              <w:bottom w:w="80" w:type="dxa"/>
-              <w:end w:w="120" w:type="dxa"/>
-            </w:tcMar>
-            <w:vAlign w:val="center"/>
-          </w:tcPr>
-          <w:p>
-            <w:pPr>
-              <w:spacing w:after="0"/>
-            </w:pPr>
-            <w:r>
-              <w:rPr>
-                <w:rFonts w:ascii="Arial Unicode MS" w:hAnsi="Arial Unicode MS" w:eastAsia="Arial Unicode MS" w:cs="Arial Unicode MS"/>
-                <w:b/>
-                <w:color w:val="202536"/>
-                <w:sz w:val="18"/>
-              </w:rPr>
-              <w:t>Windows</w:t>
-            </w:r>
-          </w:p>
-        </w:tc>
-        <w:tc>
-          <w:tcPr>
-            <w:tcW w:type="dxa" w:w="6660"/>
-            <w:tcMar>
-              <w:top w:w="80" w:type="dxa"/>
-              <w:start w:w="120" w:type="dxa"/>
-              <w:bottom w:w="80" w:type="dxa"/>
-              <w:end w:w="120" w:type="dxa"/>
-            </w:tcMar>
-            <w:vAlign w:val="center"/>
-          </w:tcPr>
-          <w:p>
-            <w:pPr>
-              <w:spacing w:after="0"/>
-            </w:pPr>
-            <w:r>
-              <w:rPr>
-                <w:rFonts w:ascii="Arial Unicode MS" w:hAnsi="Arial Unicode MS" w:eastAsia="Arial Unicode MS" w:cs="Arial Unicode MS"/>
-                <w:b w:val="0"/>
-                <w:color w:val="202536"/>
-                <w:sz w:val="18"/>
-              </w:rPr>
-              <w:t>`D:\Obsidian\Tmac` 或 `C:\Users\用户名\Documents\Tmac`，主题放到 `Tmac\.obsidian\themes\星海知枢\`。</w:t>
-            </w:r>
-          </w:p>
-        </w:tc>
-      </w:tr>
-      <w:tr>
-        <w:tc>
-          <w:tcPr>
-            <w:tcW w:type="dxa" w:w="2700"/>
-            <w:tcMar>
-              <w:top w:w="80" w:type="dxa"/>
-              <w:start w:w="120" w:type="dxa"/>
-              <w:bottom w:w="80" w:type="dxa"/>
-              <w:end w:w="120" w:type="dxa"/>
-            </w:tcMar>
-            <w:vAlign w:val="center"/>
-          </w:tcPr>
-          <w:p>
-            <w:pPr>
-              <w:spacing w:after="0"/>
-            </w:pPr>
-            <w:r>
-              <w:rPr>
-                <w:rFonts w:ascii="Arial Unicode MS" w:hAnsi="Arial Unicode MS" w:eastAsia="Arial Unicode MS" w:cs="Arial Unicode MS"/>
-                <w:b/>
-                <w:color w:val="202536"/>
-                <w:sz w:val="18"/>
-              </w:rPr>
-              <w:t>共同插件路径</w:t>
-            </w:r>
-          </w:p>
-        </w:tc>
-        <w:tc>
-          <w:tcPr>
-            <w:tcW w:type="dxa" w:w="6660"/>
-            <w:tcMar>
-              <w:top w:w="80" w:type="dxa"/>
-              <w:start w:w="120" w:type="dxa"/>
-              <w:bottom w:w="80" w:type="dxa"/>
-              <w:end w:w="120" w:type="dxa"/>
-            </w:tcMar>
-            <w:vAlign w:val="center"/>
-          </w:tcPr>
-          <w:p>
-            <w:pPr>
-              <w:spacing w:after="0"/>
-            </w:pPr>
-            <w:r>
-              <w:rPr>
-                <w:rFonts w:ascii="Arial Unicode MS" w:hAnsi="Arial Unicode MS" w:eastAsia="Arial Unicode MS" w:cs="Arial Unicode MS"/>
-                <w:b w:val="0"/>
-                <w:color w:val="202536"/>
-                <w:sz w:val="18"/>
-              </w:rPr>
-              <w:t>知识库根目录下的 `.obsidian/plugins/xinghai-workbench/`。</w:t>
-            </w:r>
-          </w:p>
-        </w:tc>
-      </w:tr>
-    </w:tbl>
-    <w:p>
-      <w:pPr>
-        <w:spacing w:after="20"/>
-      </w:pPr>
-    </w:p>
-    <w:p>
-      <w:pPr>
-        <w:pStyle w:val="Heading2"/>
-      </w:pPr>
-      <w:r>
-        <w:t>3.2 复制与启用</w:t>
-      </w:r>
-    </w:p>
-    <w:p>
-      <w:pPr>
-        <w:numPr>
-          <w:ilvl w:val="0"/>
-          <w:numId w:val="10"/>
-        </w:numPr>
-        <w:spacing w:after="100" w:line="300" w:lineRule="auto"/>
-        <w:ind w:left="540" w:hanging="271"/>
-      </w:pPr>
-      <w:r>
-        <w:rPr>
-          <w:rFonts w:ascii="Arial Unicode MS" w:hAnsi="Arial Unicode MS" w:eastAsia="Arial Unicode MS" w:cs="Arial Unicode MS"/>
-          <w:color w:val="202536"/>
-        </w:rPr>
-        <w:t>完全退出 Obsidian，完成上一章的备份。</w:t>
-      </w:r>
-    </w:p>
-    <w:p>
-      <w:pPr>
-        <w:numPr>
-          <w:ilvl w:val="0"/>
-          <w:numId w:val="10"/>
-        </w:numPr>
-        <w:spacing w:after="100" w:line="300" w:lineRule="auto"/>
-        <w:ind w:left="540" w:hanging="271"/>
-      </w:pPr>
-      <w:r>
-        <w:rPr>
-          <w:rFonts w:ascii="Arial Unicode MS" w:hAnsi="Arial Unicode MS" w:eastAsia="Arial Unicode MS" w:cs="Arial Unicode MS"/>
-          <w:color w:val="202536"/>
-        </w:rPr>
-        <w:t>解压 `星海知枢-工作台-v3.2.0-正式版.zip`。</w:t>
-      </w:r>
-    </w:p>
-    <w:p>
-      <w:pPr>
-        <w:numPr>
-          <w:ilvl w:val="0"/>
-          <w:numId w:val="10"/>
-        </w:numPr>
-        <w:spacing w:after="100" w:line="300" w:lineRule="auto"/>
-        <w:ind w:left="540" w:hanging="271"/>
-      </w:pPr>
-      <w:r>
-        <w:rPr>
-          <w:rFonts w:ascii="Arial Unicode MS" w:hAnsi="Arial Unicode MS" w:eastAsia="Arial Unicode MS" w:cs="Arial Unicode MS"/>
-          <w:color w:val="202536"/>
-        </w:rPr>
-        <w:t>把整个 `星海知枢` 文件夹复制到 `Tmac/.obsidian/themes/星海知枢/`。</w:t>
-      </w:r>
-    </w:p>
-    <w:p>
-      <w:pPr>
-        <w:numPr>
-          <w:ilvl w:val="0"/>
-          <w:numId w:val="10"/>
-        </w:numPr>
-        <w:spacing w:after="100" w:line="300" w:lineRule="auto"/>
-        <w:ind w:left="540" w:hanging="271"/>
-      </w:pPr>
-      <w:r>
-        <w:rPr>
-          <w:rFonts w:ascii="Arial Unicode MS" w:hAnsi="Arial Unicode MS" w:eastAsia="Arial Unicode MS" w:cs="Arial Unicode MS"/>
-          <w:color w:val="202536"/>
-        </w:rPr>
-        <w:t>把整个 `xinghai-workbench` 文件夹复制到 `Tmac/.obsidian/plugins/xinghai-workbench/`。</w:t>
-      </w:r>
-    </w:p>
-    <w:p>
-      <w:pPr>
-        <w:numPr>
-          <w:ilvl w:val="0"/>
-          <w:numId w:val="10"/>
-        </w:numPr>
-        <w:spacing w:after="100" w:line="300" w:lineRule="auto"/>
-        <w:ind w:left="540" w:hanging="271"/>
-      </w:pPr>
-      <w:r>
-        <w:rPr>
-          <w:rFonts w:ascii="Arial Unicode MS" w:hAnsi="Arial Unicode MS" w:eastAsia="Arial Unicode MS" w:cs="Arial Unicode MS"/>
-          <w:color w:val="202536"/>
-        </w:rPr>
-        <w:t>启动 Obsidian，进入“设置 → 外观 → 主题”，选择“星海知枢”。</w:t>
-      </w:r>
-    </w:p>
-    <w:p>
-      <w:pPr>
-        <w:numPr>
-          <w:ilvl w:val="0"/>
-          <w:numId w:val="10"/>
-        </w:numPr>
-        <w:spacing w:after="100" w:line="300" w:lineRule="auto"/>
-        <w:ind w:left="540" w:hanging="271"/>
-      </w:pPr>
-      <w:r>
-        <w:rPr>
-          <w:rFonts w:ascii="Arial Unicode MS" w:hAnsi="Arial Unicode MS" w:eastAsia="Arial Unicode MS" w:cs="Arial Unicode MS"/>
-          <w:color w:val="202536"/>
-        </w:rPr>
-        <w:t>进入“设置 → 第三方插件”，允许第三方插件并启用“星海知枢工作台”。</w:t>
-      </w:r>
-    </w:p>
-    <w:p>
-      <w:pPr>
-        <w:numPr>
-          <w:ilvl w:val="0"/>
-          <w:numId w:val="10"/>
-        </w:numPr>
-        <w:spacing w:after="100" w:line="300" w:lineRule="auto"/>
-        <w:ind w:left="540" w:hanging="271"/>
-      </w:pPr>
-      <w:r>
-        <w:rPr>
-          <w:rFonts w:ascii="Arial Unicode MS" w:hAnsi="Arial Unicode MS" w:eastAsia="Arial Unicode MS" w:cs="Arial Unicode MS"/>
-          <w:color w:val="202536"/>
-        </w:rPr>
-        <w:t>点击左侧 Ribbon 中的主页图标，或在命令面板运行“打开星海知枢工作台”。</w:t>
-      </w:r>
-    </w:p>
-    <w:tbl>
-      <w:tblPr>
-        <w:tblW w:type="dxa" w:w="9360"/>
-        <w:jc w:val="left"/>
-        <w:tblLayout w:type="fixed"/>
-        <w:tblLook w:firstColumn="1" w:firstRow="1" w:lastColumn="0" w:lastRow="0" w:noHBand="0" w:noVBand="1" w:val="04A0"/>
-        <w:tblInd w:w="120" w:type="dxa"/>
-      </w:tblPr>
-      <w:tblGrid>
-        <w:gridCol w:w="9360"/>
-      </w:tblGrid>
-      <w:tr>
-        <w:trPr>
-          <w:tblHeader w:val="true"/>
-        </w:trPr>
-        <w:tc>
-          <w:tcPr>
-            <w:tcW w:type="dxa" w:w="9360"/>
-            <w:tcMar>
-              <w:top w:w="80" w:type="dxa"/>
-              <w:start w:w="120" w:type="dxa"/>
-              <w:bottom w:w="80" w:type="dxa"/>
-              <w:end w:w="120" w:type="dxa"/>
-            </w:tcMar>
-            <w:vAlign w:val="center"/>
-            <w:shd w:fill="EEF1FF"/>
-          </w:tcPr>
-          <w:p>
-            <w:pPr>
-              <w:spacing w:after="20"/>
-            </w:pPr>
-            <w:r>
-              <w:rPr>
-                <w:rFonts w:ascii="Arial Unicode MS" w:hAnsi="Arial Unicode MS" w:eastAsia="Arial Unicode MS" w:cs="Arial Unicode MS"/>
-                <w:b/>
-                <w:color w:val="302B73"/>
-                <w:sz w:val="19"/>
-              </w:rPr>
-              <w:t>隐藏目录：</w:t>
-            </w:r>
-            <w:r>
-              <w:rPr>
-                <w:rFonts w:ascii="Arial Unicode MS" w:hAnsi="Arial Unicode MS" w:eastAsia="Arial Unicode MS" w:cs="Arial Unicode MS"/>
-                <w:color w:val="202536"/>
-                <w:sz w:val="19"/>
-              </w:rPr>
-              <w:t>macOS Finder 中看不到 `.obsidian` 时，在知识库文件夹中按 `Command + Shift + .`。Windows 资源管理器中若不显示，进入“查看 → 显示 → 隐藏的项目”，或直接在地址栏输入 `.obsidian`。</w:t>
-            </w:r>
-          </w:p>
-        </w:tc>
-      </w:tr>
-    </w:tbl>
-    <w:p>
-      <w:pPr>
-        <w:spacing w:after="20"/>
-      </w:pPr>
-    </w:p>
-    <w:tbl>
-      <w:tblPr>
-        <w:tblW w:type="dxa" w:w="9360"/>
-        <w:jc w:val="left"/>
-        <w:tblLayout w:type="fixed"/>
-        <w:tblLook w:firstColumn="1" w:firstRow="1" w:lastColumn="0" w:lastRow="0" w:noHBand="0" w:noVBand="1" w:val="04A0"/>
-        <w:tblInd w:w="120" w:type="dxa"/>
-      </w:tblPr>
-      <w:tblGrid>
-        <w:gridCol w:w="9360"/>
-      </w:tblGrid>
-      <w:tr>
-        <w:trPr>
-          <w:tblHeader w:val="true"/>
-        </w:trPr>
-        <w:tc>
-          <w:tcPr>
-            <w:tcW w:type="dxa" w:w="9360"/>
-            <w:tcMar>
-              <w:top w:w="80" w:type="dxa"/>
-              <w:start w:w="120" w:type="dxa"/>
-              <w:bottom w:w="80" w:type="dxa"/>
-              <w:end w:w="120" w:type="dxa"/>
-            </w:tcMar>
-            <w:vAlign w:val="center"/>
-            <w:shd w:fill="EEF1FF"/>
-          </w:tcPr>
-          <w:p>
-            <w:pPr>
-              <w:spacing w:after="20"/>
-            </w:pPr>
-            <w:r>
-              <w:rPr>
-                <w:rFonts w:ascii="Arial Unicode MS" w:hAnsi="Arial Unicode MS" w:eastAsia="Arial Unicode MS" w:cs="Arial Unicode MS"/>
-                <w:b/>
-                <w:color w:val="302B73"/>
-                <w:sz w:val="19"/>
+                <w:color w:val="A33424"/>
+                <w:sz w:val="20"/>
               </w:rPr>
               <w:t>Windows 注意：</w:t>
             </w:r>
             <w:r>
               <w:rPr>
                 <w:rFonts w:ascii="Arial Unicode MS" w:hAnsi="Arial Unicode MS" w:eastAsia="Arial Unicode MS" w:cs="Arial Unicode MS"/>
-                <w:color w:val="202536"/>
-                <w:sz w:val="19"/>
+                <w:b w:val="0"/>
+                <w:color w:val="172033"/>
+                <w:sz w:val="20"/>
               </w:rPr>
-              <w:t>本包不含独立可执行文件，正常安装不需要管理员权限。请不要把插件复制到 Obsidian 程序安装目录或 `%APPDATA%`；必须放在当前知识库的 `.obsidian` 内。</w:t>
+              <w:t>不需要管理员权限；不要把主题复制到 Obsidian 程序目录或 `%APPDATA%`。</w:t>
             </w:r>
           </w:p>
         </w:tc>
       </w:tr>
     </w:tbl>
-    <w:p>
-      <w:pPr>
-        <w:spacing w:after="20"/>
-      </w:pPr>
-    </w:p>
-    <w:p>
-      <w:r>
-        <w:br w:type="page"/>
-      </w:r>
-    </w:p>
-    <w:p>
-      <w:pPr>
-        <w:spacing w:before="80" w:after="40"/>
-      </w:pPr>
-      <w:r>
-        <w:rPr>
-          <w:rFonts w:ascii="Arial Unicode MS" w:hAnsi="Arial Unicode MS" w:eastAsia="Arial Unicode MS" w:cs="Arial Unicode MS"/>
-          <w:b/>
-          <w:color w:val="31C6D4"/>
-          <w:sz w:val="22"/>
-        </w:rPr>
-        <w:t>04</w:t>
-      </w:r>
-    </w:p>
+    <w:p/>
     <w:p>
       <w:pPr>
         <w:pStyle w:val="Heading1"/>
       </w:pPr>
       <w:r>
-        <w:t>首次启动与验收</w:t>
-      </w:r>
-    </w:p>
-    <w:p>
-      <w:r>
-        <w:rPr>
-          <w:rFonts w:ascii="Arial Unicode MS" w:hAnsi="Arial Unicode MS" w:eastAsia="Arial Unicode MS" w:cs="Arial Unicode MS"/>
-          <w:color w:val="202536"/>
-        </w:rPr>
-        <w:t>启用后不要只检查背景，还要确认插件视图和真实数据链路。</w:t>
+        <w:t>5. 验收、升级和回滚</w:t>
       </w:r>
     </w:p>
     <w:p>
       <w:pPr>
         <w:pStyle w:val="ListBullet"/>
-        <w:spacing w:after="80" w:line="300" w:lineRule="auto"/>
+        <w:spacing w:after="80"/>
         <w:ind w:left="540" w:hanging="271"/>
       </w:pPr>
       <w:r>
         <w:rPr>
           <w:rFonts w:ascii="Arial Unicode MS" w:hAnsi="Arial Unicode MS" w:eastAsia="Arial Unicode MS" w:cs="Arial Unicode MS"/>
-          <w:color w:val="202536"/>
+          <w:b w:val="0"/>
+          <w:color w:val="172033"/>
+          <w:sz w:val="22"/>
         </w:rPr>
-        <w:t>左侧是 Obsidian 原生文件树，中央显示知识星图与今日工作台，右侧显示日历、时间线、关联笔记和标签。</w:t>
+        <w:t>切换深色与浅色模式，确认背景、文字、文件树、标签页和弹窗清晰可读。</w:t>
       </w:r>
     </w:p>
     <w:p>
       <w:pPr>
         <w:pStyle w:val="ListBullet"/>
-        <w:spacing w:after="80" w:line="300" w:lineRule="auto"/>
+        <w:spacing w:after="80"/>
         <w:ind w:left="540" w:hanging="271"/>
       </w:pPr>
       <w:r>
         <w:rPr>
           <w:rFonts w:ascii="Arial Unicode MS" w:hAnsi="Arial Unicode MS" w:eastAsia="Arial Unicode MS" w:cs="Arial Unicode MS"/>
-          <w:color w:val="202536"/>
+          <w:b w:val="0"/>
+          <w:color w:val="172033"/>
+          <w:sz w:val="22"/>
         </w:rPr>
-        <w:t>星图应按知识库的实际一级目录动态生成，节点可点击。</w:t>
+        <w:t>升级时完全退出 Obsidian，再用新版主题文件夹覆盖旧目录。</w:t>
       </w:r>
     </w:p>
     <w:p>
       <w:pPr>
         <w:pStyle w:val="ListBullet"/>
-        <w:spacing w:after="80" w:line="300" w:lineRule="auto"/>
+        <w:spacing w:after="80"/>
         <w:ind w:left="540" w:hanging="271"/>
       </w:pPr>
       <w:r>
         <w:rPr>
           <w:rFonts w:ascii="Arial Unicode MS" w:hAnsi="Arial Unicode MS" w:eastAsia="Arial Unicode MS" w:cs="Arial Unicode MS"/>
-          <w:color w:val="202536"/>
+          <w:b w:val="0"/>
+          <w:color w:val="172033"/>
+          <w:sz w:val="22"/>
         </w:rPr>
-        <w:t>今日三件事的勾选应写回当日 Markdown 日记，并显示保存状态。</w:t>
+        <w:t>回滚时先切换其他主题，再删除 `.obsidian/themes/星海知枢/`。</w:t>
       </w:r>
     </w:p>
     <w:p>
       <w:pPr>
         <w:pStyle w:val="ListBullet"/>
-        <w:spacing w:after="80" w:line="300" w:lineRule="auto"/>
+        <w:spacing w:after="80"/>
         <w:ind w:left="540" w:hanging="271"/>
       </w:pPr>
       <w:r>
         <w:rPr>
           <w:rFonts w:ascii="Arial Unicode MS" w:hAnsi="Arial Unicode MS" w:eastAsia="Arial Unicode MS" w:cs="Arial Unicode MS"/>
-          <w:color w:val="202536"/>
-        </w:rPr>
-        <w:t>项目进度应根据项目笔记的任务完成比自动计算。</w:t>
-      </w:r>
-    </w:p>
-    <w:p>
-      <w:pPr>
-        <w:pStyle w:val="ListBullet"/>
-        <w:spacing w:after="80" w:line="300" w:lineRule="auto"/>
-        <w:ind w:left="540" w:hanging="271"/>
-      </w:pPr>
-      <w:r>
-        <w:rPr>
-          <w:rFonts w:ascii="Arial Unicode MS" w:hAnsi="Arial Unicode MS" w:eastAsia="Arial Unicode MS" w:cs="Arial Unicode MS"/>
-          <w:color w:val="202536"/>
-        </w:rPr>
-        <w:t>“进行中的项目”右上角应显示新增按钮，打开表单后由用户选择保存目录。</w:t>
-      </w:r>
-    </w:p>
-    <w:p>
-      <w:pPr>
-        <w:pStyle w:val="ListBullet"/>
-        <w:spacing w:after="80" w:line="300" w:lineRule="auto"/>
-        <w:ind w:left="540" w:hanging="271"/>
-      </w:pPr>
-      <w:r>
-        <w:rPr>
-          <w:rFonts w:ascii="Arial Unicode MS" w:hAnsi="Arial Unicode MS" w:eastAsia="Arial Unicode MS" w:cs="Arial Unicode MS"/>
-          <w:color w:val="202536"/>
-        </w:rPr>
-        <w:t>专注计时支持 25 和 50 分钟，刷新后会话与当日累计数据应保留。</w:t>
-      </w:r>
-    </w:p>
-    <w:p>
-      <w:pPr>
-        <w:pStyle w:val="ListBullet"/>
-        <w:spacing w:after="80" w:line="300" w:lineRule="auto"/>
-        <w:ind w:left="540" w:hanging="271"/>
-      </w:pPr>
-      <w:r>
-        <w:rPr>
-          <w:rFonts w:ascii="Arial Unicode MS" w:hAnsi="Arial Unicode MS" w:eastAsia="Arial Unicode MS" w:cs="Arial Unicode MS"/>
-          <w:color w:val="202536"/>
-        </w:rPr>
-        <w:t>点击无日记的日期应先询问，不得因浏览静默新建文件。</w:t>
-      </w:r>
-    </w:p>
-    <w:tbl>
-      <w:tblPr>
-        <w:tblW w:type="dxa" w:w="9360"/>
-        <w:jc w:val="left"/>
-        <w:tblLayout w:type="fixed"/>
-        <w:tblLook w:firstColumn="1" w:firstRow="1" w:lastColumn="0" w:lastRow="0" w:noHBand="0" w:noVBand="1" w:val="04A0"/>
-        <w:tblInd w:w="120" w:type="dxa"/>
-      </w:tblPr>
-      <w:tblGrid>
-        <w:gridCol w:w="9360"/>
-      </w:tblGrid>
-      <w:tr>
-        <w:trPr>
-          <w:tblHeader w:val="true"/>
-        </w:trPr>
-        <w:tc>
-          <w:tcPr>
-            <w:tcW w:type="dxa" w:w="9360"/>
-            <w:tcMar>
-              <w:top w:w="80" w:type="dxa"/>
-              <w:start w:w="120" w:type="dxa"/>
-              <w:bottom w:w="80" w:type="dxa"/>
-              <w:end w:w="120" w:type="dxa"/>
-            </w:tcMar>
-            <w:vAlign w:val="center"/>
-            <w:shd w:fill="FFF2F0"/>
-          </w:tcPr>
-          <w:p>
-            <w:pPr>
-              <w:spacing w:after="20"/>
-            </w:pPr>
-            <w:r>
-              <w:rPr>
-                <w:rFonts w:ascii="Arial Unicode MS" w:hAnsi="Arial Unicode MS" w:eastAsia="Arial Unicode MS" w:cs="Arial Unicode MS"/>
-                <w:b/>
-                <w:color w:val="B42318"/>
-                <w:sz w:val="19"/>
-              </w:rPr>
-              <w:t>验收限制：</w:t>
-            </w:r>
-            <w:r>
-              <w:rPr>
-                <w:rFonts w:ascii="Arial Unicode MS" w:hAnsi="Arial Unicode MS" w:eastAsia="Arial Unicode MS" w:cs="Arial Unicode MS"/>
-                <w:color w:val="202536"/>
-                <w:sz w:val="19"/>
-              </w:rPr>
-              <w:t>移动端仅完成代码适配、窄容器模拟和自动检测；未完成真实手机触控验收。</w:t>
-            </w:r>
-          </w:p>
-        </w:tc>
-      </w:tr>
-    </w:tbl>
-    <w:p>
-      <w:pPr>
-        <w:spacing w:after="20"/>
-      </w:pPr>
-    </w:p>
-    <w:p>
-      <w:r>
-        <w:br w:type="page"/>
-      </w:r>
-    </w:p>
-    <w:p>
-      <w:pPr>
-        <w:spacing w:before="80" w:after="40"/>
-      </w:pPr>
-      <w:r>
-        <w:rPr>
-          <w:rFonts w:ascii="Arial Unicode MS" w:hAnsi="Arial Unicode MS" w:eastAsia="Arial Unicode MS" w:cs="Arial Unicode MS"/>
-          <w:b/>
-          <w:color w:val="31C6D4"/>
+          <w:b w:val="0"/>
+          <w:color w:val="172033"/>
           <w:sz w:val="22"/>
         </w:rPr>
-        <w:t>05</w:t>
+        <w:t>主题卸载不会删除 Markdown 笔记。</w:t>
       </w:r>
-    </w:p>
-    <w:p>
-      <w:pPr>
-        <w:pStyle w:val="Heading1"/>
-      </w:pPr>
-      <w:r>
-        <w:t>可选预设、升级与回滚</w:t>
-      </w:r>
-    </w:p>
-    <w:p>
-      <w:r>
-        <w:rPr>
-          <w:rFonts w:ascii="Arial Unicode MS" w:hAnsi="Arial Unicode MS" w:eastAsia="Arial Unicode MS" w:cs="Arial Unicode MS"/>
-          <w:color w:val="202536"/>
-        </w:rPr>
-        <w:t>主题和插件可独立运行，不强制覆盖用户的原有工作区。</w:t>
-      </w:r>
-    </w:p>
-    <w:p>
-      <w:pPr>
-        <w:pStyle w:val="Heading2"/>
-      </w:pPr>
-      <w:r>
-        <w:t>5.1 可选预设</w:t>
-      </w:r>
-    </w:p>
-    <w:p>
-      <w:pPr>
-        <w:pStyle w:val="ListBullet"/>
-        <w:spacing w:after="80" w:line="300" w:lineRule="auto"/>
-        <w:ind w:left="540" w:hanging="271"/>
-      </w:pPr>
-      <w:r>
-        <w:rPr>
-          <w:rFonts w:ascii="Arial Unicode MS" w:hAnsi="Arial Unicode MS" w:eastAsia="Arial Unicode MS" w:cs="Arial Unicode MS"/>
-          <w:color w:val="202536"/>
-        </w:rPr>
-        <w:t>`workspace-xinghai.json`：桌面工作区参考布局。</w:t>
-      </w:r>
-    </w:p>
-    <w:p>
-      <w:pPr>
-        <w:pStyle w:val="ListBullet"/>
-        <w:spacing w:after="80" w:line="300" w:lineRule="auto"/>
-        <w:ind w:left="540" w:hanging="271"/>
-      </w:pPr>
-      <w:r>
-        <w:rPr>
-          <w:rFonts w:ascii="Arial Unicode MS" w:hAnsi="Arial Unicode MS" w:eastAsia="Arial Unicode MS" w:cs="Arial Unicode MS"/>
-          <w:color w:val="202536"/>
-        </w:rPr>
-        <w:t>`graph-xinghai.json`：图谱分组与配色参考。</w:t>
-      </w:r>
-    </w:p>
-    <w:p>
-      <w:pPr>
-        <w:pStyle w:val="ListBullet"/>
-        <w:spacing w:after="80" w:line="300" w:lineRule="auto"/>
-        <w:ind w:left="540" w:hanging="271"/>
-      </w:pPr>
-      <w:r>
-        <w:rPr>
-          <w:rFonts w:ascii="Arial Unicode MS" w:hAnsi="Arial Unicode MS" w:eastAsia="Arial Unicode MS" w:cs="Arial Unicode MS"/>
-          <w:color w:val="202536"/>
-        </w:rPr>
-        <w:t>`appearance-xinghai.json`：主题启用配置参考。</w:t>
-      </w:r>
-    </w:p>
-    <w:p>
-      <w:r>
-        <w:rPr>
-          <w:rFonts w:ascii="Arial Unicode MS" w:hAnsi="Arial Unicode MS" w:eastAsia="Arial Unicode MS" w:cs="Arial Unicode MS"/>
-          <w:color w:val="202536"/>
-        </w:rPr>
-        <w:t>使用任何预设前，先备份同名原文件，并在 Obsidian 完全退出后替换。</w:t>
-      </w:r>
-    </w:p>
-    <w:p>
-      <w:pPr>
-        <w:pStyle w:val="Heading2"/>
-      </w:pPr>
-      <w:r>
-        <w:t>5.2 升级</w:t>
-      </w:r>
-    </w:p>
-    <w:p>
-      <w:pPr>
-        <w:numPr>
-          <w:ilvl w:val="0"/>
-          <w:numId w:val="11"/>
-        </w:numPr>
-        <w:spacing w:after="100" w:line="300" w:lineRule="auto"/>
-        <w:ind w:left="540" w:hanging="271"/>
-      </w:pPr>
-      <w:r>
-        <w:rPr>
-          <w:rFonts w:ascii="Arial Unicode MS" w:hAnsi="Arial Unicode MS" w:eastAsia="Arial Unicode MS" w:cs="Arial Unicode MS"/>
-          <w:color w:val="202536"/>
-        </w:rPr>
-        <w:t>备份当前主题、插件和 `data.json`。</w:t>
-      </w:r>
-    </w:p>
-    <w:p>
-      <w:pPr>
-        <w:numPr>
-          <w:ilvl w:val="0"/>
-          <w:numId w:val="11"/>
-        </w:numPr>
-        <w:spacing w:after="100" w:line="300" w:lineRule="auto"/>
-        <w:ind w:left="540" w:hanging="271"/>
-      </w:pPr>
-      <w:r>
-        <w:rPr>
-          <w:rFonts w:ascii="Arial Unicode MS" w:hAnsi="Arial Unicode MS" w:eastAsia="Arial Unicode MS" w:cs="Arial Unicode MS"/>
-          <w:color w:val="202536"/>
-        </w:rPr>
-        <w:t>先在知识库副本中替换主题与插件目录。</w:t>
-      </w:r>
-    </w:p>
-    <w:p>
-      <w:pPr>
-        <w:numPr>
-          <w:ilvl w:val="0"/>
-          <w:numId w:val="11"/>
-        </w:numPr>
-        <w:spacing w:after="100" w:line="300" w:lineRule="auto"/>
-        <w:ind w:left="540" w:hanging="271"/>
-      </w:pPr>
-      <w:r>
-        <w:rPr>
-          <w:rFonts w:ascii="Arial Unicode MS" w:hAnsi="Arial Unicode MS" w:eastAsia="Arial Unicode MS" w:cs="Arial Unicode MS"/>
-          <w:color w:val="202536"/>
-        </w:rPr>
-        <w:t>验证插件加载、任务写回、项目进度、专注持久化和工作区恢复。</w:t>
-      </w:r>
-    </w:p>
-    <w:p>
-      <w:pPr>
-        <w:numPr>
-          <w:ilvl w:val="0"/>
-          <w:numId w:val="11"/>
-        </w:numPr>
-        <w:spacing w:after="100" w:line="300" w:lineRule="auto"/>
-        <w:ind w:left="540" w:hanging="271"/>
-      </w:pPr>
-      <w:r>
-        <w:rPr>
-          <w:rFonts w:ascii="Arial Unicode MS" w:hAnsi="Arial Unicode MS" w:eastAsia="Arial Unicode MS" w:cs="Arial Unicode MS"/>
-          <w:color w:val="202536"/>
-        </w:rPr>
-        <w:t>确认无误后再更新正式知识库。</w:t>
-      </w:r>
-    </w:p>
-    <w:p>
-      <w:pPr>
-        <w:pStyle w:val="Heading2"/>
-      </w:pPr>
-      <w:r>
-        <w:t>5.3 回滚</w:t>
-      </w:r>
-    </w:p>
-    <w:p>
-      <w:pPr>
-        <w:numPr>
-          <w:ilvl w:val="0"/>
-          <w:numId w:val="12"/>
-        </w:numPr>
-        <w:spacing w:after="100" w:line="300" w:lineRule="auto"/>
-        <w:ind w:left="540" w:hanging="271"/>
-      </w:pPr>
-      <w:r>
-        <w:rPr>
-          <w:rFonts w:ascii="Arial Unicode MS" w:hAnsi="Arial Unicode MS" w:eastAsia="Arial Unicode MS" w:cs="Arial Unicode MS"/>
-          <w:color w:val="202536"/>
-        </w:rPr>
-        <w:t>完全退出 Obsidian。</w:t>
-      </w:r>
-    </w:p>
-    <w:p>
-      <w:pPr>
-        <w:numPr>
-          <w:ilvl w:val="0"/>
-          <w:numId w:val="12"/>
-        </w:numPr>
-        <w:spacing w:after="100" w:line="300" w:lineRule="auto"/>
-        <w:ind w:left="540" w:hanging="271"/>
-      </w:pPr>
-      <w:r>
-        <w:rPr>
-          <w:rFonts w:ascii="Arial Unicode MS" w:hAnsi="Arial Unicode MS" w:eastAsia="Arial Unicode MS" w:cs="Arial Unicode MS"/>
-          <w:color w:val="202536"/>
-        </w:rPr>
-        <w:t>恢复备份的主题、插件、`data.json`、`workspace.json` 和 `graph.json`。</w:t>
-      </w:r>
-    </w:p>
-    <w:p>
-      <w:pPr>
-        <w:numPr>
-          <w:ilvl w:val="0"/>
-          <w:numId w:val="12"/>
-        </w:numPr>
-        <w:spacing w:after="100" w:line="300" w:lineRule="auto"/>
-        <w:ind w:left="540" w:hanging="271"/>
-      </w:pPr>
-      <w:r>
-        <w:rPr>
-          <w:rFonts w:ascii="Arial Unicode MS" w:hAnsi="Arial Unicode MS" w:eastAsia="Arial Unicode MS" w:cs="Arial Unicode MS"/>
-          <w:color w:val="202536"/>
-        </w:rPr>
-        <w:t>重新启动，选择原主题并检查笔记内容。</w:t>
-      </w:r>
-    </w:p>
-    <w:p>
-      <w:r>
-        <w:br w:type="page"/>
-      </w:r>
-    </w:p>
-    <w:p>
-      <w:pPr>
-        <w:spacing w:before="80" w:after="40"/>
-      </w:pPr>
-      <w:r>
-        <w:rPr>
-          <w:rFonts w:ascii="Arial Unicode MS" w:hAnsi="Arial Unicode MS" w:eastAsia="Arial Unicode MS" w:cs="Arial Unicode MS"/>
-          <w:b/>
-          <w:color w:val="31C6D4"/>
-          <w:sz w:val="22"/>
-        </w:rPr>
-        <w:t>06</w:t>
-      </w:r>
-    </w:p>
-    <w:p>
-      <w:pPr>
-        <w:pStyle w:val="Heading1"/>
-      </w:pPr>
-      <w:r>
-        <w:t>常见问题</w:t>
-      </w:r>
-    </w:p>
-    <w:p>
-      <w:r>
-        <w:rPr>
-          <w:rFonts w:ascii="Arial Unicode MS" w:hAnsi="Arial Unicode MS" w:eastAsia="Arial Unicode MS" w:cs="Arial Unicode MS"/>
-          <w:color w:val="202536"/>
-        </w:rPr>
-        <w:t>先核对路径、版本和插件状态，再根据现象处理。</w:t>
-      </w:r>
-    </w:p>
-    <w:tbl>
-      <w:tblPr>
-        <w:tblStyle w:val="TableGrid"/>
-        <w:tblW w:type="dxa" w:w="9360"/>
-        <w:tblLayout w:type="fixed"/>
-        <w:tblLook w:firstColumn="1" w:firstRow="1" w:lastColumn="0" w:lastRow="0" w:noHBand="0" w:noVBand="1" w:val="04A0"/>
-        <w:jc w:val="left"/>
-        <w:tblInd w:w="120" w:type="dxa"/>
-      </w:tblPr>
-      <w:tblGrid>
-        <w:gridCol w:w="2700"/>
-        <w:gridCol w:w="6660"/>
-      </w:tblGrid>
-      <w:tr>
-        <w:trPr>
-          <w:tblHeader w:val="true"/>
-        </w:trPr>
-        <w:tc>
-          <w:tcPr>
-            <w:tcW w:type="dxa" w:w="2700"/>
-            <w:tcMar>
-              <w:top w:w="80" w:type="dxa"/>
-              <w:start w:w="120" w:type="dxa"/>
-              <w:bottom w:w="80" w:type="dxa"/>
-              <w:end w:w="120" w:type="dxa"/>
-            </w:tcMar>
-            <w:vAlign w:val="center"/>
-            <w:shd w:fill="E8EEF5"/>
-          </w:tcPr>
-          <w:p>
-            <w:r>
-              <w:rPr>
-                <w:rFonts w:ascii="Arial Unicode MS" w:hAnsi="Arial Unicode MS" w:eastAsia="Arial Unicode MS" w:cs="Arial Unicode MS"/>
-                <w:b/>
-                <w:color w:val="302B73"/>
-                <w:sz w:val="19"/>
-              </w:rPr>
-              <w:t>项目</w:t>
-            </w:r>
-          </w:p>
-        </w:tc>
-        <w:tc>
-          <w:tcPr>
-            <w:tcW w:type="dxa" w:w="6660"/>
-            <w:tcMar>
-              <w:top w:w="80" w:type="dxa"/>
-              <w:start w:w="120" w:type="dxa"/>
-              <w:bottom w:w="80" w:type="dxa"/>
-              <w:end w:w="120" w:type="dxa"/>
-            </w:tcMar>
-            <w:vAlign w:val="center"/>
-            <w:shd w:fill="E8EEF5"/>
-          </w:tcPr>
-          <w:p>
-            <w:r>
-              <w:rPr>
-                <w:rFonts w:ascii="Arial Unicode MS" w:hAnsi="Arial Unicode MS" w:eastAsia="Arial Unicode MS" w:cs="Arial Unicode MS"/>
-                <w:b/>
-                <w:color w:val="302B73"/>
-                <w:sz w:val="19"/>
-              </w:rPr>
-              <w:t>说明</w:t>
-            </w:r>
-          </w:p>
-        </w:tc>
-      </w:tr>
-      <w:tr>
-        <w:tc>
-          <w:tcPr>
-            <w:tcW w:type="dxa" w:w="2700"/>
-            <w:tcMar>
-              <w:top w:w="80" w:type="dxa"/>
-              <w:start w:w="120" w:type="dxa"/>
-              <w:bottom w:w="80" w:type="dxa"/>
-              <w:end w:w="120" w:type="dxa"/>
-            </w:tcMar>
-            <w:vAlign w:val="center"/>
-          </w:tcPr>
-          <w:p>
-            <w:pPr>
-              <w:spacing w:after="0"/>
-            </w:pPr>
-            <w:r>
-              <w:rPr>
-                <w:rFonts w:ascii="Arial Unicode MS" w:hAnsi="Arial Unicode MS" w:eastAsia="Arial Unicode MS" w:cs="Arial Unicode MS"/>
-                <w:b/>
-                <w:color w:val="202536"/>
-                <w:sz w:val="18"/>
-              </w:rPr>
-              <w:t>主题不出现</w:t>
-            </w:r>
-          </w:p>
-        </w:tc>
-        <w:tc>
-          <w:tcPr>
-            <w:tcW w:type="dxa" w:w="6660"/>
-            <w:tcMar>
-              <w:top w:w="80" w:type="dxa"/>
-              <w:start w:w="120" w:type="dxa"/>
-              <w:bottom w:w="80" w:type="dxa"/>
-              <w:end w:w="120" w:type="dxa"/>
-            </w:tcMar>
-            <w:vAlign w:val="center"/>
-          </w:tcPr>
-          <w:p>
-            <w:pPr>
-              <w:spacing w:after="0"/>
-            </w:pPr>
-            <w:r>
-              <w:rPr>
-                <w:rFonts w:ascii="Arial Unicode MS" w:hAnsi="Arial Unicode MS" w:eastAsia="Arial Unicode MS" w:cs="Arial Unicode MS"/>
-                <w:b w:val="0"/>
-                <w:color w:val="202536"/>
-                <w:sz w:val="18"/>
-              </w:rPr>
-              <w:t>检查 `Tmac/.obsidian/themes/星海知枢/theme.css` 是否存在，避免多套一层文件夹。</w:t>
-            </w:r>
-          </w:p>
-        </w:tc>
-      </w:tr>
-      <w:tr>
-        <w:tc>
-          <w:tcPr>
-            <w:tcW w:type="dxa" w:w="2700"/>
-            <w:tcMar>
-              <w:top w:w="80" w:type="dxa"/>
-              <w:start w:w="120" w:type="dxa"/>
-              <w:bottom w:w="80" w:type="dxa"/>
-              <w:end w:w="120" w:type="dxa"/>
-            </w:tcMar>
-            <w:vAlign w:val="center"/>
-          </w:tcPr>
-          <w:p>
-            <w:pPr>
-              <w:spacing w:after="0"/>
-            </w:pPr>
-            <w:r>
-              <w:rPr>
-                <w:rFonts w:ascii="Arial Unicode MS" w:hAnsi="Arial Unicode MS" w:eastAsia="Arial Unicode MS" w:cs="Arial Unicode MS"/>
-                <w:b/>
-                <w:color w:val="202536"/>
-                <w:sz w:val="18"/>
-              </w:rPr>
-              <w:t>插件不出现</w:t>
-            </w:r>
-          </w:p>
-        </w:tc>
-        <w:tc>
-          <w:tcPr>
-            <w:tcW w:type="dxa" w:w="6660"/>
-            <w:tcMar>
-              <w:top w:w="80" w:type="dxa"/>
-              <w:start w:w="120" w:type="dxa"/>
-              <w:bottom w:w="80" w:type="dxa"/>
-              <w:end w:w="120" w:type="dxa"/>
-            </w:tcMar>
-            <w:vAlign w:val="center"/>
-          </w:tcPr>
-          <w:p>
-            <w:pPr>
-              <w:spacing w:after="0"/>
-            </w:pPr>
-            <w:r>
-              <w:rPr>
-                <w:rFonts w:ascii="Arial Unicode MS" w:hAnsi="Arial Unicode MS" w:eastAsia="Arial Unicode MS" w:cs="Arial Unicode MS"/>
-                <w:b w:val="0"/>
-                <w:color w:val="202536"/>
-                <w:sz w:val="18"/>
-              </w:rPr>
-              <w:t>检查 `plugins/xinghai-workbench/manifest.json` 与 `main.js`，然后重启 Obsidian。</w:t>
-            </w:r>
-          </w:p>
-        </w:tc>
-      </w:tr>
-      <w:tr>
-        <w:tc>
-          <w:tcPr>
-            <w:tcW w:type="dxa" w:w="2700"/>
-            <w:tcMar>
-              <w:top w:w="80" w:type="dxa"/>
-              <w:start w:w="120" w:type="dxa"/>
-              <w:bottom w:w="80" w:type="dxa"/>
-              <w:end w:w="120" w:type="dxa"/>
-            </w:tcMar>
-            <w:vAlign w:val="center"/>
-          </w:tcPr>
-          <w:p>
-            <w:pPr>
-              <w:spacing w:after="0"/>
-            </w:pPr>
-            <w:r>
-              <w:rPr>
-                <w:rFonts w:ascii="Arial Unicode MS" w:hAnsi="Arial Unicode MS" w:eastAsia="Arial Unicode MS" w:cs="Arial Unicode MS"/>
-                <w:b/>
-                <w:color w:val="202536"/>
-                <w:sz w:val="18"/>
-              </w:rPr>
-              <w:t>显示已安装但无界面</w:t>
-            </w:r>
-          </w:p>
-        </w:tc>
-        <w:tc>
-          <w:tcPr>
-            <w:tcW w:type="dxa" w:w="6660"/>
-            <w:tcMar>
-              <w:top w:w="80" w:type="dxa"/>
-              <w:start w:w="120" w:type="dxa"/>
-              <w:bottom w:w="80" w:type="dxa"/>
-              <w:end w:w="120" w:type="dxa"/>
-            </w:tcMar>
-            <w:vAlign w:val="center"/>
-          </w:tcPr>
-          <w:p>
-            <w:pPr>
-              <w:spacing w:after="0"/>
-            </w:pPr>
-            <w:r>
-              <w:rPr>
-                <w:rFonts w:ascii="Arial Unicode MS" w:hAnsi="Arial Unicode MS" w:eastAsia="Arial Unicode MS" w:cs="Arial Unicode MS"/>
-                <w:b w:val="0"/>
-                <w:color w:val="202536"/>
-                <w:sz w:val="18"/>
-              </w:rPr>
-              <w:t>确认已启用插件，使用 Ribbon 主页图标或命令面板打开工作台。</w:t>
-            </w:r>
-          </w:p>
-        </w:tc>
-      </w:tr>
-      <w:tr>
-        <w:tc>
-          <w:tcPr>
-            <w:tcW w:type="dxa" w:w="2700"/>
-            <w:tcMar>
-              <w:top w:w="80" w:type="dxa"/>
-              <w:start w:w="120" w:type="dxa"/>
-              <w:bottom w:w="80" w:type="dxa"/>
-              <w:end w:w="120" w:type="dxa"/>
-            </w:tcMar>
-            <w:vAlign w:val="center"/>
-          </w:tcPr>
-          <w:p>
-            <w:pPr>
-              <w:spacing w:after="0"/>
-            </w:pPr>
-            <w:r>
-              <w:rPr>
-                <w:rFonts w:ascii="Arial Unicode MS" w:hAnsi="Arial Unicode MS" w:eastAsia="Arial Unicode MS" w:cs="Arial Unicode MS"/>
-                <w:b/>
-                <w:color w:val="202536"/>
-                <w:sz w:val="18"/>
-              </w:rPr>
-              <w:t>今日三件事无数据</w:t>
-            </w:r>
-          </w:p>
-        </w:tc>
-        <w:tc>
-          <w:tcPr>
-            <w:tcW w:type="dxa" w:w="6660"/>
-            <w:tcMar>
-              <w:top w:w="80" w:type="dxa"/>
-              <w:start w:w="120" w:type="dxa"/>
-              <w:bottom w:w="80" w:type="dxa"/>
-              <w:end w:w="120" w:type="dxa"/>
-            </w:tcMar>
-            <w:vAlign w:val="center"/>
-          </w:tcPr>
-          <w:p>
-            <w:pPr>
-              <w:spacing w:after="0"/>
-            </w:pPr>
-            <w:r>
-              <w:rPr>
-                <w:rFonts w:ascii="Arial Unicode MS" w:hAnsi="Arial Unicode MS" w:eastAsia="Arial Unicode MS" w:cs="Arial Unicode MS"/>
-                <w:b w:val="0"/>
-                <w:color w:val="202536"/>
-                <w:sz w:val="18"/>
-              </w:rPr>
-              <w:t>检查日记目录映射，以及当日日记中是否存在 `## 今日三件事`。</w:t>
-            </w:r>
-          </w:p>
-        </w:tc>
-      </w:tr>
-      <w:tr>
-        <w:tc>
-          <w:tcPr>
-            <w:tcW w:type="dxa" w:w="2700"/>
-            <w:tcMar>
-              <w:top w:w="80" w:type="dxa"/>
-              <w:start w:w="120" w:type="dxa"/>
-              <w:bottom w:w="80" w:type="dxa"/>
-              <w:end w:w="120" w:type="dxa"/>
-            </w:tcMar>
-            <w:vAlign w:val="center"/>
-          </w:tcPr>
-          <w:p>
-            <w:pPr>
-              <w:spacing w:after="0"/>
-            </w:pPr>
-            <w:r>
-              <w:rPr>
-                <w:rFonts w:ascii="Arial Unicode MS" w:hAnsi="Arial Unicode MS" w:eastAsia="Arial Unicode MS" w:cs="Arial Unicode MS"/>
-                <w:b/>
-                <w:color w:val="202536"/>
-                <w:sz w:val="18"/>
-              </w:rPr>
-              <w:t>布局拥挤</w:t>
-            </w:r>
-          </w:p>
-        </w:tc>
-        <w:tc>
-          <w:tcPr>
-            <w:tcW w:type="dxa" w:w="6660"/>
-            <w:tcMar>
-              <w:top w:w="80" w:type="dxa"/>
-              <w:start w:w="120" w:type="dxa"/>
-              <w:bottom w:w="80" w:type="dxa"/>
-              <w:end w:w="120" w:type="dxa"/>
-            </w:tcMar>
-            <w:vAlign w:val="center"/>
-          </w:tcPr>
-          <w:p>
-            <w:pPr>
-              <w:spacing w:after="0"/>
-            </w:pPr>
-            <w:r>
-              <w:rPr>
-                <w:rFonts w:ascii="Arial Unicode MS" w:hAnsi="Arial Unicode MS" w:eastAsia="Arial Unicode MS" w:cs="Arial Unicode MS"/>
-                <w:b w:val="0"/>
-                <w:color w:val="202536"/>
-                <w:sz w:val="18"/>
-              </w:rPr>
-              <w:t>在窄容器中使用顶部四标签，或点击“收起侧栏”。</w:t>
-            </w:r>
-          </w:p>
-        </w:tc>
-      </w:tr>
-      <w:tr>
-        <w:tc>
-          <w:tcPr>
-            <w:tcW w:type="dxa" w:w="2700"/>
-            <w:tcMar>
-              <w:top w:w="80" w:type="dxa"/>
-              <w:start w:w="120" w:type="dxa"/>
-              <w:bottom w:w="80" w:type="dxa"/>
-              <w:end w:w="120" w:type="dxa"/>
-            </w:tcMar>
-            <w:vAlign w:val="center"/>
-          </w:tcPr>
-          <w:p>
-            <w:pPr>
-              <w:spacing w:after="0"/>
-            </w:pPr>
-            <w:r>
-              <w:rPr>
-                <w:rFonts w:ascii="Arial Unicode MS" w:hAnsi="Arial Unicode MS" w:eastAsia="Arial Unicode MS" w:cs="Arial Unicode MS"/>
-                <w:b/>
-                <w:color w:val="202536"/>
-                <w:sz w:val="18"/>
-              </w:rPr>
-              <w:t>需要完全卸载</w:t>
-            </w:r>
-          </w:p>
-        </w:tc>
-        <w:tc>
-          <w:tcPr>
-            <w:tcW w:type="dxa" w:w="6660"/>
-            <w:tcMar>
-              <w:top w:w="80" w:type="dxa"/>
-              <w:start w:w="120" w:type="dxa"/>
-              <w:bottom w:w="80" w:type="dxa"/>
-              <w:end w:w="120" w:type="dxa"/>
-            </w:tcMar>
-            <w:vAlign w:val="center"/>
-          </w:tcPr>
-          <w:p>
-            <w:pPr>
-              <w:spacing w:after="0"/>
-            </w:pPr>
-            <w:r>
-              <w:rPr>
-                <w:rFonts w:ascii="Arial Unicode MS" w:hAnsi="Arial Unicode MS" w:eastAsia="Arial Unicode MS" w:cs="Arial Unicode MS"/>
-                <w:b w:val="0"/>
-                <w:color w:val="202536"/>
-                <w:sz w:val="18"/>
-              </w:rPr>
-              <w:t>停用插件和主题，再删除对应的主题/插件文件夹；Markdown 笔记不会被自动删除。</w:t>
-            </w:r>
-          </w:p>
-        </w:tc>
-      </w:tr>
-      <w:tr>
-        <w:tc>
-          <w:tcPr>
-            <w:tcW w:type="dxa" w:w="2700"/>
-            <w:tcMar>
-              <w:top w:w="80" w:type="dxa"/>
-              <w:start w:w="120" w:type="dxa"/>
-              <w:bottom w:w="80" w:type="dxa"/>
-              <w:end w:w="120" w:type="dxa"/>
-            </w:tcMar>
-            <w:vAlign w:val="center"/>
-          </w:tcPr>
-          <w:p>
-            <w:pPr>
-              <w:spacing w:after="0"/>
-            </w:pPr>
-            <w:r>
-              <w:rPr>
-                <w:rFonts w:ascii="Arial Unicode MS" w:hAnsi="Arial Unicode MS" w:eastAsia="Arial Unicode MS" w:cs="Arial Unicode MS"/>
-                <w:b/>
-                <w:color w:val="202536"/>
-                <w:sz w:val="18"/>
-              </w:rPr>
-              <w:t>Windows 解压后路径过长</w:t>
-            </w:r>
-          </w:p>
-        </w:tc>
-        <w:tc>
-          <w:tcPr>
-            <w:tcW w:type="dxa" w:w="6660"/>
-            <w:tcMar>
-              <w:top w:w="80" w:type="dxa"/>
-              <w:start w:w="120" w:type="dxa"/>
-              <w:bottom w:w="80" w:type="dxa"/>
-              <w:end w:w="120" w:type="dxa"/>
-            </w:tcMar>
-            <w:vAlign w:val="center"/>
-          </w:tcPr>
-          <w:p>
-            <w:pPr>
-              <w:spacing w:after="0"/>
-            </w:pPr>
-            <w:r>
-              <w:rPr>
-                <w:rFonts w:ascii="Arial Unicode MS" w:hAnsi="Arial Unicode MS" w:eastAsia="Arial Unicode MS" w:cs="Arial Unicode MS"/>
-                <w:b w:val="0"/>
-                <w:color w:val="202536"/>
-                <w:sz w:val="18"/>
-              </w:rPr>
-              <w:t>先把 ZIP 解压到较短目录，例如 `D:\Xinghai`，再复制主题和插件文件夹。</w:t>
-            </w:r>
-          </w:p>
-        </w:tc>
-      </w:tr>
-    </w:tbl>
-    <w:p>
-      <w:pPr>
-        <w:spacing w:after="20"/>
-      </w:pPr>
     </w:p>
     <w:sectPr>
       <w:headerReference w:type="default" r:id="rId9"/>
       <w:footerReference w:type="default" r:id="rId10"/>
       <w:pgSz w:w="12240" w:h="15840"/>
-      <w:pgMar w:top="1123" w:right="1440" w:bottom="1080" w:left="1440" w:header="547" w:footer="547" w:gutter="0"/>
+      <w:pgMar w:top="1152" w:right="1440" w:bottom="1152" w:left="1440" w:header="547" w:footer="547" w:gutter="0"/>
       <w:cols w:space="720"/>
       <w:docGrid w:linePitch="360"/>
     </w:sectPr>
@@ -3076,30 +915,11 @@
     <w:r>
       <w:rPr>
         <w:rFonts w:ascii="Arial Unicode MS" w:hAnsi="Arial Unicode MS" w:eastAsia="Arial Unicode MS" w:cs="Arial Unicode MS"/>
-        <w:color w:val="667085"/>
+        <w:b w:val="0"/>
+        <w:color w:val="68748A"/>
         <w:sz w:val="17"/>
       </w:rPr>
-      <w:t xml:space="preserve">主题 3.2.0  ·  插件 1.2.4  ·  第 </w:t>
-    </w:r>
-    <w:r>
-      <w:rPr>
-        <w:rFonts w:ascii="Arial Unicode MS" w:hAnsi="Arial Unicode MS" w:eastAsia="Arial Unicode MS" w:cs="Arial Unicode MS"/>
-        <w:color w:val="667085"/>
-        <w:sz w:val="18"/>
-      </w:rPr>
-      <w:fldChar w:fldCharType="begin"/>
-      <w:instrText xml:space="preserve"> PAGE </w:instrText>
-      <w:fldChar w:fldCharType="separate"/>
-      <w:t>1</w:t>
-      <w:fldChar w:fldCharType="end"/>
-    </w:r>
-    <w:r>
-      <w:rPr>
-        <w:rFonts w:ascii="Arial Unicode MS" w:hAnsi="Arial Unicode MS" w:eastAsia="Arial Unicode MS" w:cs="Arial Unicode MS"/>
-        <w:color w:val="667085"/>
-        <w:sz w:val="17"/>
-      </w:rPr>
-      <w:t xml:space="preserve"> 页</w:t>
+      <w:t>主题 3.2.0  ·  Obsidian 主题</w:t>
     </w:r>
   </w:p>
 </w:ftr>
@@ -3110,17 +930,12 @@
   <w:p>
     <w:pPr>
       <w:pStyle w:val="Header"/>
-      <w:spacing w:after="60"/>
-      <w:jc w:val="left"/>
-      <w:pBdr>
-        <w:bottom w:val="single" w:sz="5" w:space="4" w:color="D9DCEF"/>
-      </w:pBdr>
     </w:pPr>
     <w:r>
       <w:rPr>
         <w:rFonts w:ascii="Arial Unicode MS" w:hAnsi="Arial Unicode MS" w:eastAsia="Arial Unicode MS" w:cs="Arial Unicode MS"/>
         <w:b/>
-        <w:color w:val="667085"/>
+        <w:color w:val="68748A"/>
         <w:sz w:val="17"/>
       </w:rPr>
       <w:t>星海知枢  |  macOS / Windows 安装指导</w:t>
@@ -3328,60 +1143,6 @@
   </w:num>
   <w:num w:numId="9">
     <w:abstractNumId w:val="0"/>
-  </w:num>
-  <w:abstractNum w:abstractNumId="9">
-    <w:multiLevelType w:val="singleLevel"/>
-    <w:lvl w:ilvl="0">
-      <w:start w:val="1"/>
-      <w:numFmt w:val="decimal"/>
-      <w:lvlText w:val="%1."/>
-      <w:suff w:val="tab"/>
-      <w:pPr>
-        <w:tabs>
-          <w:tab w:val="num" w:pos="540"/>
-        </w:tabs>
-        <w:ind w:left="540" w:hanging="270"/>
-      </w:pPr>
-    </w:lvl>
-  </w:abstractNum>
-  <w:num w:numId="10">
-    <w:abstractNumId w:val="9"/>
-  </w:num>
-  <w:abstractNum w:abstractNumId="10">
-    <w:multiLevelType w:val="singleLevel"/>
-    <w:lvl w:ilvl="0">
-      <w:start w:val="1"/>
-      <w:numFmt w:val="decimal"/>
-      <w:lvlText w:val="%1."/>
-      <w:suff w:val="tab"/>
-      <w:pPr>
-        <w:tabs>
-          <w:tab w:val="num" w:pos="540"/>
-        </w:tabs>
-        <w:ind w:left="540" w:hanging="270"/>
-      </w:pPr>
-    </w:lvl>
-  </w:abstractNum>
-  <w:num w:numId="11">
-    <w:abstractNumId w:val="10"/>
-  </w:num>
-  <w:abstractNum w:abstractNumId="11">
-    <w:multiLevelType w:val="singleLevel"/>
-    <w:lvl w:ilvl="0">
-      <w:start w:val="1"/>
-      <w:numFmt w:val="decimal"/>
-      <w:lvlText w:val="%1."/>
-      <w:suff w:val="tab"/>
-      <w:pPr>
-        <w:tabs>
-          <w:tab w:val="num" w:pos="540"/>
-        </w:tabs>
-        <w:ind w:left="540" w:hanging="270"/>
-      </w:pPr>
-    </w:lvl>
-  </w:abstractNum>
-  <w:num w:numId="12">
-    <w:abstractNumId w:val="11"/>
   </w:num>
 </w:numbering>
 </file>
@@ -3547,12 +1308,11 @@
     <w:qFormat/>
     <w:rsid w:val="00FC693F"/>
     <w:pPr>
-      <w:spacing w:before="0" w:after="120" w:line="300" w:lineRule="auto"/>
+      <w:spacing w:after="120" w:line="300" w:lineRule="auto"/>
     </w:pPr>
     <w:rPr>
-      <w:rFonts w:ascii="Arial Unicode MS" w:hAnsi="Arial Unicode MS" w:eastAsia="Arial Unicode MS" w:cs="Arial Unicode MS"/>
-      <w:color w:val="202536"/>
-      <w:sz w:val="21"/>
+      <w:rFonts w:ascii="Arial Unicode MS" w:hAnsi="Arial Unicode MS" w:eastAsia="Arial Unicode MS"/>
+      <w:sz w:val="22"/>
     </w:rPr>
   </w:style>
   <w:style w:type="paragraph" w:styleId="Header">
@@ -3614,10 +1374,10 @@
       <w:outlineLvl w:val="0"/>
     </w:pPr>
     <w:rPr>
-      <w:rFonts w:asciiTheme="majorHAnsi" w:eastAsiaTheme="majorEastAsia" w:hAnsiTheme="majorHAnsi" w:cstheme="majorBidi" w:ascii="Arial Unicode MS" w:hAnsi="Arial Unicode MS" w:eastAsia="Arial Unicode MS" w:cs="Arial Unicode MS"/>
+      <w:rFonts w:asciiTheme="majorHAnsi" w:eastAsiaTheme="majorEastAsia" w:hAnsiTheme="majorHAnsi" w:cstheme="majorBidi" w:ascii="Arial Unicode MS" w:hAnsi="Arial Unicode MS" w:eastAsia="Arial Unicode MS"/>
       <w:b/>
       <w:bCs/>
-      <w:color w:val="635BFF"/>
+      <w:color w:val="38318B"/>
       <w:sz w:val="32"/>
       <w:szCs w:val="28"/>
     </w:rPr>
@@ -3638,10 +1398,10 @@
       <w:outlineLvl w:val="1"/>
     </w:pPr>
     <w:rPr>
-      <w:rFonts w:asciiTheme="majorHAnsi" w:eastAsiaTheme="majorEastAsia" w:hAnsiTheme="majorHAnsi" w:cstheme="majorBidi" w:ascii="Arial Unicode MS" w:hAnsi="Arial Unicode MS" w:eastAsia="Arial Unicode MS" w:cs="Arial Unicode MS"/>
+      <w:rFonts w:asciiTheme="majorHAnsi" w:eastAsiaTheme="majorEastAsia" w:hAnsiTheme="majorHAnsi" w:cstheme="majorBidi" w:ascii="Arial Unicode MS" w:hAnsi="Arial Unicode MS" w:eastAsia="Arial Unicode MS"/>
       <w:b/>
       <w:bCs/>
-      <w:color w:val="635BFF"/>
+      <w:color w:val="38318B"/>
       <w:sz w:val="26"/>
       <w:szCs w:val="26"/>
     </w:rPr>
@@ -3662,11 +1422,11 @@
       <w:outlineLvl w:val="2"/>
     </w:pPr>
     <w:rPr>
-      <w:rFonts w:asciiTheme="majorHAnsi" w:eastAsiaTheme="majorEastAsia" w:hAnsiTheme="majorHAnsi" w:cstheme="majorBidi" w:ascii="Arial Unicode MS" w:hAnsi="Arial Unicode MS" w:eastAsia="Arial Unicode MS" w:cs="Arial Unicode MS"/>
+      <w:rFonts w:asciiTheme="majorHAnsi" w:eastAsiaTheme="majorEastAsia" w:hAnsiTheme="majorHAnsi" w:cstheme="majorBidi" w:ascii="Arial Unicode MS" w:hAnsi="Arial Unicode MS" w:eastAsia="Arial Unicode MS"/>
       <w:b/>
       <w:bCs/>
-      <w:color w:val="302B73"/>
-      <w:sz w:val="23"/>
+      <w:color w:val="38318B"/>
+      <w:sz w:val="24"/>
     </w:rPr>
   </w:style>
   <w:style w:type="paragraph" w:styleId="Heading4">

--- a/docs/星海知枢-macOS与Windows安装指导说明.docx
+++ b/docs/星海知枢-macOS与Windows安装指导说明.docx
@@ -9,7 +9,7 @@
       </w:pPr>
       <w:r>
         <w:rPr>
-          <w:rFonts w:ascii="Arial Unicode MS" w:hAnsi="Arial Unicode MS" w:eastAsia="Arial Unicode MS" w:cs="Arial Unicode MS"/>
+          <w:rFonts w:ascii="PingFang SC" w:hAnsi="PingFang SC" w:eastAsia="PingFang SC" w:cs="PingFang SC"/>
           <w:b/>
           <w:color w:val="18B9CA"/>
           <w:sz w:val="28"/>
@@ -23,7 +23,7 @@
       </w:pPr>
       <w:r>
         <w:rPr>
-          <w:rFonts w:ascii="Arial Unicode MS" w:hAnsi="Arial Unicode MS" w:eastAsia="Arial Unicode MS" w:cs="Arial Unicode MS"/>
+          <w:rFonts w:ascii="PingFang SC" w:hAnsi="PingFang SC" w:eastAsia="PingFang SC" w:cs="PingFang SC"/>
           <w:b/>
           <w:color w:val="38318B"/>
           <w:sz w:val="54"/>
@@ -38,7 +38,7 @@
       </w:pPr>
       <w:r>
         <w:rPr>
-          <w:rFonts w:ascii="Arial Unicode MS" w:hAnsi="Arial Unicode MS" w:eastAsia="Arial Unicode MS" w:cs="Arial Unicode MS"/>
+          <w:rFonts w:ascii="PingFang SC" w:hAnsi="PingFang SC" w:eastAsia="PingFang SC" w:cs="PingFang SC"/>
           <w:b w:val="0"/>
           <w:color w:val="68748A"/>
           <w:sz w:val="26"/>
@@ -48,26 +48,33 @@
     </w:p>
     <w:tbl>
       <w:tblPr>
-        <w:tblW w:type="auto" w:w="0"/>
+        <w:tblW w:type="dxa" w:w="9360"/>
         <w:jc w:val="left"/>
         <w:tblLayout w:type="fixed"/>
         <w:tblLook w:firstColumn="1" w:firstRow="1" w:lastColumn="0" w:lastRow="0" w:noHBand="0" w:noVBand="1" w:val="04A0"/>
+        <w:tblInd w:w="120" w:type="dxa"/>
       </w:tblPr>
       <w:tblGrid>
-        <w:gridCol w:w="4680"/>
-        <w:gridCol w:w="4680"/>
+        <w:gridCol w:w="2700"/>
+        <w:gridCol w:w="6660"/>
       </w:tblGrid>
       <w:tr>
         <w:tc>
           <w:tcPr>
             <w:tcW w:type="dxa" w:w="2700"/>
+            <w:tcMar>
+              <w:top w:w="80" w:type="dxa"/>
+              <w:bottom w:w="80" w:type="dxa"/>
+              <w:start w:w="120" w:type="dxa"/>
+              <w:end w:w="120" w:type="dxa"/>
+            </w:tcMar>
             <w:shd w:fill="E8EEF5"/>
             <w:vAlign w:val="center"/>
           </w:tcPr>
           <w:p>
             <w:r>
               <w:rPr>
-                <w:rFonts w:ascii="Arial Unicode MS" w:hAnsi="Arial Unicode MS" w:eastAsia="Arial Unicode MS" w:cs="Arial Unicode MS"/>
+                <w:rFonts w:ascii="PingFang SC" w:hAnsi="PingFang SC" w:eastAsia="PingFang SC" w:cs="PingFang SC"/>
                 <w:b/>
                 <w:color w:val="38318B"/>
                 <w:sz w:val="20"/>
@@ -79,13 +86,19 @@
         <w:tc>
           <w:tcPr>
             <w:tcW w:type="dxa" w:w="6660"/>
+            <w:tcMar>
+              <w:top w:w="80" w:type="dxa"/>
+              <w:bottom w:w="80" w:type="dxa"/>
+              <w:start w:w="120" w:type="dxa"/>
+              <w:end w:w="120" w:type="dxa"/>
+            </w:tcMar>
             <w:shd w:fill="E8EEF5"/>
             <w:vAlign w:val="center"/>
           </w:tcPr>
           <w:p>
             <w:r>
               <w:rPr>
-                <w:rFonts w:ascii="Arial Unicode MS" w:hAnsi="Arial Unicode MS" w:eastAsia="Arial Unicode MS" w:cs="Arial Unicode MS"/>
+                <w:rFonts w:ascii="PingFang SC" w:hAnsi="PingFang SC" w:eastAsia="PingFang SC" w:cs="PingFang SC"/>
                 <w:b/>
                 <w:color w:val="38318B"/>
                 <w:sz w:val="20"/>
@@ -99,12 +112,18 @@
         <w:tc>
           <w:tcPr>
             <w:tcW w:type="dxa" w:w="2700"/>
+            <w:tcMar>
+              <w:top w:w="80" w:type="dxa"/>
+              <w:bottom w:w="80" w:type="dxa"/>
+              <w:start w:w="120" w:type="dxa"/>
+              <w:end w:w="120" w:type="dxa"/>
+            </w:tcMar>
             <w:vAlign w:val="center"/>
           </w:tcPr>
           <w:p>
             <w:r>
               <w:rPr>
-                <w:rFonts w:ascii="Arial Unicode MS" w:hAnsi="Arial Unicode MS" w:eastAsia="Arial Unicode MS" w:cs="Arial Unicode MS"/>
+                <w:rFonts w:ascii="PingFang SC" w:hAnsi="PingFang SC" w:eastAsia="PingFang SC" w:cs="PingFang SC"/>
                 <w:b/>
                 <w:color w:val="172033"/>
                 <w:sz w:val="20"/>
@@ -116,17 +135,23 @@
         <w:tc>
           <w:tcPr>
             <w:tcW w:type="dxa" w:w="6660"/>
+            <w:tcMar>
+              <w:top w:w="80" w:type="dxa"/>
+              <w:bottom w:w="80" w:type="dxa"/>
+              <w:start w:w="120" w:type="dxa"/>
+              <w:end w:w="120" w:type="dxa"/>
+            </w:tcMar>
             <w:vAlign w:val="center"/>
           </w:tcPr>
           <w:p>
             <w:r>
               <w:rPr>
-                <w:rFonts w:ascii="Arial Unicode MS" w:hAnsi="Arial Unicode MS" w:eastAsia="Arial Unicode MS" w:cs="Arial Unicode MS"/>
+                <w:rFonts w:ascii="PingFang SC" w:hAnsi="PingFang SC" w:eastAsia="PingFang SC" w:cs="PingFang SC"/>
                 <w:b w:val="0"/>
                 <w:color w:val="172033"/>
                 <w:sz w:val="20"/>
               </w:rPr>
-              <w:t>Obsidian 外观主题，不是社区插件</w:t>
+              <w:t>Obsidian 主题与配套工作台插件</w:t>
             </w:r>
           </w:p>
         </w:tc>
@@ -135,12 +160,18 @@
         <w:tc>
           <w:tcPr>
             <w:tcW w:type="dxa" w:w="2700"/>
+            <w:tcMar>
+              <w:top w:w="80" w:type="dxa"/>
+              <w:bottom w:w="80" w:type="dxa"/>
+              <w:start w:w="120" w:type="dxa"/>
+              <w:end w:w="120" w:type="dxa"/>
+            </w:tcMar>
             <w:vAlign w:val="center"/>
           </w:tcPr>
           <w:p>
             <w:r>
               <w:rPr>
-                <w:rFonts w:ascii="Arial Unicode MS" w:hAnsi="Arial Unicode MS" w:eastAsia="Arial Unicode MS" w:cs="Arial Unicode MS"/>
+                <w:rFonts w:ascii="PingFang SC" w:hAnsi="PingFang SC" w:eastAsia="PingFang SC" w:cs="PingFang SC"/>
                 <w:b/>
                 <w:color w:val="172033"/>
                 <w:sz w:val="20"/>
@@ -152,12 +183,18 @@
         <w:tc>
           <w:tcPr>
             <w:tcW w:type="dxa" w:w="6660"/>
+            <w:tcMar>
+              <w:top w:w="80" w:type="dxa"/>
+              <w:bottom w:w="80" w:type="dxa"/>
+              <w:start w:w="120" w:type="dxa"/>
+              <w:end w:w="120" w:type="dxa"/>
+            </w:tcMar>
             <w:vAlign w:val="center"/>
           </w:tcPr>
           <w:p>
             <w:r>
               <w:rPr>
-                <w:rFonts w:ascii="Arial Unicode MS" w:hAnsi="Arial Unicode MS" w:eastAsia="Arial Unicode MS" w:cs="Arial Unicode MS"/>
+                <w:rFonts w:ascii="PingFang SC" w:hAnsi="PingFang SC" w:eastAsia="PingFang SC" w:cs="PingFang SC"/>
                 <w:b w:val="0"/>
                 <w:color w:val="172033"/>
                 <w:sz w:val="20"/>
@@ -171,12 +208,66 @@
         <w:tc>
           <w:tcPr>
             <w:tcW w:type="dxa" w:w="2700"/>
+            <w:tcMar>
+              <w:top w:w="80" w:type="dxa"/>
+              <w:bottom w:w="80" w:type="dxa"/>
+              <w:start w:w="120" w:type="dxa"/>
+              <w:end w:w="120" w:type="dxa"/>
+            </w:tcMar>
             <w:vAlign w:val="center"/>
           </w:tcPr>
           <w:p>
             <w:r>
               <w:rPr>
-                <w:rFonts w:ascii="Arial Unicode MS" w:hAnsi="Arial Unicode MS" w:eastAsia="Arial Unicode MS" w:cs="Arial Unicode MS"/>
+                <w:rFonts w:ascii="PingFang SC" w:hAnsi="PingFang SC" w:eastAsia="PingFang SC" w:cs="PingFang SC"/>
+                <w:b/>
+                <w:color w:val="172033"/>
+                <w:sz w:val="20"/>
+              </w:rPr>
+              <w:t>插件版本</w:t>
+            </w:r>
+          </w:p>
+        </w:tc>
+        <w:tc>
+          <w:tcPr>
+            <w:tcW w:type="dxa" w:w="6660"/>
+            <w:tcMar>
+              <w:top w:w="80" w:type="dxa"/>
+              <w:bottom w:w="80" w:type="dxa"/>
+              <w:start w:w="120" w:type="dxa"/>
+              <w:end w:w="120" w:type="dxa"/>
+            </w:tcMar>
+            <w:vAlign w:val="center"/>
+          </w:tcPr>
+          <w:p>
+            <w:r>
+              <w:rPr>
+                <w:rFonts w:ascii="PingFang SC" w:hAnsi="PingFang SC" w:eastAsia="PingFang SC" w:cs="PingFang SC"/>
+                <w:b w:val="0"/>
+                <w:color w:val="172033"/>
+                <w:sz w:val="20"/>
+              </w:rPr>
+              <w:t>1.2.6</w:t>
+            </w:r>
+          </w:p>
+        </w:tc>
+      </w:tr>
+      <w:tr>
+        <w:tc>
+          <w:tcPr>
+            <w:tcW w:type="dxa" w:w="2700"/>
+            <w:tcMar>
+              <w:top w:w="80" w:type="dxa"/>
+              <w:bottom w:w="80" w:type="dxa"/>
+              <w:start w:w="120" w:type="dxa"/>
+              <w:end w:w="120" w:type="dxa"/>
+            </w:tcMar>
+            <w:vAlign w:val="center"/>
+          </w:tcPr>
+          <w:p>
+            <w:r>
+              <w:rPr>
+                <w:rFonts w:ascii="PingFang SC" w:hAnsi="PingFang SC" w:eastAsia="PingFang SC" w:cs="PingFang SC"/>
                 <w:b/>
                 <w:color w:val="172033"/>
                 <w:sz w:val="20"/>
@@ -188,12 +279,18 @@
         <w:tc>
           <w:tcPr>
             <w:tcW w:type="dxa" w:w="6660"/>
+            <w:tcMar>
+              <w:top w:w="80" w:type="dxa"/>
+              <w:bottom w:w="80" w:type="dxa"/>
+              <w:start w:w="120" w:type="dxa"/>
+              <w:end w:w="120" w:type="dxa"/>
+            </w:tcMar>
             <w:vAlign w:val="center"/>
           </w:tcPr>
           <w:p>
             <w:r>
               <w:rPr>
-                <w:rFonts w:ascii="Arial Unicode MS" w:hAnsi="Arial Unicode MS" w:eastAsia="Arial Unicode MS" w:cs="Arial Unicode MS"/>
+                <w:rFonts w:ascii="PingFang SC" w:hAnsi="PingFang SC" w:eastAsia="PingFang SC" w:cs="PingFang SC"/>
                 <w:b w:val="0"/>
                 <w:color w:val="172033"/>
                 <w:sz w:val="20"/>
@@ -207,12 +304,18 @@
         <w:tc>
           <w:tcPr>
             <w:tcW w:type="dxa" w:w="2700"/>
+            <w:tcMar>
+              <w:top w:w="80" w:type="dxa"/>
+              <w:bottom w:w="80" w:type="dxa"/>
+              <w:start w:w="120" w:type="dxa"/>
+              <w:end w:w="120" w:type="dxa"/>
+            </w:tcMar>
             <w:vAlign w:val="center"/>
           </w:tcPr>
           <w:p>
             <w:r>
               <w:rPr>
-                <w:rFonts w:ascii="Arial Unicode MS" w:hAnsi="Arial Unicode MS" w:eastAsia="Arial Unicode MS" w:cs="Arial Unicode MS"/>
+                <w:rFonts w:ascii="PingFang SC" w:hAnsi="PingFang SC" w:eastAsia="PingFang SC" w:cs="PingFang SC"/>
                 <w:b/>
                 <w:color w:val="172033"/>
                 <w:sz w:val="20"/>
@@ -224,12 +327,18 @@
         <w:tc>
           <w:tcPr>
             <w:tcW w:type="dxa" w:w="6660"/>
+            <w:tcMar>
+              <w:top w:w="80" w:type="dxa"/>
+              <w:bottom w:w="80" w:type="dxa"/>
+              <w:start w:w="120" w:type="dxa"/>
+              <w:end w:w="120" w:type="dxa"/>
+            </w:tcMar>
             <w:vAlign w:val="center"/>
           </w:tcPr>
           <w:p>
             <w:r>
               <w:rPr>
-                <w:rFonts w:ascii="Arial Unicode MS" w:hAnsi="Arial Unicode MS" w:eastAsia="Arial Unicode MS" w:cs="Arial Unicode MS"/>
+                <w:rFonts w:ascii="PingFang SC" w:hAnsi="PingFang SC" w:eastAsia="PingFang SC" w:cs="PingFang SC"/>
                 <w:b w:val="0"/>
                 <w:color w:val="172033"/>
                 <w:sz w:val="20"/>
@@ -243,12 +352,18 @@
         <w:tc>
           <w:tcPr>
             <w:tcW w:type="dxa" w:w="2700"/>
+            <w:tcMar>
+              <w:top w:w="80" w:type="dxa"/>
+              <w:bottom w:w="80" w:type="dxa"/>
+              <w:start w:w="120" w:type="dxa"/>
+              <w:end w:w="120" w:type="dxa"/>
+            </w:tcMar>
             <w:vAlign w:val="center"/>
           </w:tcPr>
           <w:p>
             <w:r>
               <w:rPr>
-                <w:rFonts w:ascii="Arial Unicode MS" w:hAnsi="Arial Unicode MS" w:eastAsia="Arial Unicode MS" w:cs="Arial Unicode MS"/>
+                <w:rFonts w:ascii="PingFang SC" w:hAnsi="PingFang SC" w:eastAsia="PingFang SC" w:cs="PingFang SC"/>
                 <w:b/>
                 <w:color w:val="172033"/>
                 <w:sz w:val="20"/>
@@ -260,12 +375,18 @@
         <w:tc>
           <w:tcPr>
             <w:tcW w:type="dxa" w:w="6660"/>
+            <w:tcMar>
+              <w:top w:w="80" w:type="dxa"/>
+              <w:bottom w:w="80" w:type="dxa"/>
+              <w:start w:w="120" w:type="dxa"/>
+              <w:end w:w="120" w:type="dxa"/>
+            </w:tcMar>
             <w:vAlign w:val="center"/>
           </w:tcPr>
           <w:p>
             <w:r>
               <w:rPr>
-                <w:rFonts w:ascii="Arial Unicode MS" w:hAnsi="Arial Unicode MS" w:eastAsia="Arial Unicode MS" w:cs="Arial Unicode MS"/>
+                <w:rFonts w:ascii="PingFang SC" w:hAnsi="PingFang SC" w:eastAsia="PingFang SC" w:cs="PingFang SC"/>
                 <w:b w:val="0"/>
                 <w:color w:val="172033"/>
                 <w:sz w:val="20"/>
@@ -279,10 +400,11 @@
     <w:p/>
     <w:tbl>
       <w:tblPr>
-        <w:tblW w:type="auto" w:w="0"/>
+        <w:tblW w:type="dxa" w:w="9360"/>
         <w:jc w:val="left"/>
         <w:tblLayout w:type="fixed"/>
         <w:tblLook w:firstColumn="1" w:firstRow="1" w:lastColumn="0" w:lastRow="0" w:noHBand="0" w:noVBand="1" w:val="04A0"/>
+        <w:tblInd w:w="120" w:type="dxa"/>
       </w:tblPr>
       <w:tblGrid>
         <w:gridCol w:w="9360"/>
@@ -291,12 +413,18 @@
         <w:tc>
           <w:tcPr>
             <w:tcW w:type="dxa" w:w="9360"/>
+            <w:tcMar>
+              <w:top w:w="80" w:type="dxa"/>
+              <w:bottom w:w="80" w:type="dxa"/>
+              <w:start w:w="120" w:type="dxa"/>
+              <w:end w:w="120" w:type="dxa"/>
+            </w:tcMar>
             <w:shd w:fill="EEF2FF"/>
           </w:tcPr>
           <w:p>
             <w:r>
               <w:rPr>
-                <w:rFonts w:ascii="Arial Unicode MS" w:hAnsi="Arial Unicode MS" w:eastAsia="Arial Unicode MS" w:cs="Arial Unicode MS"/>
+                <w:rFonts w:ascii="PingFang SC" w:hAnsi="PingFang SC" w:eastAsia="PingFang SC" w:cs="PingFang SC"/>
                 <w:b/>
                 <w:color w:val="38318B"/>
                 <w:sz w:val="20"/>
@@ -305,12 +433,12 @@
             </w:r>
             <w:r>
               <w:rPr>
-                <w:rFonts w:ascii="Arial Unicode MS" w:hAnsi="Arial Unicode MS" w:eastAsia="Arial Unicode MS" w:cs="Arial Unicode MS"/>
+                <w:rFonts w:ascii="PingFang SC" w:hAnsi="PingFang SC" w:eastAsia="PingFang SC" w:cs="PingFang SC"/>
                 <w:b w:val="0"/>
                 <w:color w:val="172033"/>
                 <w:sz w:val="20"/>
               </w:rPr>
-              <w:t>本次发布只包含主题 CSS 与实际引用的图片资源，不包含 JavaScript、工作台、测试库或任务管理功能。</w:t>
+              <w:t>发布包包含主题和 xinghai-workbench 插件，不包含用户 data.json、测试库、QA 证据或归档数据。</w:t>
             </w:r>
           </w:p>
         </w:tc>
@@ -338,12 +466,12 @@
       </w:pPr>
       <w:r>
         <w:rPr>
-          <w:rFonts w:ascii="Arial Unicode MS" w:hAnsi="Arial Unicode MS" w:eastAsia="Arial Unicode MS" w:cs="Arial Unicode MS"/>
+          <w:rFonts w:ascii="PingFang SC" w:hAnsi="PingFang SC" w:eastAsia="PingFang SC" w:cs="PingFang SC"/>
           <w:b w:val="0"/>
           <w:color w:val="172033"/>
           <w:sz w:val="22"/>
         </w:rPr>
-        <w:t>本包是 Obsidian 主题，不是独立应用、社区插件或工作台。</w:t>
+        <w:t>本包包含 Obsidian 主题 3.2.0 和工作台插件 1.2.6，不是独立应用。</w:t>
       </w:r>
     </w:p>
     <w:p>
@@ -354,7 +482,7 @@
       </w:pPr>
       <w:r>
         <w:rPr>
-          <w:rFonts w:ascii="Arial Unicode MS" w:hAnsi="Arial Unicode MS" w:eastAsia="Arial Unicode MS" w:cs="Arial Unicode MS"/>
+          <w:rFonts w:ascii="PingFang SC" w:hAnsi="PingFang SC" w:eastAsia="PingFang SC" w:cs="PingFang SC"/>
           <w:b w:val="0"/>
           <w:color w:val="172033"/>
           <w:sz w:val="22"/>
@@ -370,7 +498,7 @@
       </w:pPr>
       <w:r>
         <w:rPr>
-          <w:rFonts w:ascii="Arial Unicode MS" w:hAnsi="Arial Unicode MS" w:eastAsia="Arial Unicode MS" w:cs="Arial Unicode MS"/>
+          <w:rFonts w:ascii="PingFang SC" w:hAnsi="PingFang SC" w:eastAsia="PingFang SC" w:cs="PingFang SC"/>
           <w:b w:val="0"/>
           <w:color w:val="172033"/>
           <w:sz w:val="22"/>
@@ -386,7 +514,23 @@
       </w:pPr>
       <w:r>
         <w:rPr>
-          <w:rFonts w:ascii="Arial Unicode MS" w:hAnsi="Arial Unicode MS" w:eastAsia="Arial Unicode MS" w:cs="Arial Unicode MS"/>
+          <w:rFonts w:ascii="PingFang SC" w:hAnsi="PingFang SC" w:eastAsia="PingFang SC" w:cs="PingFang SC"/>
+          <w:b w:val="0"/>
+          <w:color w:val="172033"/>
+          <w:sz w:val="22"/>
+        </w:rPr>
+        <w:t>升级用户另行备份 `.obsidian/plugins/xinghai-workbench/data.json`。</w:t>
+      </w:r>
+    </w:p>
+    <w:p>
+      <w:pPr>
+        <w:pStyle w:val="ListBullet"/>
+        <w:spacing w:after="80"/>
+        <w:ind w:left="540" w:hanging="271"/>
+      </w:pPr>
+      <w:r>
+        <w:rPr>
+          <w:rFonts w:ascii="PingFang SC" w:hAnsi="PingFang SC" w:eastAsia="PingFang SC" w:cs="PingFang SC"/>
           <w:b w:val="0"/>
           <w:color w:val="172033"/>
           <w:sz w:val="22"/>
@@ -404,26 +548,33 @@
     </w:p>
     <w:tbl>
       <w:tblPr>
-        <w:tblW w:type="auto" w:w="0"/>
+        <w:tblW w:type="dxa" w:w="9360"/>
         <w:jc w:val="left"/>
         <w:tblLayout w:type="fixed"/>
         <w:tblLook w:firstColumn="1" w:firstRow="1" w:lastColumn="0" w:lastRow="0" w:noHBand="0" w:noVBand="1" w:val="04A0"/>
+        <w:tblInd w:w="120" w:type="dxa"/>
       </w:tblPr>
       <w:tblGrid>
-        <w:gridCol w:w="4680"/>
-        <w:gridCol w:w="4680"/>
+        <w:gridCol w:w="2700"/>
+        <w:gridCol w:w="6660"/>
       </w:tblGrid>
       <w:tr>
         <w:tc>
           <w:tcPr>
             <w:tcW w:type="dxa" w:w="2700"/>
+            <w:tcMar>
+              <w:top w:w="80" w:type="dxa"/>
+              <w:bottom w:w="80" w:type="dxa"/>
+              <w:start w:w="120" w:type="dxa"/>
+              <w:end w:w="120" w:type="dxa"/>
+            </w:tcMar>
             <w:shd w:fill="E8EEF5"/>
             <w:vAlign w:val="center"/>
           </w:tcPr>
           <w:p>
             <w:r>
               <w:rPr>
-                <w:rFonts w:ascii="Arial Unicode MS" w:hAnsi="Arial Unicode MS" w:eastAsia="Arial Unicode MS" w:cs="Arial Unicode MS"/>
+                <w:rFonts w:ascii="PingFang SC" w:hAnsi="PingFang SC" w:eastAsia="PingFang SC" w:cs="PingFang SC"/>
                 <w:b/>
                 <w:color w:val="38318B"/>
                 <w:sz w:val="20"/>
@@ -435,13 +586,19 @@
         <w:tc>
           <w:tcPr>
             <w:tcW w:type="dxa" w:w="6660"/>
+            <w:tcMar>
+              <w:top w:w="80" w:type="dxa"/>
+              <w:bottom w:w="80" w:type="dxa"/>
+              <w:start w:w="120" w:type="dxa"/>
+              <w:end w:w="120" w:type="dxa"/>
+            </w:tcMar>
             <w:shd w:fill="E8EEF5"/>
             <w:vAlign w:val="center"/>
           </w:tcPr>
           <w:p>
             <w:r>
               <w:rPr>
-                <w:rFonts w:ascii="Arial Unicode MS" w:hAnsi="Arial Unicode MS" w:eastAsia="Arial Unicode MS" w:cs="Arial Unicode MS"/>
+                <w:rFonts w:ascii="PingFang SC" w:hAnsi="PingFang SC" w:eastAsia="PingFang SC" w:cs="PingFang SC"/>
                 <w:b/>
                 <w:color w:val="38318B"/>
                 <w:sz w:val="20"/>
@@ -455,34 +612,46 @@
         <w:tc>
           <w:tcPr>
             <w:tcW w:type="dxa" w:w="2700"/>
+            <w:tcMar>
+              <w:top w:w="80" w:type="dxa"/>
+              <w:bottom w:w="80" w:type="dxa"/>
+              <w:start w:w="120" w:type="dxa"/>
+              <w:end w:w="120" w:type="dxa"/>
+            </w:tcMar>
             <w:vAlign w:val="center"/>
           </w:tcPr>
           <w:p>
             <w:r>
               <w:rPr>
-                <w:rFonts w:ascii="Arial Unicode MS" w:hAnsi="Arial Unicode MS" w:eastAsia="Arial Unicode MS" w:cs="Arial Unicode MS"/>
+                <w:rFonts w:ascii="PingFang SC" w:hAnsi="PingFang SC" w:eastAsia="PingFang SC" w:cs="PingFang SC"/>
                 <w:b/>
                 <w:color w:val="172033"/>
                 <w:sz w:val="20"/>
               </w:rPr>
-              <w:t>manifest.json</w:t>
+              <w:t>星海知枢/</w:t>
             </w:r>
           </w:p>
         </w:tc>
         <w:tc>
           <w:tcPr>
             <w:tcW w:type="dxa" w:w="6660"/>
+            <w:tcMar>
+              <w:top w:w="80" w:type="dxa"/>
+              <w:bottom w:w="80" w:type="dxa"/>
+              <w:start w:w="120" w:type="dxa"/>
+              <w:end w:w="120" w:type="dxa"/>
+            </w:tcMar>
             <w:vAlign w:val="center"/>
           </w:tcPr>
           <w:p>
             <w:r>
               <w:rPr>
-                <w:rFonts w:ascii="Arial Unicode MS" w:hAnsi="Arial Unicode MS" w:eastAsia="Arial Unicode MS" w:cs="Arial Unicode MS"/>
+                <w:rFonts w:ascii="PingFang SC" w:hAnsi="PingFang SC" w:eastAsia="PingFang SC" w:cs="PingFang SC"/>
                 <w:b w:val="0"/>
                 <w:color w:val="172033"/>
                 <w:sz w:val="20"/>
               </w:rPr>
-              <w:t>主题名称、版本和最低 Obsidian 版本。</w:t>
+              <w:t>主题清单、theme.css 与深浅背景图。</w:t>
             </w:r>
           </w:p>
         </w:tc>
@@ -491,34 +660,46 @@
         <w:tc>
           <w:tcPr>
             <w:tcW w:type="dxa" w:w="2700"/>
+            <w:tcMar>
+              <w:top w:w="80" w:type="dxa"/>
+              <w:bottom w:w="80" w:type="dxa"/>
+              <w:start w:w="120" w:type="dxa"/>
+              <w:end w:w="120" w:type="dxa"/>
+            </w:tcMar>
             <w:vAlign w:val="center"/>
           </w:tcPr>
           <w:p>
             <w:r>
               <w:rPr>
-                <w:rFonts w:ascii="Arial Unicode MS" w:hAnsi="Arial Unicode MS" w:eastAsia="Arial Unicode MS" w:cs="Arial Unicode MS"/>
+                <w:rFonts w:ascii="PingFang SC" w:hAnsi="PingFang SC" w:eastAsia="PingFang SC" w:cs="PingFang SC"/>
                 <w:b/>
                 <w:color w:val="172033"/>
                 <w:sz w:val="20"/>
               </w:rPr>
-              <w:t>theme.css</w:t>
+              <w:t>xinghai-workbench/</w:t>
             </w:r>
           </w:p>
         </w:tc>
         <w:tc>
           <w:tcPr>
             <w:tcW w:type="dxa" w:w="6660"/>
+            <w:tcMar>
+              <w:top w:w="80" w:type="dxa"/>
+              <w:bottom w:w="80" w:type="dxa"/>
+              <w:start w:w="120" w:type="dxa"/>
+              <w:end w:w="120" w:type="dxa"/>
+            </w:tcMar>
             <w:vAlign w:val="center"/>
           </w:tcPr>
           <w:p>
             <w:r>
               <w:rPr>
-                <w:rFonts w:ascii="Arial Unicode MS" w:hAnsi="Arial Unicode MS" w:eastAsia="Arial Unicode MS" w:cs="Arial Unicode MS"/>
+                <w:rFonts w:ascii="PingFang SC" w:hAnsi="PingFang SC" w:eastAsia="PingFang SC" w:cs="PingFang SC"/>
                 <w:b w:val="0"/>
                 <w:color w:val="172033"/>
                 <w:sz w:val="20"/>
               </w:rPr>
-              <w:t>主题全部外观规则。</w:t>
+              <w:t>插件清单、main.js、styles.css 与八张运行资源图。</w:t>
             </w:r>
           </w:p>
         </w:tc>
@@ -527,34 +708,46 @@
         <w:tc>
           <w:tcPr>
             <w:tcW w:type="dxa" w:w="2700"/>
+            <w:tcMar>
+              <w:top w:w="80" w:type="dxa"/>
+              <w:bottom w:w="80" w:type="dxa"/>
+              <w:start w:w="120" w:type="dxa"/>
+              <w:end w:w="120" w:type="dxa"/>
+            </w:tcMar>
             <w:vAlign w:val="center"/>
           </w:tcPr>
           <w:p>
             <w:r>
               <w:rPr>
-                <w:rFonts w:ascii="Arial Unicode MS" w:hAnsi="Arial Unicode MS" w:eastAsia="Arial Unicode MS" w:cs="Arial Unicode MS"/>
+                <w:rFonts w:ascii="PingFang SC" w:hAnsi="PingFang SC" w:eastAsia="PingFang SC" w:cs="PingFang SC"/>
                 <w:b/>
                 <w:color w:val="172033"/>
                 <w:sz w:val="20"/>
               </w:rPr>
-              <w:t>starfield-dark</w:t>
+              <w:t>README / INSTALL</w:t>
             </w:r>
           </w:p>
         </w:tc>
         <w:tc>
           <w:tcPr>
             <w:tcW w:type="dxa" w:w="6660"/>
+            <w:tcMar>
+              <w:top w:w="80" w:type="dxa"/>
+              <w:bottom w:w="80" w:type="dxa"/>
+              <w:start w:w="120" w:type="dxa"/>
+              <w:end w:w="120" w:type="dxa"/>
+            </w:tcMar>
             <w:vAlign w:val="center"/>
           </w:tcPr>
           <w:p>
             <w:r>
               <w:rPr>
-                <w:rFonts w:ascii="Arial Unicode MS" w:hAnsi="Arial Unicode MS" w:eastAsia="Arial Unicode MS" w:cs="Arial Unicode MS"/>
+                <w:rFonts w:ascii="PingFang SC" w:hAnsi="PingFang SC" w:eastAsia="PingFang SC" w:cs="PingFang SC"/>
                 <w:b w:val="0"/>
                 <w:color w:val="172033"/>
                 <w:sz w:val="20"/>
               </w:rPr>
-              <w:t>深色模式背景资源。</w:t>
+              <w:t>产品说明与跨平台安装步骤。</w:t>
             </w:r>
           </w:p>
         </w:tc>
@@ -563,34 +756,46 @@
         <w:tc>
           <w:tcPr>
             <w:tcW w:type="dxa" w:w="2700"/>
+            <w:tcMar>
+              <w:top w:w="80" w:type="dxa"/>
+              <w:bottom w:w="80" w:type="dxa"/>
+              <w:start w:w="120" w:type="dxa"/>
+              <w:end w:w="120" w:type="dxa"/>
+            </w:tcMar>
             <w:vAlign w:val="center"/>
           </w:tcPr>
           <w:p>
             <w:r>
               <w:rPr>
-                <w:rFonts w:ascii="Arial Unicode MS" w:hAnsi="Arial Unicode MS" w:eastAsia="Arial Unicode MS" w:cs="Arial Unicode MS"/>
+                <w:rFonts w:ascii="PingFang SC" w:hAnsi="PingFang SC" w:eastAsia="PingFang SC" w:cs="PingFang SC"/>
                 <w:b/>
                 <w:color w:val="172033"/>
                 <w:sz w:val="20"/>
               </w:rPr>
-              <w:t>starfield-light</w:t>
+              <w:t>两份 DOCX</w:t>
             </w:r>
           </w:p>
         </w:tc>
         <w:tc>
           <w:tcPr>
             <w:tcW w:type="dxa" w:w="6660"/>
+            <w:tcMar>
+              <w:top w:w="80" w:type="dxa"/>
+              <w:bottom w:w="80" w:type="dxa"/>
+              <w:start w:w="120" w:type="dxa"/>
+              <w:end w:w="120" w:type="dxa"/>
+            </w:tcMar>
             <w:vAlign w:val="center"/>
           </w:tcPr>
           <w:p>
             <w:r>
               <w:rPr>
-                <w:rFonts w:ascii="Arial Unicode MS" w:hAnsi="Arial Unicode MS" w:eastAsia="Arial Unicode MS" w:cs="Arial Unicode MS"/>
+                <w:rFonts w:ascii="PingFang SC" w:hAnsi="PingFang SC" w:eastAsia="PingFang SC" w:cs="PingFang SC"/>
                 <w:b w:val="0"/>
                 <w:color w:val="172033"/>
                 <w:sz w:val="20"/>
               </w:rPr>
-              <w:t>浅色模式背景资源。</w:t>
+              <w:t>安装指导和工作台操作手册。</w:t>
             </w:r>
           </w:p>
         </w:tc>
@@ -599,10 +804,11 @@
     <w:p/>
     <w:tbl>
       <w:tblPr>
-        <w:tblW w:type="auto" w:w="0"/>
+        <w:tblW w:type="dxa" w:w="9360"/>
         <w:jc w:val="left"/>
         <w:tblLayout w:type="fixed"/>
         <w:tblLook w:firstColumn="1" w:firstRow="1" w:lastColumn="0" w:lastRow="0" w:noHBand="0" w:noVBand="1" w:val="04A0"/>
+        <w:tblInd w:w="120" w:type="dxa"/>
       </w:tblPr>
       <w:tblGrid>
         <w:gridCol w:w="9360"/>
@@ -611,32 +817,43 @@
         <w:tc>
           <w:tcPr>
             <w:tcW w:type="dxa" w:w="9360"/>
+            <w:tcMar>
+              <w:top w:w="80" w:type="dxa"/>
+              <w:bottom w:w="80" w:type="dxa"/>
+              <w:start w:w="120" w:type="dxa"/>
+              <w:end w:w="120" w:type="dxa"/>
+            </w:tcMar>
             <w:shd w:fill="EEF2FF"/>
           </w:tcPr>
           <w:p>
             <w:r>
               <w:rPr>
-                <w:rFonts w:ascii="Arial Unicode MS" w:hAnsi="Arial Unicode MS" w:eastAsia="Arial Unicode MS" w:cs="Arial Unicode MS"/>
+                <w:rFonts w:ascii="PingFang SC" w:hAnsi="PingFang SC" w:eastAsia="PingFang SC" w:cs="PingFang SC"/>
                 <w:b/>
                 <w:color w:val="38318B"/>
                 <w:sz w:val="20"/>
               </w:rPr>
-              <w:t>安全性：</w:t>
+              <w:t>数据说明：</w:t>
             </w:r>
             <w:r>
               <w:rPr>
-                <w:rFonts w:ascii="Arial Unicode MS" w:hAnsi="Arial Unicode MS" w:eastAsia="Arial Unicode MS" w:cs="Arial Unicode MS"/>
+                <w:rFonts w:ascii="PingFang SC" w:hAnsi="PingFang SC" w:eastAsia="PingFang SC" w:cs="PingFang SC"/>
                 <w:b w:val="0"/>
                 <w:color w:val="172033"/>
                 <w:sz w:val="20"/>
               </w:rPr>
-              <w:t>主题不包含 `main.js` 或其他 JavaScript，不会读取、修改或上传 Markdown 笔记。</w:t>
+              <w:t>发布包不含 data.json。插件只在本地读取知识库，并在用户明确操作时创建或修改 Markdown；不上传知识库内容。</w:t>
             </w:r>
           </w:p>
         </w:tc>
       </w:tr>
     </w:tbl>
     <w:p/>
+    <w:p>
+      <w:r>
+        <w:br w:type="page"/>
+      </w:r>
+    </w:p>
     <w:p>
       <w:pPr>
         <w:pStyle w:val="Heading1"/>
@@ -647,66 +864,77 @@
     </w:p>
     <w:p>
       <w:pPr>
-        <w:pStyle w:val="ListNumber"/>
         <w:spacing w:after="80"/>
         <w:ind w:left="540" w:hanging="271"/>
       </w:pPr>
       <w:r>
         <w:rPr>
-          <w:rFonts w:ascii="Arial Unicode MS" w:hAnsi="Arial Unicode MS" w:eastAsia="Arial Unicode MS" w:cs="Arial Unicode MS"/>
+          <w:rFonts w:ascii="PingFang SC" w:hAnsi="PingFang SC" w:eastAsia="PingFang SC" w:cs="PingFang SC"/>
           <w:b w:val="0"/>
           <w:color w:val="172033"/>
           <w:sz w:val="22"/>
         </w:rPr>
-        <w:t>解压 `星海知枢-Obsidian主题-v3.2.0.zip`。</w:t>
+        <w:t>1.  解压 `星海知枢-Obsidian主题-v3.2.0.zip`。</w:t>
       </w:r>
     </w:p>
     <w:p>
       <w:pPr>
-        <w:pStyle w:val="ListNumber"/>
         <w:spacing w:after="80"/>
         <w:ind w:left="540" w:hanging="271"/>
       </w:pPr>
       <w:r>
         <w:rPr>
-          <w:rFonts w:ascii="Arial Unicode MS" w:hAnsi="Arial Unicode MS" w:eastAsia="Arial Unicode MS" w:cs="Arial Unicode MS"/>
+          <w:rFonts w:ascii="PingFang SC" w:hAnsi="PingFang SC" w:eastAsia="PingFang SC" w:cs="PingFang SC"/>
           <w:b w:val="0"/>
           <w:color w:val="172033"/>
           <w:sz w:val="22"/>
         </w:rPr>
-        <w:t>在 Finder 中打开知识库；看不到 `.obsidian` 时按 `Command + Shift + .`。</w:t>
+        <w:t>2.  在 Finder 中打开知识库；看不到 `.obsidian` 时按 `Command + Shift + .`。</w:t>
       </w:r>
     </w:p>
     <w:p>
       <w:pPr>
-        <w:pStyle w:val="ListNumber"/>
         <w:spacing w:after="80"/>
         <w:ind w:left="540" w:hanging="271"/>
       </w:pPr>
       <w:r>
         <w:rPr>
-          <w:rFonts w:ascii="Arial Unicode MS" w:hAnsi="Arial Unicode MS" w:eastAsia="Arial Unicode MS" w:cs="Arial Unicode MS"/>
+          <w:rFonts w:ascii="PingFang SC" w:hAnsi="PingFang SC" w:eastAsia="PingFang SC" w:cs="PingFang SC"/>
           <w:b w:val="0"/>
           <w:color w:val="172033"/>
           <w:sz w:val="22"/>
         </w:rPr>
-        <w:t>把整个 `星海知枢` 文件夹复制到 `知识库/.obsidian/themes/星海知枢/`。</w:t>
+        <w:t>3.  把整个 `星海知枢` 文件夹复制到 `知识库/.obsidian/themes/星海知枢/`。</w:t>
       </w:r>
     </w:p>
     <w:p>
       <w:pPr>
-        <w:pStyle w:val="ListNumber"/>
         <w:spacing w:after="80"/>
         <w:ind w:left="540" w:hanging="271"/>
       </w:pPr>
       <w:r>
         <w:rPr>
-          <w:rFonts w:ascii="Arial Unicode MS" w:hAnsi="Arial Unicode MS" w:eastAsia="Arial Unicode MS" w:cs="Arial Unicode MS"/>
+          <w:rFonts w:ascii="PingFang SC" w:hAnsi="PingFang SC" w:eastAsia="PingFang SC" w:cs="PingFang SC"/>
           <w:b w:val="0"/>
           <w:color w:val="172033"/>
           <w:sz w:val="22"/>
         </w:rPr>
-        <w:t>启动 Obsidian，在“设置 → 外观 → 主题”中选择“星海知枢”。</w:t>
+        <w:t>4.  把整个 `xinghai-workbench` 文件夹复制到 `知识库/.obsidian/plugins/xinghai-workbench/`。</w:t>
+      </w:r>
+    </w:p>
+    <w:p>
+      <w:pPr>
+        <w:spacing w:after="80"/>
+        <w:ind w:left="540" w:hanging="271"/>
+      </w:pPr>
+      <w:r>
+        <w:rPr>
+          <w:rFonts w:ascii="PingFang SC" w:hAnsi="PingFang SC" w:eastAsia="PingFang SC" w:cs="PingFang SC"/>
+          <w:b w:val="0"/>
+          <w:color w:val="172033"/>
+          <w:sz w:val="22"/>
+        </w:rPr>
+        <w:t>5.  启动 Obsidian，在外观设置中选择“星海知枢”，并在社区插件设置中启用“星海知枢工作台”。</w:t>
       </w:r>
     </w:p>
     <w:p>
@@ -719,74 +947,86 @@
     </w:p>
     <w:p>
       <w:pPr>
-        <w:pStyle w:val="ListNumber"/>
         <w:spacing w:after="80"/>
         <w:ind w:left="540" w:hanging="271"/>
       </w:pPr>
       <w:r>
         <w:rPr>
-          <w:rFonts w:ascii="Arial Unicode MS" w:hAnsi="Arial Unicode MS" w:eastAsia="Arial Unicode MS" w:cs="Arial Unicode MS"/>
+          <w:rFonts w:ascii="PingFang SC" w:hAnsi="PingFang SC" w:eastAsia="PingFang SC" w:cs="PingFang SC"/>
           <w:b w:val="0"/>
           <w:color w:val="172033"/>
           <w:sz w:val="22"/>
         </w:rPr>
-        <w:t>解压 `星海知枢-Obsidian主题-v3.2.0.zip`。</w:t>
+        <w:t>1.  解压 `星海知枢-Obsidian主题-v3.2.0.zip`。</w:t>
       </w:r>
     </w:p>
     <w:p>
       <w:pPr>
-        <w:pStyle w:val="ListNumber"/>
         <w:spacing w:after="80"/>
         <w:ind w:left="540" w:hanging="271"/>
       </w:pPr>
       <w:r>
         <w:rPr>
-          <w:rFonts w:ascii="Arial Unicode MS" w:hAnsi="Arial Unicode MS" w:eastAsia="Arial Unicode MS" w:cs="Arial Unicode MS"/>
+          <w:rFonts w:ascii="PingFang SC" w:hAnsi="PingFang SC" w:eastAsia="PingFang SC" w:cs="PingFang SC"/>
           <w:b w:val="0"/>
           <w:color w:val="172033"/>
           <w:sz w:val="22"/>
         </w:rPr>
-        <w:t>在资源管理器中开启“查看 → 显示 → 隐藏的项目”。</w:t>
+        <w:t>2.  在资源管理器中开启“查看 → 显示 → 隐藏的项目”。</w:t>
       </w:r>
     </w:p>
     <w:p>
       <w:pPr>
-        <w:pStyle w:val="ListNumber"/>
         <w:spacing w:after="80"/>
         <w:ind w:left="540" w:hanging="271"/>
       </w:pPr>
       <w:r>
         <w:rPr>
-          <w:rFonts w:ascii="Arial Unicode MS" w:hAnsi="Arial Unicode MS" w:eastAsia="Arial Unicode MS" w:cs="Arial Unicode MS"/>
+          <w:rFonts w:ascii="PingFang SC" w:hAnsi="PingFang SC" w:eastAsia="PingFang SC" w:cs="PingFang SC"/>
           <w:b w:val="0"/>
           <w:color w:val="172033"/>
           <w:sz w:val="22"/>
         </w:rPr>
-        <w:t>把整个 `星海知枢` 文件夹复制到 `知识库\.obsidian\themes\星海知枢\`。</w:t>
+        <w:t>3.  把整个 `星海知枢` 文件夹复制到 `知识库\.obsidian\themes\星海知枢\`。</w:t>
       </w:r>
     </w:p>
     <w:p>
       <w:pPr>
-        <w:pStyle w:val="ListNumber"/>
         <w:spacing w:after="80"/>
         <w:ind w:left="540" w:hanging="271"/>
       </w:pPr>
       <w:r>
         <w:rPr>
-          <w:rFonts w:ascii="Arial Unicode MS" w:hAnsi="Arial Unicode MS" w:eastAsia="Arial Unicode MS" w:cs="Arial Unicode MS"/>
+          <w:rFonts w:ascii="PingFang SC" w:hAnsi="PingFang SC" w:eastAsia="PingFang SC" w:cs="PingFang SC"/>
           <w:b w:val="0"/>
           <w:color w:val="172033"/>
           <w:sz w:val="22"/>
         </w:rPr>
-        <w:t>启动 Obsidian，在“设置 → 外观 → 主题”中选择“星海知枢”。</w:t>
+        <w:t>4.  把整个 `xinghai-workbench` 文件夹复制到 `知识库\.obsidian\plugins\xinghai-workbench\`。</w:t>
+      </w:r>
+    </w:p>
+    <w:p>
+      <w:pPr>
+        <w:spacing w:after="80"/>
+        <w:ind w:left="540" w:hanging="271"/>
+      </w:pPr>
+      <w:r>
+        <w:rPr>
+          <w:rFonts w:ascii="PingFang SC" w:hAnsi="PingFang SC" w:eastAsia="PingFang SC" w:cs="PingFang SC"/>
+          <w:b w:val="0"/>
+          <w:color w:val="172033"/>
+          <w:sz w:val="22"/>
+        </w:rPr>
+        <w:t>5.  启动 Obsidian，在外观设置中选择“星海知枢”，并在社区插件设置中启用“星海知枢工作台”。</w:t>
       </w:r>
     </w:p>
     <w:tbl>
       <w:tblPr>
-        <w:tblW w:type="auto" w:w="0"/>
+        <w:tblW w:type="dxa" w:w="9360"/>
         <w:jc w:val="left"/>
         <w:tblLayout w:type="fixed"/>
         <w:tblLook w:firstColumn="1" w:firstRow="1" w:lastColumn="0" w:lastRow="0" w:noHBand="0" w:noVBand="1" w:val="04A0"/>
+        <w:tblInd w:w="120" w:type="dxa"/>
       </w:tblPr>
       <w:tblGrid>
         <w:gridCol w:w="9360"/>
@@ -795,12 +1035,18 @@
         <w:tc>
           <w:tcPr>
             <w:tcW w:type="dxa" w:w="9360"/>
+            <w:tcMar>
+              <w:top w:w="80" w:type="dxa"/>
+              <w:bottom w:w="80" w:type="dxa"/>
+              <w:start w:w="120" w:type="dxa"/>
+              <w:end w:w="120" w:type="dxa"/>
+            </w:tcMar>
             <w:shd w:fill="FFF1ED"/>
           </w:tcPr>
           <w:p>
             <w:r>
               <w:rPr>
-                <w:rFonts w:ascii="Arial Unicode MS" w:hAnsi="Arial Unicode MS" w:eastAsia="Arial Unicode MS" w:cs="Arial Unicode MS"/>
+                <w:rFonts w:ascii="PingFang SC" w:hAnsi="PingFang SC" w:eastAsia="PingFang SC" w:cs="PingFang SC"/>
                 <w:b/>
                 <w:color w:val="A33424"/>
                 <w:sz w:val="20"/>
@@ -809,12 +1055,12 @@
             </w:r>
             <w:r>
               <w:rPr>
-                <w:rFonts w:ascii="Arial Unicode MS" w:hAnsi="Arial Unicode MS" w:eastAsia="Arial Unicode MS" w:cs="Arial Unicode MS"/>
+                <w:rFonts w:ascii="PingFang SC" w:hAnsi="PingFang SC" w:eastAsia="PingFang SC" w:cs="PingFang SC"/>
                 <w:b w:val="0"/>
                 <w:color w:val="172033"/>
                 <w:sz w:val="20"/>
               </w:rPr>
-              <w:t>不需要管理员权限；不要把主题复制到 Obsidian 程序目录或 `%APPDATA%`。</w:t>
+              <w:t>不需要管理员权限；不要把主题或插件复制到 Obsidian 程序目录或 `%APPDATA%`。</w:t>
             </w:r>
           </w:p>
         </w:tc>
@@ -822,11 +1068,16 @@
     </w:tbl>
     <w:p/>
     <w:p>
+      <w:r>
+        <w:br w:type="page"/>
+      </w:r>
+    </w:p>
+    <w:p>
       <w:pPr>
         <w:pStyle w:val="Heading1"/>
       </w:pPr>
       <w:r>
-        <w:t>5. 验收、升级和回滚</w:t>
+        <w:t>5. 首次启用与验收</w:t>
       </w:r>
     </w:p>
     <w:p>
@@ -837,12 +1088,12 @@
       </w:pPr>
       <w:r>
         <w:rPr>
-          <w:rFonts w:ascii="Arial Unicode MS" w:hAnsi="Arial Unicode MS" w:eastAsia="Arial Unicode MS" w:cs="Arial Unicode MS"/>
+          <w:rFonts w:ascii="PingFang SC" w:hAnsi="PingFang SC" w:eastAsia="PingFang SC" w:cs="PingFang SC"/>
           <w:b w:val="0"/>
           <w:color w:val="172033"/>
           <w:sz w:val="22"/>
         </w:rPr>
-        <w:t>切换深色与浅色模式，确认背景、文字、文件树、标签页和弹窗清晰可读。</w:t>
+        <w:t>点击左侧 Ribbon 的主页图标，或运行命令“打开星海知枢工作台”。</w:t>
       </w:r>
     </w:p>
     <w:p>
@@ -853,12 +1104,12 @@
       </w:pPr>
       <w:r>
         <w:rPr>
-          <w:rFonts w:ascii="Arial Unicode MS" w:hAnsi="Arial Unicode MS" w:eastAsia="Arial Unicode MS" w:cs="Arial Unicode MS"/>
+          <w:rFonts w:ascii="PingFang SC" w:hAnsi="PingFang SC" w:eastAsia="PingFang SC" w:cs="PingFang SC"/>
           <w:b w:val="0"/>
           <w:color w:val="172033"/>
           <w:sz w:val="22"/>
         </w:rPr>
-        <w:t>升级时完全退出 Obsidian，再用新版主题文件夹覆盖旧目录。</w:t>
+        <w:t>按提示设置任务、知识、文章和复盘等内容目录映射。</w:t>
       </w:r>
     </w:p>
     <w:p>
@@ -869,12 +1120,12 @@
       </w:pPr>
       <w:r>
         <w:rPr>
-          <w:rFonts w:ascii="Arial Unicode MS" w:hAnsi="Arial Unicode MS" w:eastAsia="Arial Unicode MS" w:cs="Arial Unicode MS"/>
+          <w:rFonts w:ascii="PingFang SC" w:hAnsi="PingFang SC" w:eastAsia="PingFang SC" w:cs="PingFang SC"/>
           <w:b w:val="0"/>
           <w:color w:val="172033"/>
           <w:sz w:val="22"/>
         </w:rPr>
-        <w:t>回滚时先切换其他主题，再删除 `.obsidian/themes/星海知枢/`。</w:t>
+        <w:t>验证新增任务、新增项目、本周复盘和 25/50 分钟专注功能。</w:t>
       </w:r>
     </w:p>
     <w:p>
@@ -885,14 +1136,145 @@
       </w:pPr>
       <w:r>
         <w:rPr>
-          <w:rFonts w:ascii="Arial Unicode MS" w:hAnsi="Arial Unicode MS" w:eastAsia="Arial Unicode MS" w:cs="Arial Unicode MS"/>
+          <w:rFonts w:ascii="PingFang SC" w:hAnsi="PingFang SC" w:eastAsia="PingFang SC" w:cs="PingFang SC"/>
           <w:b w:val="0"/>
           <w:color w:val="172033"/>
           <w:sz w:val="22"/>
         </w:rPr>
-        <w:t>主题卸载不会删除 Markdown 笔记。</w:t>
+        <w:t>收起左右侧栏，确认左上角和右上角分别出现可执行的展开入口。</w:t>
       </w:r>
     </w:p>
+    <w:p>
+      <w:pPr>
+        <w:pStyle w:val="ListBullet"/>
+        <w:spacing w:after="80"/>
+        <w:ind w:left="540" w:hanging="271"/>
+      </w:pPr>
+      <w:r>
+        <w:rPr>
+          <w:rFonts w:ascii="PingFang SC" w:hAnsi="PingFang SC" w:eastAsia="PingFang SC" w:cs="PingFang SC"/>
+          <w:b w:val="0"/>
+          <w:color w:val="172033"/>
+          <w:sz w:val="22"/>
+        </w:rPr>
+        <w:t>切换深色与浅色模式，确认背景、文字、文件树、标签页和弹窗清晰可读。</w:t>
+      </w:r>
+    </w:p>
+    <w:p>
+      <w:pPr>
+        <w:pStyle w:val="Heading1"/>
+      </w:pPr>
+      <w:r>
+        <w:t>6. 升级、卸载与回滚</w:t>
+      </w:r>
+    </w:p>
+    <w:p>
+      <w:pPr>
+        <w:spacing w:after="80"/>
+        <w:ind w:left="540" w:hanging="271"/>
+      </w:pPr>
+      <w:r>
+        <w:rPr>
+          <w:rFonts w:ascii="PingFang SC" w:hAnsi="PingFang SC" w:eastAsia="PingFang SC" w:cs="PingFang SC"/>
+          <w:b w:val="0"/>
+          <w:color w:val="172033"/>
+          <w:sz w:val="22"/>
+        </w:rPr>
+        <w:t>1.  完全退出 Obsidian，并备份旧插件目录中的 data.json。</w:t>
+      </w:r>
+    </w:p>
+    <w:p>
+      <w:pPr>
+        <w:spacing w:after="80"/>
+        <w:ind w:left="540" w:hanging="271"/>
+      </w:pPr>
+      <w:r>
+        <w:rPr>
+          <w:rFonts w:ascii="PingFang SC" w:hAnsi="PingFang SC" w:eastAsia="PingFang SC" w:cs="PingFang SC"/>
+          <w:b w:val="0"/>
+          <w:color w:val="172033"/>
+          <w:sz w:val="22"/>
+        </w:rPr>
+        <w:t>2.  用新版主题和插件程序文件覆盖对应目录，同时保留原 data.json。</w:t>
+      </w:r>
+    </w:p>
+    <w:p>
+      <w:pPr>
+        <w:spacing w:after="80"/>
+        <w:ind w:left="540" w:hanging="271"/>
+      </w:pPr>
+      <w:r>
+        <w:rPr>
+          <w:rFonts w:ascii="PingFang SC" w:hAnsi="PingFang SC" w:eastAsia="PingFang SC" w:cs="PingFang SC"/>
+          <w:b w:val="0"/>
+          <w:color w:val="172033"/>
+          <w:sz w:val="22"/>
+        </w:rPr>
+        <w:t>3.  卸载时先停用插件并切换其他主题，再删除两个安装目录。</w:t>
+      </w:r>
+    </w:p>
+    <w:p>
+      <w:pPr>
+        <w:spacing w:after="80"/>
+        <w:ind w:left="540" w:hanging="271"/>
+      </w:pPr>
+      <w:r>
+        <w:rPr>
+          <w:rFonts w:ascii="PingFang SC" w:hAnsi="PingFang SC" w:eastAsia="PingFang SC" w:cs="PingFang SC"/>
+          <w:b w:val="0"/>
+          <w:color w:val="172033"/>
+          <w:sz w:val="22"/>
+        </w:rPr>
+        <w:t>4.  重新启动 Obsidian，确认主题 3.2.0 与插件 1.2.6 状态正常。</w:t>
+      </w:r>
+    </w:p>
+    <w:tbl>
+      <w:tblPr>
+        <w:tblW w:type="dxa" w:w="9360"/>
+        <w:jc w:val="left"/>
+        <w:tblLayout w:type="fixed"/>
+        <w:tblLook w:firstColumn="1" w:firstRow="1" w:lastColumn="0" w:lastRow="0" w:noHBand="0" w:noVBand="1" w:val="04A0"/>
+        <w:tblInd w:w="120" w:type="dxa"/>
+      </w:tblPr>
+      <w:tblGrid>
+        <w:gridCol w:w="9360"/>
+      </w:tblGrid>
+      <w:tr>
+        <w:tc>
+          <w:tcPr>
+            <w:tcW w:type="dxa" w:w="9360"/>
+            <w:tcMar>
+              <w:top w:w="80" w:type="dxa"/>
+              <w:bottom w:w="80" w:type="dxa"/>
+              <w:start w:w="120" w:type="dxa"/>
+              <w:end w:w="120" w:type="dxa"/>
+            </w:tcMar>
+            <w:shd w:fill="FFF1ED"/>
+          </w:tcPr>
+          <w:p>
+            <w:r>
+              <w:rPr>
+                <w:rFonts w:ascii="PingFang SC" w:hAnsi="PingFang SC" w:eastAsia="PingFang SC" w:cs="PingFang SC"/>
+                <w:b/>
+                <w:color w:val="A33424"/>
+                <w:sz w:val="20"/>
+              </w:rPr>
+              <w:t>笔记安全：</w:t>
+            </w:r>
+            <w:r>
+              <w:rPr>
+                <w:rFonts w:ascii="PingFang SC" w:hAnsi="PingFang SC" w:eastAsia="PingFang SC" w:cs="PingFang SC"/>
+                <w:b w:val="0"/>
+                <w:color w:val="172033"/>
+                <w:sz w:val="20"/>
+              </w:rPr>
+              <w:t>卸载不会自动删除已创建的 Markdown；如需清理笔记，必须由用户确认具体文件后操作。</w:t>
+            </w:r>
+          </w:p>
+        </w:tc>
+      </w:tr>
+    </w:tbl>
+    <w:p/>
     <w:sectPr>
       <w:headerReference w:type="default" r:id="rId9"/>
       <w:footerReference w:type="default" r:id="rId10"/>
@@ -914,12 +1296,12 @@
     </w:pPr>
     <w:r>
       <w:rPr>
-        <w:rFonts w:ascii="Arial Unicode MS" w:hAnsi="Arial Unicode MS" w:eastAsia="Arial Unicode MS" w:cs="Arial Unicode MS"/>
+        <w:rFonts w:ascii="PingFang SC" w:hAnsi="PingFang SC" w:eastAsia="PingFang SC" w:cs="PingFang SC"/>
         <w:b w:val="0"/>
         <w:color w:val="68748A"/>
         <w:sz w:val="17"/>
       </w:rPr>
-      <w:t>主题 3.2.0  ·  Obsidian 主题</w:t>
+      <w:t>主题 3.2.0  ·  工作台 1.2.6</w:t>
     </w:r>
   </w:p>
 </w:ftr>
@@ -933,7 +1315,7 @@
     </w:pPr>
     <w:r>
       <w:rPr>
-        <w:rFonts w:ascii="Arial Unicode MS" w:hAnsi="Arial Unicode MS" w:eastAsia="Arial Unicode MS" w:cs="Arial Unicode MS"/>
+        <w:rFonts w:ascii="PingFang SC" w:hAnsi="PingFang SC" w:eastAsia="PingFang SC" w:cs="PingFang SC"/>
         <w:b/>
         <w:color w:val="68748A"/>
         <w:sz w:val="17"/>
@@ -1311,7 +1693,7 @@
       <w:spacing w:after="120" w:line="300" w:lineRule="auto"/>
     </w:pPr>
     <w:rPr>
-      <w:rFonts w:ascii="Arial Unicode MS" w:hAnsi="Arial Unicode MS" w:eastAsia="Arial Unicode MS"/>
+      <w:rFonts w:ascii="PingFang SC" w:hAnsi="PingFang SC" w:eastAsia="PingFang SC"/>
       <w:sz w:val="22"/>
     </w:rPr>
   </w:style>
@@ -1374,7 +1756,7 @@
       <w:outlineLvl w:val="0"/>
     </w:pPr>
     <w:rPr>
-      <w:rFonts w:asciiTheme="majorHAnsi" w:eastAsiaTheme="majorEastAsia" w:hAnsiTheme="majorHAnsi" w:cstheme="majorBidi" w:ascii="Arial Unicode MS" w:hAnsi="Arial Unicode MS" w:eastAsia="Arial Unicode MS"/>
+      <w:rFonts w:asciiTheme="majorHAnsi" w:eastAsiaTheme="majorEastAsia" w:hAnsiTheme="majorHAnsi" w:cstheme="majorBidi" w:ascii="PingFang SC" w:hAnsi="PingFang SC" w:eastAsia="PingFang SC"/>
       <w:b/>
       <w:bCs/>
       <w:color w:val="38318B"/>
@@ -1398,7 +1780,7 @@
       <w:outlineLvl w:val="1"/>
     </w:pPr>
     <w:rPr>
-      <w:rFonts w:asciiTheme="majorHAnsi" w:eastAsiaTheme="majorEastAsia" w:hAnsiTheme="majorHAnsi" w:cstheme="majorBidi" w:ascii="Arial Unicode MS" w:hAnsi="Arial Unicode MS" w:eastAsia="Arial Unicode MS"/>
+      <w:rFonts w:asciiTheme="majorHAnsi" w:eastAsiaTheme="majorEastAsia" w:hAnsiTheme="majorHAnsi" w:cstheme="majorBidi" w:ascii="PingFang SC" w:hAnsi="PingFang SC" w:eastAsia="PingFang SC"/>
       <w:b/>
       <w:bCs/>
       <w:color w:val="38318B"/>
@@ -1422,7 +1804,7 @@
       <w:outlineLvl w:val="2"/>
     </w:pPr>
     <w:rPr>
-      <w:rFonts w:asciiTheme="majorHAnsi" w:eastAsiaTheme="majorEastAsia" w:hAnsiTheme="majorHAnsi" w:cstheme="majorBidi" w:ascii="Arial Unicode MS" w:hAnsi="Arial Unicode MS" w:eastAsia="Arial Unicode MS"/>
+      <w:rFonts w:asciiTheme="majorHAnsi" w:eastAsiaTheme="majorEastAsia" w:hAnsiTheme="majorHAnsi" w:cstheme="majorBidi" w:ascii="PingFang SC" w:hAnsi="PingFang SC" w:eastAsia="PingFang SC"/>
       <w:b/>
       <w:bCs/>
       <w:color w:val="38318B"/>
